--- a/backend/app/templates/osvedcenie_z_template.docx
+++ b/backend/app/templates/osvedcenie_z_template.docx
@@ -1089,7 +1089,14 @@
             <w:vAlign w:val="center"/>
           </w:tcPr>
           <w:p>
-            <w:r>
+            <w:pPr>
+              <w:spacing w:before="0" w:after="0" w:line="220" w:lineRule="auto"/>
+            </w:pPr>
+            <w:r>
+              <w:rPr>
+                <w:sz w:val="18"/>
+                <w:szCs w:val="18"/>
+              </w:rPr>
               <w:t>{{ certificate_number }}</w:t>
             </w:r>
           </w:p>
@@ -1204,7 +1211,14 @@
             <w:vAlign w:val="center"/>
           </w:tcPr>
           <w:p>
-            <w:r>
+            <w:pPr>
+              <w:spacing w:before="0" w:after="0" w:line="220" w:lineRule="auto"/>
+            </w:pPr>
+            <w:r>
+              <w:rPr>
+                <w:sz w:val="18"/>
+                <w:szCs w:val="18"/>
+              </w:rPr>
               <w:t>{{ holder_name }}</w:t>
             </w:r>
           </w:p>
@@ -1293,7 +1307,14 @@
             <w:vAlign w:val="center"/>
           </w:tcPr>
           <w:p>
-            <w:r>
+            <w:pPr>
+              <w:spacing w:before="0" w:after="0" w:line="220" w:lineRule="auto"/>
+            </w:pPr>
+            <w:r>
+              <w:rPr>
+                <w:sz w:val="18"/>
+                <w:szCs w:val="18"/>
+              </w:rPr>
               <w:t>{{ holder_street }}</w:t>
             </w:r>
           </w:p>
@@ -1414,7 +1435,14 @@
             <w:vAlign w:val="center"/>
           </w:tcPr>
           <w:p>
-            <w:r>
+            <w:pPr>
+              <w:spacing w:before="0" w:after="0" w:line="220" w:lineRule="auto"/>
+            </w:pPr>
+            <w:r>
+              <w:rPr>
+                <w:sz w:val="18"/>
+                <w:szCs w:val="18"/>
+              </w:rPr>
               <w:t>{{ holder_postal_code }}</w:t>
             </w:r>
           </w:p>
@@ -1491,7 +1519,14 @@
             <w:vAlign w:val="center"/>
           </w:tcPr>
           <w:p>
-            <w:r>
+            <w:pPr>
+              <w:spacing w:before="0" w:after="0" w:line="220" w:lineRule="auto"/>
+            </w:pPr>
+            <w:r>
+              <w:rPr>
+                <w:sz w:val="18"/>
+                <w:szCs w:val="18"/>
+              </w:rPr>
               <w:t>{{ holder_city }}</w:t>
             </w:r>
           </w:p>
@@ -1562,7 +1597,14 @@
             <w:vAlign w:val="center"/>
           </w:tcPr>
           <w:p>
-            <w:r>
+            <w:pPr>
+              <w:spacing w:before="0" w:after="0" w:line="220" w:lineRule="auto"/>
+            </w:pPr>
+            <w:r>
+              <w:rPr>
+                <w:sz w:val="18"/>
+                <w:szCs w:val="18"/>
+              </w:rPr>
               <w:t>{{ holder_country }}</w:t>
             </w:r>
           </w:p>
@@ -1826,7 +1868,14 @@
             <w:vAlign w:val="center"/>
           </w:tcPr>
           <w:p>
-            <w:r>
+            <w:pPr>
+              <w:spacing w:before="0" w:after="0" w:line="220" w:lineRule="auto"/>
+            </w:pPr>
+            <w:r>
+              <w:rPr>
+                <w:sz w:val="18"/>
+                <w:szCs w:val="18"/>
+              </w:rPr>
               <w:t>{{ type_approval_number }}</w:t>
             </w:r>
           </w:p>
@@ -1951,7 +2000,14 @@
             <w:vAlign w:val="center"/>
           </w:tcPr>
           <w:p>
-            <w:r>
+            <w:pPr>
+              <w:spacing w:before="0" w:after="0" w:line="220" w:lineRule="auto"/>
+            </w:pPr>
+            <w:r>
+              <w:rPr>
+                <w:sz w:val="18"/>
+                <w:szCs w:val="18"/>
+              </w:rPr>
               <w:t>{{ tank_manufacturer_name }}</w:t>
             </w:r>
           </w:p>
@@ -2118,7 +2174,14 @@
             <w:vAlign w:val="center"/>
           </w:tcPr>
           <w:p>
-            <w:r>
+            <w:pPr>
+              <w:spacing w:before="0" w:after="0" w:line="220" w:lineRule="auto"/>
+            </w:pPr>
+            <w:r>
+              <w:rPr>
+                <w:sz w:val="18"/>
+                <w:szCs w:val="18"/>
+              </w:rPr>
               <w:t>{{ tank_serial_number }}</w:t>
             </w:r>
           </w:p>
@@ -2243,7 +2306,14 @@
             <w:vAlign w:val="center"/>
           </w:tcPr>
           <w:p>
-            <w:r>
+            <w:pPr>
+              <w:spacing w:before="0" w:after="0" w:line="220" w:lineRule="auto"/>
+            </w:pPr>
+            <w:r>
+              <w:rPr>
+                <w:sz w:val="18"/>
+                <w:szCs w:val="18"/>
+              </w:rPr>
               <w:t>{{ year_of_manufacture }}</w:t>
             </w:r>
           </w:p>
@@ -2499,7 +2569,14 @@
             <w:vAlign w:val="center"/>
           </w:tcPr>
           <w:p>
-            <w:r>
+            <w:pPr>
+              <w:spacing w:before="0" w:after="0" w:line="220" w:lineRule="auto"/>
+            </w:pPr>
+            <w:r>
+              <w:rPr>
+                <w:sz w:val="18"/>
+                <w:szCs w:val="18"/>
+              </w:rPr>
               <w:t>{{ tank_identification }}</w:t>
             </w:r>
           </w:p>
@@ -2521,7 +2598,14 @@
             <w:vAlign w:val="center"/>
           </w:tcPr>
           <w:p>
-            <w:r>
+            <w:pPr>
+              <w:spacing w:before="0" w:after="0" w:line="220" w:lineRule="auto"/>
+            </w:pPr>
+            <w:r>
+              <w:rPr>
+                <w:sz w:val="18"/>
+                <w:szCs w:val="18"/>
+              </w:rPr>
               <w:t>Zvláštne ustanovenia (Special provisions): {{ special_provisions }}</w:t>
             </w:r>
           </w:p>
@@ -2538,7 +2622,14 @@
             <w:vAlign w:val="center"/>
           </w:tcPr>
           <w:p>
-            <w:r>
+            <w:pPr>
+              <w:spacing w:before="0" w:after="0" w:line="220" w:lineRule="auto"/>
+            </w:pPr>
+            <w:r>
+              <w:rPr>
+                <w:sz w:val="18"/>
+                <w:szCs w:val="18"/>
+              </w:rPr>
               <w:t>Kód cisterny (Tank code): {{ tank_code }}</w:t>
             </w:r>
           </w:p>
@@ -3331,7 +3422,14 @@
             <w:vAlign w:val="center"/>
           </w:tcPr>
           <w:p>
-            <w:r>
+            <w:pPr>
+              <w:spacing w:before="0" w:after="0" w:line="220" w:lineRule="auto"/>
+            </w:pPr>
+            <w:r>
+              <w:rPr>
+                <w:sz w:val="18"/>
+                <w:szCs w:val="18"/>
+              </w:rPr>
               <w:t>{{ test_pressure }} bar</w:t>
             </w:r>
           </w:p>
@@ -3480,7 +3578,14 @@
             <w:vAlign w:val="center"/>
           </w:tcPr>
           <w:p>
-            <w:r>
+            <w:pPr>
+              <w:spacing w:before="0" w:after="0" w:line="220" w:lineRule="auto"/>
+            </w:pPr>
+            <w:r>
+              <w:rPr>
+                <w:sz w:val="18"/>
+                <w:szCs w:val="18"/>
+              </w:rPr>
               <w:t>{{ working_pressure }} bar</w:t>
             </w:r>
           </w:p>
@@ -3603,7 +3708,14 @@
             <w:vAlign w:val="center"/>
           </w:tcPr>
           <w:p>
-            <w:r>
+            <w:pPr>
+              <w:spacing w:before="0" w:after="0" w:line="220" w:lineRule="auto"/>
+            </w:pPr>
+            <w:r>
+              <w:rPr>
+                <w:sz w:val="18"/>
+                <w:szCs w:val="18"/>
+              </w:rPr>
               <w:t>{{ calculation_pressure }} bar</w:t>
             </w:r>
           </w:p>
@@ -3877,7 +3989,14 @@
             <w:vAlign w:val="center"/>
           </w:tcPr>
           <w:p>
-            <w:r>
+            <w:pPr>
+              <w:spacing w:before="0" w:after="0" w:line="220" w:lineRule="auto"/>
+            </w:pPr>
+            <w:r>
+              <w:rPr>
+                <w:sz w:val="18"/>
+                <w:szCs w:val="18"/>
+              </w:rPr>
               <w:t>{{ safety_valve_pressure }} bar**</w:t>
             </w:r>
           </w:p>
@@ -4033,7 +4152,14 @@
             <w:vAlign w:val="center"/>
           </w:tcPr>
           <w:p>
-            <w:r>
+            <w:pPr>
+              <w:spacing w:before="0" w:after="0" w:line="220" w:lineRule="auto"/>
+            </w:pPr>
+            <w:r>
+              <w:rPr>
+                <w:sz w:val="18"/>
+                <w:szCs w:val="18"/>
+              </w:rPr>
               <w:t>{{ vacuum_valve_pressure }} bar**</w:t>
             </w:r>
           </w:p>
@@ -4549,7 +4675,14 @@
             <w:vAlign w:val="center"/>
           </w:tcPr>
           <w:p>
-            <w:r>
+            <w:pPr>
+              <w:spacing w:before="0" w:after="0" w:line="220" w:lineRule="auto"/>
+            </w:pPr>
+            <w:r>
+              <w:rPr>
+                <w:sz w:val="18"/>
+                <w:szCs w:val="18"/>
+              </w:rPr>
               <w:t>{{ capacity_liters }}</w:t>
             </w:r>
           </w:p>
@@ -7210,31 +7343,66 @@
             <w:vAlign w:val="center"/>
           </w:tcPr>
           <w:p>
-            <w:r>
+            <w:pPr>
+              <w:spacing w:before="0" w:after="0" w:line="220" w:lineRule="auto"/>
+            </w:pPr>
+            <w:r>
+              <w:rPr>
+                <w:sz w:val="18"/>
+                <w:szCs w:val="18"/>
+              </w:rPr>
               <w:t>Poznámky:</w:t>
               <w:br/>
             </w:r>
           </w:p>
           <w:p>
-            <w:r>
+            <w:pPr>
+              <w:spacing w:before="0" w:after="0" w:line="220" w:lineRule="auto"/>
+            </w:pPr>
+            <w:r>
+              <w:rPr>
+                <w:sz w:val="18"/>
+                <w:szCs w:val="18"/>
+              </w:rPr>
               <w:t>{{ remarks }}</w:t>
               <w:br/>
             </w:r>
           </w:p>
           <w:p>
-            <w:r>
+            <w:pPr>
+              <w:spacing w:before="0" w:after="0" w:line="220" w:lineRule="auto"/>
+            </w:pPr>
+            <w:r>
+              <w:rPr>
+                <w:sz w:val="18"/>
+                <w:szCs w:val="18"/>
+              </w:rPr>
               <w:t>Ložné látky: {{ cargo_substances }}</w:t>
               <w:br/>
             </w:r>
           </w:p>
           <w:p>
-            <w:r>
+            <w:pPr>
+              <w:spacing w:before="0" w:after="0" w:line="220" w:lineRule="auto"/>
+            </w:pPr>
+            <w:r>
+              <w:rPr>
+                <w:sz w:val="18"/>
+                <w:szCs w:val="18"/>
+              </w:rPr>
               <w:t>* Hrúbka skutočne nameraná je uvedená v priloženom protokole.</w:t>
               <w:br/>
             </w:r>
           </w:p>
           <w:p>
-            <w:r>
+            <w:pPr>
+              <w:spacing w:before="0" w:after="0" w:line="220" w:lineRule="auto"/>
+            </w:pPr>
+            <w:r>
+              <w:rPr>
+                <w:sz w:val="18"/>
+                <w:szCs w:val="18"/>
+              </w:rPr>
               <w:t>** Nastavenie poistných ventilov podľa priloženého protokolu.</w:t>
             </w:r>
           </w:p>
@@ -7760,7 +7928,14 @@
             <w:vAlign w:val="center"/>
           </w:tcPr>
           <w:p>
-            <w:r>
+            <w:pPr>
+              <w:spacing w:before="0" w:after="0" w:line="220" w:lineRule="auto"/>
+            </w:pPr>
+            <w:r>
+              <w:rPr>
+                <w:sz w:val="18"/>
+                <w:szCs w:val="18"/>
+              </w:rPr>
               <w:t>{{ tank_plate_stamp }}</w:t>
             </w:r>
           </w:p>
@@ -7925,7 +8100,14 @@
             <w:vAlign w:val="center"/>
           </w:tcPr>
           <w:p>
-            <w:r>
+            <w:pPr>
+              <w:spacing w:before="0" w:after="0" w:line="220" w:lineRule="auto"/>
+            </w:pPr>
+            <w:r>
+              <w:rPr>
+                <w:sz w:val="18"/>
+                <w:szCs w:val="18"/>
+              </w:rPr>
               <w:t>{{ next_inspection }}</w:t>
             </w:r>
           </w:p>
@@ -7947,13 +8129,27 @@
             </w:tcBorders>
           </w:tcPr>
           <w:p>
-            <w:r>
+            <w:pPr>
+              <w:spacing w:before="0" w:after="0" w:line="220" w:lineRule="auto"/>
+            </w:pPr>
+            <w:r>
+              <w:rPr>
+                <w:sz w:val="18"/>
+                <w:szCs w:val="18"/>
+              </w:rPr>
               <w:t>Miesto a dátum kontroly</w:t>
               <w:br/>
             </w:r>
           </w:p>
           <w:p>
-            <w:r>
+            <w:pPr>
+              <w:spacing w:before="0" w:after="0" w:line="220" w:lineRule="auto"/>
+            </w:pPr>
+            <w:r>
+              <w:rPr>
+                <w:sz w:val="18"/>
+                <w:szCs w:val="18"/>
+              </w:rPr>
               <w:t>{{ inspection_place }}, {{ inspection_date }}</w:t>
             </w:r>
           </w:p>
@@ -7970,13 +8166,27 @@
             </w:tcBorders>
           </w:tcPr>
           <w:p>
-            <w:r>
+            <w:pPr>
+              <w:spacing w:before="0" w:after="0" w:line="220" w:lineRule="auto"/>
+            </w:pPr>
+            <w:r>
+              <w:rPr>
+                <w:sz w:val="18"/>
+                <w:szCs w:val="18"/>
+              </w:rPr>
               <w:t>Dátum vydania</w:t>
               <w:br/>
             </w:r>
           </w:p>
           <w:p>
-            <w:r>
+            <w:pPr>
+              <w:spacing w:before="0" w:after="0" w:line="220" w:lineRule="auto"/>
+            </w:pPr>
+            <w:r>
+              <w:rPr>
+                <w:sz w:val="18"/>
+                <w:szCs w:val="18"/>
+              </w:rPr>
               <w:t>{{ inspection_date }}</w:t>
             </w:r>
           </w:p>
@@ -7993,13 +8203,27 @@
             </w:tcBorders>
           </w:tcPr>
           <w:p>
-            <w:r>
+            <w:pPr>
+              <w:spacing w:before="0" w:after="0" w:line="220" w:lineRule="auto"/>
+            </w:pPr>
+            <w:r>
+              <w:rPr>
+                <w:sz w:val="18"/>
+                <w:szCs w:val="18"/>
+              </w:rPr>
               <w:t>Meno inšpektora, podpis a pečiatka</w:t>
               <w:br/>
             </w:r>
           </w:p>
           <w:p>
-            <w:r>
+            <w:pPr>
+              <w:spacing w:before="0" w:after="0" w:line="220" w:lineRule="auto"/>
+            </w:pPr>
+            <w:r>
+              <w:rPr>
+                <w:sz w:val="18"/>
+                <w:szCs w:val="18"/>
+              </w:rPr>
               <w:t>{{ inspector_name }}</w:t>
             </w:r>
           </w:p>

--- a/backend/app/templates/osvedcenie_z_template.docx
+++ b/backend/app/templates/osvedcenie_z_template.docx
@@ -1091,6 +1091,7 @@
           <w:p>
             <w:pPr>
               <w:spacing w:before="0" w:after="0" w:line="220" w:lineRule="auto"/>
+              <w:jc w:val="center"/>
             </w:pPr>
             <w:r>
               <w:rPr>
@@ -1213,6 +1214,7 @@
           <w:p>
             <w:pPr>
               <w:spacing w:before="0" w:after="0" w:line="220" w:lineRule="auto"/>
+              <w:jc w:val="center"/>
             </w:pPr>
             <w:r>
               <w:rPr>
@@ -1309,6 +1311,7 @@
           <w:p>
             <w:pPr>
               <w:spacing w:before="0" w:after="0" w:line="220" w:lineRule="auto"/>
+              <w:jc w:val="center"/>
             </w:pPr>
             <w:r>
               <w:rPr>
@@ -1437,6 +1440,7 @@
           <w:p>
             <w:pPr>
               <w:spacing w:before="0" w:after="0" w:line="220" w:lineRule="auto"/>
+              <w:jc w:val="center"/>
             </w:pPr>
             <w:r>
               <w:rPr>
@@ -1521,6 +1525,7 @@
           <w:p>
             <w:pPr>
               <w:spacing w:before="0" w:after="0" w:line="220" w:lineRule="auto"/>
+              <w:jc w:val="center"/>
             </w:pPr>
             <w:r>
               <w:rPr>
@@ -1599,6 +1604,7 @@
           <w:p>
             <w:pPr>
               <w:spacing w:before="0" w:after="0" w:line="220" w:lineRule="auto"/>
+              <w:jc w:val="center"/>
             </w:pPr>
             <w:r>
               <w:rPr>
@@ -1870,6 +1876,7 @@
           <w:p>
             <w:pPr>
               <w:spacing w:before="0" w:after="0" w:line="220" w:lineRule="auto"/>
+              <w:jc w:val="center"/>
             </w:pPr>
             <w:r>
               <w:rPr>
@@ -2002,6 +2009,7 @@
           <w:p>
             <w:pPr>
               <w:spacing w:before="0" w:after="0" w:line="220" w:lineRule="auto"/>
+              <w:jc w:val="center"/>
             </w:pPr>
             <w:r>
               <w:rPr>
@@ -2176,6 +2184,7 @@
           <w:p>
             <w:pPr>
               <w:spacing w:before="0" w:after="0" w:line="220" w:lineRule="auto"/>
+              <w:jc w:val="center"/>
             </w:pPr>
             <w:r>
               <w:rPr>
@@ -2308,6 +2317,7 @@
           <w:p>
             <w:pPr>
               <w:spacing w:before="0" w:after="0" w:line="220" w:lineRule="auto"/>
+              <w:jc w:val="center"/>
             </w:pPr>
             <w:r>
               <w:rPr>
@@ -2478,6 +2488,13 @@
                 <w:szCs w:val="18"/>
               </w:rPr>
             </w:pPr>
+            <w:r>
+              <w:rPr>
+                <w:sz w:val="18"/>
+                <w:szCs w:val="18"/>
+              </w:rPr>
+              <w:t>{{ last_inspection_label }}</w:t>
+            </w:r>
           </w:p>
         </w:tc>
       </w:tr>
@@ -2571,6 +2588,7 @@
           <w:p>
             <w:pPr>
               <w:spacing w:before="0" w:after="0" w:line="220" w:lineRule="auto"/>
+              <w:jc w:val="center"/>
             </w:pPr>
             <w:r>
               <w:rPr>
@@ -2859,7 +2877,7 @@
                 <w:sz w:val="18"/>
                 <w:szCs w:val="18"/>
               </w:rPr>
-              <w:t>6 mm / *</w:t>
+              <w:t>{{ shell_thickness_required_measured }}</w:t>
             </w:r>
           </w:p>
         </w:tc>
@@ -3086,7 +3104,7 @@
                 <w:sz w:val="18"/>
                 <w:szCs w:val="18"/>
               </w:rPr>
-              <w:t>6 mm / *</w:t>
+              <w:t>{{ head_thickness_required_measured }}</w:t>
             </w:r>
           </w:p>
         </w:tc>
@@ -3424,6 +3442,7 @@
           <w:p>
             <w:pPr>
               <w:spacing w:before="0" w:after="0" w:line="220" w:lineRule="auto"/>
+              <w:jc w:val="center"/>
             </w:pPr>
             <w:r>
               <w:rPr>
@@ -3580,6 +3599,7 @@
           <w:p>
             <w:pPr>
               <w:spacing w:before="0" w:after="0" w:line="220" w:lineRule="auto"/>
+              <w:jc w:val="center"/>
             </w:pPr>
             <w:r>
               <w:rPr>
@@ -3710,6 +3730,7 @@
           <w:p>
             <w:pPr>
               <w:spacing w:before="0" w:after="0" w:line="220" w:lineRule="auto"/>
+              <w:jc w:val="center"/>
             </w:pPr>
             <w:r>
               <w:rPr>
@@ -3991,6 +4012,7 @@
           <w:p>
             <w:pPr>
               <w:spacing w:before="0" w:after="0" w:line="220" w:lineRule="auto"/>
+              <w:jc w:val="center"/>
             </w:pPr>
             <w:r>
               <w:rPr>
@@ -4154,6 +4176,7 @@
           <w:p>
             <w:pPr>
               <w:spacing w:before="0" w:after="0" w:line="220" w:lineRule="auto"/>
+              <w:jc w:val="center"/>
             </w:pPr>
             <w:r>
               <w:rPr>
@@ -4677,6 +4700,7 @@
           <w:p>
             <w:pPr>
               <w:spacing w:before="0" w:after="0" w:line="220" w:lineRule="auto"/>
+              <w:jc w:val="center"/>
             </w:pPr>
             <w:r>
               <w:rPr>
@@ -7358,6 +7382,7 @@
           <w:p>
             <w:pPr>
               <w:spacing w:before="0" w:after="0" w:line="220" w:lineRule="auto"/>
+              <w:jc w:val="center"/>
             </w:pPr>
             <w:r>
               <w:rPr>
@@ -7930,6 +7955,7 @@
           <w:p>
             <w:pPr>
               <w:spacing w:before="0" w:after="0" w:line="220" w:lineRule="auto"/>
+              <w:jc w:val="center"/>
             </w:pPr>
             <w:r>
               <w:rPr>
@@ -8102,6 +8128,7 @@
           <w:p>
             <w:pPr>
               <w:spacing w:before="0" w:after="0" w:line="220" w:lineRule="auto"/>
+              <w:jc w:val="center"/>
             </w:pPr>
             <w:r>
               <w:rPr>
@@ -8144,6 +8171,7 @@
           <w:p>
             <w:pPr>
               <w:spacing w:before="0" w:after="0" w:line="220" w:lineRule="auto"/>
+              <w:jc w:val="center"/>
             </w:pPr>
             <w:r>
               <w:rPr>
@@ -8181,6 +8209,7 @@
           <w:p>
             <w:pPr>
               <w:spacing w:before="0" w:after="0" w:line="220" w:lineRule="auto"/>
+              <w:jc w:val="center"/>
             </w:pPr>
             <w:r>
               <w:rPr>
@@ -8218,6 +8247,7 @@
           <w:p>
             <w:pPr>
               <w:spacing w:before="0" w:after="0" w:line="220" w:lineRule="auto"/>
+              <w:jc w:val="center"/>
             </w:pPr>
             <w:r>
               <w:rPr>

--- a/backend/app/templates/osvedcenie_z_template.docx
+++ b/backend/app/templates/osvedcenie_z_template.docx
@@ -2621,10 +2621,26 @@
             </w:pPr>
             <w:r>
               <w:rPr>
-                <w:sz w:val="18"/>
-                <w:szCs w:val="18"/>
-              </w:rPr>
-              <w:t>Zvláštne ustanovenia (Special provisions): {{ special_provisions }}</w:t>
+                <w:b/>
+                <w:sz w:val="18"/>
+                <w:szCs w:val="18"/>
+              </w:rPr>
+              <w:t xml:space="preserve">Zvláštne ustanovenia </w:t>
+            </w:r>
+            <w:r>
+              <w:rPr>
+                <w:i/>
+                <w:sz w:val="18"/>
+                <w:szCs w:val="18"/>
+              </w:rPr>
+              <w:t>(Special provisions):</w:t>
+            </w:r>
+            <w:r>
+              <w:rPr>
+                <w:sz w:val="18"/>
+                <w:szCs w:val="18"/>
+              </w:rPr>
+              <w:t xml:space="preserve"> {{ special_provisions }}</w:t>
             </w:r>
           </w:p>
         </w:tc>
@@ -2645,10 +2661,26 @@
             </w:pPr>
             <w:r>
               <w:rPr>
-                <w:sz w:val="18"/>
-                <w:szCs w:val="18"/>
-              </w:rPr>
-              <w:t>Kód cisterny (Tank code): {{ tank_code }}</w:t>
+                <w:b/>
+                <w:sz w:val="18"/>
+                <w:szCs w:val="18"/>
+              </w:rPr>
+              <w:t xml:space="preserve">Kód cisterny </w:t>
+            </w:r>
+            <w:r>
+              <w:rPr>
+                <w:i/>
+                <w:sz w:val="18"/>
+                <w:szCs w:val="18"/>
+              </w:rPr>
+              <w:t>(Tank code):</w:t>
+            </w:r>
+            <w:r>
+              <w:rPr>
+                <w:sz w:val="18"/>
+                <w:szCs w:val="18"/>
+              </w:rPr>
+              <w:t xml:space="preserve"> {{ tank_code }}</w:t>
             </w:r>
           </w:p>
         </w:tc>
@@ -5509,6 +5541,16 @@
                 <w:szCs w:val="18"/>
               </w:rPr>
             </w:pPr>
+            <w:r>
+              <w:rPr>
+                <w:rFonts w:cstheme="minorHAnsi"/>
+                <w:b/>
+                <w:bCs/>
+                <w:sz w:val="18"/>
+                <w:szCs w:val="18"/>
+              </w:rPr>
+              <w:t>{{ inspection_type_initial_mark }}</w:t>
+            </w:r>
           </w:p>
         </w:tc>
         <w:tc>
@@ -5532,6 +5574,16 @@
                 <w:szCs w:val="18"/>
               </w:rPr>
             </w:pPr>
+            <w:r>
+              <w:rPr>
+                <w:rFonts w:cstheme="minorHAnsi"/>
+                <w:b/>
+                <w:bCs/>
+                <w:sz w:val="18"/>
+                <w:szCs w:val="18"/>
+              </w:rPr>
+              <w:t>{{ inspection_type_periodic_mark }}</w:t>
+            </w:r>
           </w:p>
         </w:tc>
         <w:tc>
@@ -5556,6 +5608,16 @@
                 <w:szCs w:val="18"/>
               </w:rPr>
             </w:pPr>
+            <w:r>
+              <w:rPr>
+                <w:rFonts w:cstheme="minorHAnsi"/>
+                <w:b/>
+                <w:bCs/>
+                <w:sz w:val="18"/>
+                <w:szCs w:val="18"/>
+              </w:rPr>
+              <w:t>{{ inspection_type_intermediate_mark }}</w:t>
+            </w:r>
           </w:p>
         </w:tc>
         <w:tc>
@@ -5579,6 +5641,16 @@
                 <w:szCs w:val="18"/>
               </w:rPr>
             </w:pPr>
+            <w:r>
+              <w:rPr>
+                <w:rFonts w:cstheme="minorHAnsi"/>
+                <w:b/>
+                <w:bCs/>
+                <w:sz w:val="18"/>
+                <w:szCs w:val="18"/>
+              </w:rPr>
+              <w:t>{{ inspection_type_exceptional_mark }}</w:t>
+            </w:r>
           </w:p>
         </w:tc>
       </w:tr>

--- a/backend/app/templates/osvedcenie_z_template.docx
+++ b/backend/app/templates/osvedcenie_z_template.docx
@@ -1,8 +1,8 @@
 
 <file path=word/document.xml><?xml version="1.0" encoding="utf-8"?>
-<w:document xmlns:ns1="http://schemas.openxmlformats.org/markup-compatibility/2006" xmlns:ns2="http://schemas.microsoft.com/office/word/2010/wordml" xmlns:ns3="urn:schemas-microsoft-com:vml" xmlns:ns4="urn:schemas-microsoft-com:office:office" xmlns:ns5="http://schemas.openxmlformats.org/officeDocument/2006/relationships" xmlns:w="http://schemas.openxmlformats.org/wordprocessingml/2006/main" ns1:Ignorable="w14 w15 w16se w16cid w16 w16cex w16sdtdh w16du wp14">
+<w:document xmlns:wpc="http://schemas.microsoft.com/office/word/2010/wordprocessingCanvas" xmlns:cx="http://schemas.microsoft.com/office/drawing/2014/chartex" xmlns:cx1="http://schemas.microsoft.com/office/drawing/2015/9/8/chartex" xmlns:cx2="http://schemas.microsoft.com/office/drawing/2015/10/21/chartex" xmlns:cx3="http://schemas.microsoft.com/office/drawing/2016/5/9/chartex" xmlns:cx4="http://schemas.microsoft.com/office/drawing/2016/5/10/chartex" xmlns:cx5="http://schemas.microsoft.com/office/drawing/2016/5/11/chartex" xmlns:cx6="http://schemas.microsoft.com/office/drawing/2016/5/12/chartex" xmlns:cx7="http://schemas.microsoft.com/office/drawing/2016/5/13/chartex" xmlns:cx8="http://schemas.microsoft.com/office/drawing/2016/5/14/chartex" xmlns:mc="http://schemas.openxmlformats.org/markup-compatibility/2006" xmlns:aink="http://schemas.microsoft.com/office/drawing/2016/ink" xmlns:am3d="http://schemas.microsoft.com/office/drawing/2017/model3d" xmlns:o="urn:schemas-microsoft-com:office:office" xmlns:oel="http://schemas.microsoft.com/office/2019/extlst" xmlns:r="http://schemas.openxmlformats.org/officeDocument/2006/relationships" xmlns:m="http://schemas.openxmlformats.org/officeDocument/2006/math" xmlns:v="urn:schemas-microsoft-com:vml" xmlns:wp14="http://schemas.microsoft.com/office/word/2010/wordprocessingDrawing" xmlns:wp="http://schemas.openxmlformats.org/drawingml/2006/wordprocessingDrawing" xmlns:w10="urn:schemas-microsoft-com:office:word" xmlns:w="http://schemas.openxmlformats.org/wordprocessingml/2006/main" xmlns:w14="http://schemas.microsoft.com/office/word/2010/wordml" xmlns:w15="http://schemas.microsoft.com/office/word/2012/wordml" xmlns:w16cex="http://schemas.microsoft.com/office/word/2018/wordml/cex" xmlns:w16cid="http://schemas.microsoft.com/office/word/2016/wordml/cid" xmlns:w16="http://schemas.microsoft.com/office/word/2018/wordml" xmlns:w16du="http://schemas.microsoft.com/office/word/2023/wordml/word16du" xmlns:w16sdtdh="http://schemas.microsoft.com/office/word/2020/wordml/sdtdatahash" xmlns:w16sdtfl="http://schemas.microsoft.com/office/word/2024/wordml/sdtformatlock" xmlns:w16se="http://schemas.microsoft.com/office/word/2015/wordml/symex" xmlns:wpg="http://schemas.microsoft.com/office/word/2010/wordprocessingGroup" xmlns:wpi="http://schemas.microsoft.com/office/word/2010/wordprocessingInk" xmlns:wne="http://schemas.microsoft.com/office/word/2006/wordml" xmlns:wps="http://schemas.microsoft.com/office/word/2010/wordprocessingShape" mc:Ignorable="w14 w15 w16se w16cid w16 w16cex w16sdtdh w16sdtfl w16du wp14">
   <w:body>
-    <w:p ns2:paraId="1BD683F5" ns2:textId="5EB82A50">
+    <w:p>
       <w:pPr>
         <w:pStyle w:val="Hlavika"/>
         <w:jc w:val="center"/>
@@ -23,71 +23,71 @@
           <w:sz w:val="32"/>
           <w:szCs w:val="32"/>
         </w:rPr>
-        <w:pict ns2:anchorId="26B06504">
-          <ns3:group id="_x0000_s2050" style="position:absolute;left:0;text-align:left;margin-left:376.25pt;margin-top:-16.6pt;width:114.4pt;height:41.45pt;z-index:251658240" coordorigin="1907,4708" coordsize="7289,2643">
-            <ns4:lock ns3:ext="edit" aspectratio="t"/>
-            <ns3:shapetype id="_x0000_t75" coordsize="21600,21600" ns4:spt="75" ns4:preferrelative="t" path="m@4@5l@4@11@9@11@9@5xe" filled="f" stroked="f">
-              <ns3:stroke joinstyle="miter"/>
-              <ns3:formulas>
-                <ns3:f eqn="if lineDrawn pixelLineWidth 0"/>
-                <ns3:f eqn="sum @0 1 0"/>
-                <ns3:f eqn="sum 0 0 @1"/>
-                <ns3:f eqn="prod @2 1 2"/>
-                <ns3:f eqn="prod @3 21600 pixelWidth"/>
-                <ns3:f eqn="prod @3 21600 pixelHeight"/>
-                <ns3:f eqn="sum @0 0 1"/>
-                <ns3:f eqn="prod @6 1 2"/>
-                <ns3:f eqn="prod @7 21600 pixelWidth"/>
-                <ns3:f eqn="sum @8 21600 0"/>
-                <ns3:f eqn="prod @7 21600 pixelHeight"/>
-                <ns3:f eqn="sum @10 21600 0"/>
-              </ns3:formulas>
-              <ns3:path ns4:extrusionok="f" gradientshapeok="t" ns4:connecttype="rect"/>
-              <ns4:lock ns3:ext="edit" aspectratio="t"/>
-            </ns3:shapetype>
-            <ns3:shape id="_x0000_s2051" type="#_x0000_t75" style="position:absolute;left:1907;top:4708;width:2542;height:2643" ns4:cliptowrap="t">
-              <ns3:imagedata ns5:id="rId8" ns4:title="563810"/>
-            </ns3:shape>
-            <ns3:rect id="_x0000_s2052" style="position:absolute;left:4969;top:5054;width:4227;height:1946;mso-position-horizontal-relative:page;mso-position-vertical-relative:page" strokecolor="#003183">
-              <ns4:lock ns3:ext="edit" aspectratio="t"/>
-            </ns3:rect>
-            <ns3:shape id="_x0000_s2053" type="#_x0000_t75" style="position:absolute;left:5794;top:5230;width:2544;height:944">
-              <ns3:imagedata ns5:id="rId9" ns4:title="Logo SNAS"/>
-            </ns3:shape>
-            <ns3:shapetype id="_x0000_t136" coordsize="21600,21600" ns4:spt="136" adj="10800" path="m@7,l@8,m@5,21600l@6,21600e">
-              <ns3:formulas>
-                <ns3:f eqn="sum #0 0 10800"/>
-                <ns3:f eqn="prod #0 2 1"/>
-                <ns3:f eqn="sum 21600 0 @1"/>
-                <ns3:f eqn="sum 0 0 @2"/>
-                <ns3:f eqn="sum 21600 0 @3"/>
-                <ns3:f eqn="if @0 @3 0"/>
-                <ns3:f eqn="if @0 21600 @1"/>
-                <ns3:f eqn="if @0 0 @2"/>
-                <ns3:f eqn="if @0 @4 21600"/>
-                <ns3:f eqn="mid @5 @6"/>
-                <ns3:f eqn="mid @8 @5"/>
-                <ns3:f eqn="mid @7 @8"/>
-                <ns3:f eqn="mid @6 @7"/>
-                <ns3:f eqn="sum @6 0 @5"/>
-              </ns3:formulas>
-              <ns3:path textpathok="t" ns4:connecttype="custom" ns4:connectlocs="@9,0;@10,10800;@11,21600;@12,10800" ns4:connectangles="270,180,90,0"/>
-              <ns3:textpath on="t" fitshape="t"/>
-              <ns3:handles>
-                <ns3:h position="#0,bottomRight" xrange="6629,14971"/>
-              </ns3:handles>
-              <ns4:lock ns3:ext="edit" text="t" shapetype="t"/>
-            </ns3:shapetype>
-            <ns3:shape id="_x0000_s2054" type="#_x0000_t136" style="position:absolute;left:5288;top:6411;width:3609;height:400;mso-position-horizontal-relative:page;mso-position-vertical-relative:page" fillcolor="black" stroked="f">
-              <ns3:shadow color="#868686"/>
-              <ns3:textpath style="font-family:&quot;Arial&quot;;font-size:12pt;v-text-kern:t" trim="t" fitpath="t" string="Reg. No. 774/I-056"/>
-              <ns4:lock ns3:ext="edit" aspectratio="t"/>
-            </ns3:shape>
-          </ns3:group>
+        <w:pict w14:anchorId="26B06504">
+          <v:group id="_x0000_s2050" style="position:absolute;left:0;text-align:left;margin-left:376.25pt;margin-top:-16.6pt;width:114.4pt;height:41.45pt;z-index:251658240" coordorigin="1907,4708" coordsize="7289,2643">
+            <o:lock v:ext="edit" aspectratio="t"/>
+            <v:shapetype id="_x0000_t75" coordsize="21600,21600" o:spt="75" o:preferrelative="t" path="m@4@5l@4@11@9@11@9@5xe" filled="f" stroked="f">
+              <v:stroke joinstyle="miter"/>
+              <v:formulas>
+                <v:f eqn="if lineDrawn pixelLineWidth 0"/>
+                <v:f eqn="sum @0 1 0"/>
+                <v:f eqn="sum 0 0 @1"/>
+                <v:f eqn="prod @2 1 2"/>
+                <v:f eqn="prod @3 21600 pixelWidth"/>
+                <v:f eqn="prod @3 21600 pixelHeight"/>
+                <v:f eqn="sum @0 0 1"/>
+                <v:f eqn="prod @6 1 2"/>
+                <v:f eqn="prod @7 21600 pixelWidth"/>
+                <v:f eqn="sum @8 21600 0"/>
+                <v:f eqn="prod @7 21600 pixelHeight"/>
+                <v:f eqn="sum @10 21600 0"/>
+              </v:formulas>
+              <v:path o:extrusionok="f" gradientshapeok="t" o:connecttype="rect"/>
+              <o:lock v:ext="edit" aspectratio="t"/>
+            </v:shapetype>
+            <v:shape id="_x0000_s2051" type="#_x0000_t75" style="position:absolute;left:1907;top:4708;width:2542;height:2643" o:cliptowrap="t">
+              <v:imagedata r:id="rId8" o:title="563810"/>
+            </v:shape>
+            <v:rect id="_x0000_s2052" style="position:absolute;left:4969;top:5054;width:4227;height:1946;mso-position-horizontal-relative:page;mso-position-vertical-relative:page" strokecolor="#003183">
+              <o:lock v:ext="edit" aspectratio="t"/>
+            </v:rect>
+            <v:shape id="_x0000_s2053" type="#_x0000_t75" style="position:absolute;left:5794;top:5230;width:2544;height:944">
+              <v:imagedata r:id="rId9" o:title="Logo SNAS"/>
+            </v:shape>
+            <v:shapetype id="_x0000_t136" coordsize="21600,21600" o:spt="136" adj="10800" path="m@7,l@8,m@5,21600l@6,21600e">
+              <v:formulas>
+                <v:f eqn="sum #0 0 10800"/>
+                <v:f eqn="prod #0 2 1"/>
+                <v:f eqn="sum 21600 0 @1"/>
+                <v:f eqn="sum 0 0 @2"/>
+                <v:f eqn="sum 21600 0 @3"/>
+                <v:f eqn="if @0 @3 0"/>
+                <v:f eqn="if @0 21600 @1"/>
+                <v:f eqn="if @0 0 @2"/>
+                <v:f eqn="if @0 @4 21600"/>
+                <v:f eqn="mid @5 @6"/>
+                <v:f eqn="mid @8 @5"/>
+                <v:f eqn="mid @7 @8"/>
+                <v:f eqn="mid @6 @7"/>
+                <v:f eqn="sum @6 0 @5"/>
+              </v:formulas>
+              <v:path textpathok="t" o:connecttype="custom" o:connectlocs="@9,0;@10,10800;@11,21600;@12,10800" o:connectangles="270,180,90,0"/>
+              <v:textpath on="t" fitshape="t"/>
+              <v:handles>
+                <v:h position="#0,bottomRight" xrange="6629,14971"/>
+              </v:handles>
+              <o:lock v:ext="edit" text="t" shapetype="t"/>
+            </v:shapetype>
+            <v:shape id="_x0000_s2054" type="#_x0000_t136" style="position:absolute;left:5288;top:6411;width:3609;height:400;mso-position-horizontal-relative:page;mso-position-vertical-relative:page" fillcolor="black" stroked="f">
+              <v:shadow color="#868686"/>
+              <v:textpath style="font-family:&quot;Arial&quot;;font-size:12pt;v-text-kern:t" trim="t" fitpath="t" string="Reg. No. 774/I-056"/>
+              <o:lock v:ext="edit" aspectratio="t"/>
+            </v:shape>
+          </v:group>
         </w:pict>
       </w:r>
     </w:p>
-    <w:p ns2:paraId="27F44D3C" ns2:textId="05CE845A">
+    <w:p>
       <w:pPr>
         <w:pStyle w:val="Hlavika"/>
         <w:jc w:val="center"/>
@@ -110,7 +110,7 @@
         <w:t>OSVEDČENIE</w:t>
       </w:r>
     </w:p>
-    <w:p ns2:paraId="5E129C90" ns2:textId="4C7B26D8">
+    <w:p>
       <w:pPr>
         <w:pStyle w:val="Hlavika"/>
         <w:ind w:left="465"/>
@@ -249,7 +249,7 @@
         <w:t xml:space="preserve">.  </w:t>
       </w:r>
     </w:p>
-    <w:p ns2:paraId="246A60B4" ns2:textId="33AACD51">
+    <w:p>
       <w:pPr>
         <w:pStyle w:val="Hlavika"/>
         <w:ind w:left="465"/>
@@ -487,7 +487,7 @@
         <w:t>)</w:t>
       </w:r>
     </w:p>
-    <w:p ns2:paraId="200CA898" ns2:textId="77777777">
+    <w:p>
       <w:pPr>
         <w:pStyle w:val="Hlavika"/>
         <w:rPr>
@@ -518,7 +518,7 @@
         <w:gridCol w:w="883"/>
         <w:gridCol w:w="2165"/>
       </w:tblGrid>
-      <w:tr ns2:paraId="6492EC5C" ns2:textId="77777777">
+      <w:tr>
         <w:trPr>
           <w:trHeight w:val="369"/>
         </w:trPr>
@@ -534,7 +534,7 @@
             </w:tcBorders>
             <w:vAlign w:val="center"/>
           </w:tcPr>
-          <w:p ns2:paraId="59292E30" ns2:textId="77777777">
+          <w:p>
             <w:pPr>
               <w:jc w:val="center"/>
               <w:rPr>
@@ -586,7 +586,7 @@
               <w:t xml:space="preserve"> </w:t>
             </w:r>
           </w:p>
-          <w:p ns2:paraId="53A10D95" ns2:textId="4CCE8570">
+          <w:p>
             <w:pPr>
               <w:jc w:val="center"/>
               <w:rPr>
@@ -676,7 +676,7 @@
           </w:p>
         </w:tc>
       </w:tr>
-      <w:tr ns2:paraId="3E3CD8C7" ns2:textId="77777777">
+      <w:tr>
         <w:trPr>
           <w:trHeight w:val="720"/>
         </w:trPr>
@@ -690,7 +690,7 @@
               <w:bottom w:val="single" w:sz="4" w:space="0" w:color="auto"/>
             </w:tcBorders>
           </w:tcPr>
-          <w:p ns2:paraId="20AC8279" ns2:textId="25EB824B">
+          <w:p>
             <w:pPr>
               <w:rPr>
                 <w:rFonts w:cstheme="minorHAnsi"/>
@@ -721,7 +721,7 @@
               <w:t>inšpekčného orgánu</w:t>
             </w:r>
           </w:p>
-          <w:p ns2:paraId="011E19EA" ns2:textId="65D7D5B9">
+          <w:p>
             <w:pPr>
               <w:rPr>
                 <w:rFonts w:cstheme="minorHAnsi"/>
@@ -884,7 +884,7 @@
             </w:tcBorders>
             <w:vAlign w:val="center"/>
           </w:tcPr>
-          <w:p ns2:paraId="56EE7EA1" ns2:textId="77777777">
+          <w:p>
             <w:pPr>
               <w:jc w:val="center"/>
               <w:rPr>
@@ -916,7 +916,7 @@
               <w:t>,</w:t>
             </w:r>
           </w:p>
-          <w:p ns2:paraId="54182B2A" ns2:textId="167CBD7C">
+          <w:p>
             <w:pPr>
               <w:jc w:val="center"/>
               <w:rPr>
@@ -960,7 +960,7 @@
           </w:p>
         </w:tc>
       </w:tr>
-      <w:tr ns2:paraId="6172100D" ns2:textId="77777777">
+      <w:tr>
         <w:trPr>
           <w:trHeight w:val="369"/>
         </w:trPr>
@@ -975,7 +975,7 @@
             </w:tcBorders>
             <w:vAlign w:val="center"/>
           </w:tcPr>
-          <w:p ns2:paraId="3F55210F" ns2:textId="72DB86A0">
+          <w:p>
             <w:pPr>
               <w:rPr>
                 <w:rFonts w:cstheme="minorHAnsi"/>
@@ -1090,7 +1090,7 @@
           </w:tcPr>
           <w:p>
             <w:pPr>
-              <w:spacing w:before="0" w:after="0" w:line="220" w:lineRule="auto"/>
+              <w:spacing w:line="220" w:lineRule="auto"/>
               <w:jc w:val="center"/>
             </w:pPr>
             <w:r>
@@ -1103,7 +1103,7 @@
           </w:p>
         </w:tc>
       </w:tr>
-      <w:tr ns2:paraId="1E72A978" ns2:textId="77777777">
+      <w:tr>
         <w:trPr>
           <w:trHeight w:val="369"/>
         </w:trPr>
@@ -1117,7 +1117,7 @@
             </w:tcBorders>
             <w:vAlign w:val="center"/>
           </w:tcPr>
-          <w:p ns2:paraId="6FDEA7F3" ns2:textId="4053C727">
+          <w:p>
             <w:pPr>
               <w:rPr>
                 <w:rFonts w:cstheme="minorHAnsi"/>
@@ -1213,7 +1213,7 @@
           </w:tcPr>
           <w:p>
             <w:pPr>
-              <w:spacing w:before="0" w:after="0" w:line="220" w:lineRule="auto"/>
+              <w:spacing w:line="220" w:lineRule="auto"/>
               <w:jc w:val="center"/>
             </w:pPr>
             <w:r>
@@ -1226,7 +1226,7 @@
           </w:p>
         </w:tc>
       </w:tr>
-      <w:tr ns2:paraId="669D0080" ns2:textId="77777777">
+      <w:tr>
         <w:trPr>
           <w:trHeight w:val="369"/>
         </w:trPr>
@@ -1239,7 +1239,7 @@
             </w:tcBorders>
             <w:vAlign w:val="center"/>
           </w:tcPr>
-          <w:p ns2:paraId="2FDC28FA" ns2:textId="0E012FDD">
+          <w:p>
             <w:pPr>
               <w:rPr>
                 <w:rFonts w:cstheme="minorHAnsi"/>
@@ -1310,7 +1310,7 @@
           </w:tcPr>
           <w:p>
             <w:pPr>
-              <w:spacing w:before="0" w:after="0" w:line="220" w:lineRule="auto"/>
+              <w:spacing w:line="220" w:lineRule="auto"/>
               <w:jc w:val="center"/>
             </w:pPr>
             <w:r>
@@ -1323,7 +1323,7 @@
           </w:p>
         </w:tc>
       </w:tr>
-      <w:tr ns2:paraId="6886AC90" ns2:textId="77777777">
+      <w:tr>
         <w:trPr>
           <w:trHeight w:val="369"/>
         </w:trPr>
@@ -1336,7 +1336,7 @@
             </w:tcBorders>
             <w:vAlign w:val="center"/>
           </w:tcPr>
-          <w:p ns2:paraId="30291886" ns2:textId="5EDEB407">
+          <w:p>
             <w:pPr>
               <w:rPr>
                 <w:rFonts w:cstheme="minorHAnsi"/>
@@ -1439,7 +1439,7 @@
           </w:tcPr>
           <w:p>
             <w:pPr>
-              <w:spacing w:before="0" w:after="0" w:line="220" w:lineRule="auto"/>
+              <w:spacing w:line="220" w:lineRule="auto"/>
               <w:jc w:val="center"/>
             </w:pPr>
             <w:r>
@@ -1452,7 +1452,7 @@
           </w:p>
         </w:tc>
       </w:tr>
-      <w:tr ns2:paraId="6DE30556" ns2:textId="77777777">
+      <w:tr>
         <w:trPr>
           <w:trHeight w:val="369"/>
         </w:trPr>
@@ -1465,7 +1465,7 @@
             </w:tcBorders>
             <w:vAlign w:val="center"/>
           </w:tcPr>
-          <w:p ns2:paraId="1197091A" ns2:textId="21DAB3BF">
+          <w:p>
             <w:pPr>
               <w:rPr>
                 <w:rFonts w:cstheme="minorHAnsi"/>
@@ -1524,7 +1524,7 @@
           </w:tcPr>
           <w:p>
             <w:pPr>
-              <w:spacing w:before="0" w:after="0" w:line="220" w:lineRule="auto"/>
+              <w:spacing w:line="220" w:lineRule="auto"/>
               <w:jc w:val="center"/>
             </w:pPr>
             <w:r>
@@ -1537,7 +1537,7 @@
           </w:p>
         </w:tc>
       </w:tr>
-      <w:tr ns2:paraId="54862F57" ns2:textId="77777777">
+      <w:tr>
         <w:trPr>
           <w:trHeight w:val="369"/>
         </w:trPr>
@@ -1551,7 +1551,7 @@
             </w:tcBorders>
             <w:vAlign w:val="center"/>
           </w:tcPr>
-          <w:p ns2:paraId="3950AA1B" ns2:textId="368D1EAD">
+          <w:p>
             <w:pPr>
               <w:rPr>
                 <w:rFonts w:cstheme="minorHAnsi"/>
@@ -1603,7 +1603,7 @@
           </w:tcPr>
           <w:p>
             <w:pPr>
-              <w:spacing w:before="0" w:after="0" w:line="220" w:lineRule="auto"/>
+              <w:spacing w:line="220" w:lineRule="auto"/>
               <w:jc w:val="center"/>
             </w:pPr>
             <w:r>
@@ -1616,7 +1616,7 @@
           </w:p>
         </w:tc>
       </w:tr>
-      <w:tr ns2:paraId="3784D4C8" ns2:textId="77777777">
+      <w:tr>
         <w:trPr>
           <w:trHeight w:val="351"/>
         </w:trPr>
@@ -1631,7 +1631,7 @@
             </w:tcBorders>
             <w:vAlign w:val="center"/>
           </w:tcPr>
-          <w:p ns2:paraId="27F8B3B0" ns2:textId="77777777">
+          <w:p>
             <w:pPr>
               <w:jc w:val="center"/>
               <w:rPr>
@@ -1653,7 +1653,7 @@
               <w:t>Identifikácia predmetu inšpekcie</w:t>
             </w:r>
           </w:p>
-          <w:p ns2:paraId="68845384" ns2:textId="464641DD">
+          <w:p>
             <w:pPr>
               <w:jc w:val="center"/>
               <w:rPr>
@@ -1763,7 +1763,7 @@
           </w:p>
         </w:tc>
       </w:tr>
-      <w:tr ns2:paraId="489380D3" ns2:textId="77777777">
+      <w:tr>
         <w:trPr>
           <w:trHeight w:val="369"/>
         </w:trPr>
@@ -1777,7 +1777,7 @@
             </w:tcBorders>
             <w:vAlign w:val="center"/>
           </w:tcPr>
-          <w:p ns2:paraId="3AD2FFBC" ns2:textId="589F4486">
+          <w:p>
             <w:pPr>
               <w:rPr>
                 <w:rFonts w:cstheme="minorHAnsi"/>
@@ -1875,7 +1875,7 @@
           </w:tcPr>
           <w:p>
             <w:pPr>
-              <w:spacing w:before="0" w:after="0" w:line="220" w:lineRule="auto"/>
+              <w:spacing w:line="220" w:lineRule="auto"/>
               <w:jc w:val="center"/>
             </w:pPr>
             <w:r>
@@ -1888,7 +1888,7 @@
           </w:p>
         </w:tc>
       </w:tr>
-      <w:tr ns2:paraId="44AA3CF1" ns2:textId="77777777">
+      <w:tr>
         <w:trPr>
           <w:trHeight w:val="369"/>
         </w:trPr>
@@ -1901,7 +1901,7 @@
             </w:tcBorders>
             <w:vAlign w:val="center"/>
           </w:tcPr>
-          <w:p ns2:paraId="5DC1F4F8" ns2:textId="303582B3">
+          <w:p>
             <w:pPr>
               <w:rPr>
                 <w:rFonts w:cstheme="minorHAnsi"/>
@@ -2008,7 +2008,7 @@
           </w:tcPr>
           <w:p>
             <w:pPr>
-              <w:spacing w:before="0" w:after="0" w:line="220" w:lineRule="auto"/>
+              <w:spacing w:line="220" w:lineRule="auto"/>
               <w:jc w:val="center"/>
             </w:pPr>
             <w:r>
@@ -2021,7 +2021,7 @@
           </w:p>
         </w:tc>
       </w:tr>
-      <w:tr ns2:paraId="11D614D6" ns2:textId="77777777">
+      <w:tr>
         <w:trPr>
           <w:trHeight w:val="369"/>
         </w:trPr>
@@ -2034,7 +2034,7 @@
             </w:tcBorders>
             <w:vAlign w:val="center"/>
           </w:tcPr>
-          <w:p ns2:paraId="51F0CCAE" ns2:textId="6C9F5B77">
+          <w:p>
             <w:pPr>
               <w:rPr>
                 <w:rFonts w:cstheme="minorHAnsi"/>
@@ -2183,7 +2183,7 @@
           </w:tcPr>
           <w:p>
             <w:pPr>
-              <w:spacing w:before="0" w:after="0" w:line="220" w:lineRule="auto"/>
+              <w:spacing w:line="220" w:lineRule="auto"/>
               <w:jc w:val="center"/>
             </w:pPr>
             <w:r>
@@ -2196,7 +2196,7 @@
           </w:p>
         </w:tc>
       </w:tr>
-      <w:tr ns2:paraId="4C3EB0FB" ns2:textId="77777777">
+      <w:tr>
         <w:trPr>
           <w:trHeight w:val="369"/>
         </w:trPr>
@@ -2209,7 +2209,7 @@
             </w:tcBorders>
             <w:vAlign w:val="center"/>
           </w:tcPr>
-          <w:p ns2:paraId="5CEA05B2" ns2:textId="5D7005BE">
+          <w:p>
             <w:pPr>
               <w:rPr>
                 <w:rFonts w:cstheme="minorHAnsi"/>
@@ -2316,7 +2316,7 @@
           </w:tcPr>
           <w:p>
             <w:pPr>
-              <w:spacing w:before="0" w:after="0" w:line="220" w:lineRule="auto"/>
+              <w:spacing w:line="220" w:lineRule="auto"/>
               <w:jc w:val="center"/>
             </w:pPr>
             <w:r>
@@ -2329,7 +2329,7 @@
           </w:p>
         </w:tc>
       </w:tr>
-      <w:tr ns2:paraId="37742788" ns2:textId="77777777">
+      <w:tr>
         <w:trPr>
           <w:trHeight w:val="369"/>
         </w:trPr>
@@ -2342,7 +2342,7 @@
             </w:tcBorders>
             <w:vAlign w:val="center"/>
           </w:tcPr>
-          <w:p ns2:paraId="1C18702B" ns2:textId="57AFA017">
+          <w:p>
             <w:pPr>
               <w:rPr>
                 <w:rFonts w:cstheme="minorHAnsi"/>
@@ -2479,7 +2479,7 @@
             </w:tcBorders>
             <w:vAlign w:val="center"/>
           </w:tcPr>
-          <w:p ns2:paraId="7215553E" ns2:textId="65AD3645">
+          <w:p>
             <w:pPr>
               <w:jc w:val="center"/>
               <w:rPr>
@@ -2498,7 +2498,7 @@
           </w:p>
         </w:tc>
       </w:tr>
-      <w:tr ns2:paraId="257E44EC" ns2:textId="77777777">
+      <w:tr>
         <w:trPr>
           <w:trHeight w:val="369"/>
         </w:trPr>
@@ -2511,7 +2511,7 @@
             </w:tcBorders>
             <w:vAlign w:val="center"/>
           </w:tcPr>
-          <w:p ns2:paraId="7E1D578E" ns2:textId="2941431E">
+          <w:p>
             <w:pPr>
               <w:rPr>
                 <w:rFonts w:cstheme="minorHAnsi"/>
@@ -2587,7 +2587,7 @@
           </w:tcPr>
           <w:p>
             <w:pPr>
-              <w:spacing w:before="0" w:after="0" w:line="220" w:lineRule="auto"/>
+              <w:spacing w:line="220" w:lineRule="auto"/>
               <w:jc w:val="center"/>
             </w:pPr>
             <w:r>
@@ -2600,7 +2600,7 @@
           </w:p>
         </w:tc>
       </w:tr>
-      <w:tr ns2:paraId="4BC94826" ns2:textId="77777777">
+      <w:tr>
         <w:trPr>
           <w:trHeight w:val="369"/>
         </w:trPr>
@@ -2617,7 +2617,7 @@
           </w:tcPr>
           <w:p>
             <w:pPr>
-              <w:spacing w:before="0" w:after="0" w:line="220" w:lineRule="auto"/>
+              <w:spacing w:line="220" w:lineRule="auto"/>
             </w:pPr>
             <w:r>
               <w:rPr>
@@ -2657,7 +2657,7 @@
           </w:tcPr>
           <w:p>
             <w:pPr>
-              <w:spacing w:before="0" w:after="0" w:line="220" w:lineRule="auto"/>
+              <w:spacing w:line="220" w:lineRule="auto"/>
             </w:pPr>
             <w:r>
               <w:rPr>
@@ -2685,7 +2685,7 @@
           </w:p>
         </w:tc>
       </w:tr>
-      <w:tr ns2:paraId="390C49E9" ns2:textId="77777777">
+      <w:tr>
         <w:trPr>
           <w:trHeight w:val="369"/>
         </w:trPr>
@@ -2699,7 +2699,7 @@
             </w:tcBorders>
             <w:vAlign w:val="center"/>
           </w:tcPr>
-          <w:p ns2:paraId="03E1A4BD" ns2:textId="77777777">
+          <w:p>
             <w:pPr>
               <w:rPr>
                 <w:rFonts w:cstheme="minorHAnsi"/>
@@ -2720,7 +2720,7 @@
               <w:t xml:space="preserve">Hrúbka steny cisterny, min. požadovaná / skutočne nameraná:   </w:t>
             </w:r>
           </w:p>
-          <w:p ns2:paraId="0279A35B" ns2:textId="68A99299">
+          <w:p>
             <w:pPr>
               <w:rPr>
                 <w:rFonts w:cstheme="minorHAnsi"/>
@@ -2894,7 +2894,7 @@
             </w:tcBorders>
             <w:vAlign w:val="center"/>
           </w:tcPr>
-          <w:p ns2:paraId="0F7C927C" ns2:textId="77777777">
+          <w:p>
             <w:pPr>
               <w:jc w:val="center"/>
               <w:rPr>
@@ -2909,12 +2909,38 @@
                 <w:sz w:val="18"/>
                 <w:szCs w:val="18"/>
               </w:rPr>
-              <w:t>{{ shell_thickness_required_measured }}</w:t>
+              <w:t xml:space="preserve">{{ </w:t>
+            </w:r>
+            <w:proofErr w:type="spellStart"/>
+            <w:r>
+              <w:rPr>
+                <w:rFonts w:cstheme="minorHAnsi"/>
+                <w:sz w:val="18"/>
+                <w:szCs w:val="18"/>
+              </w:rPr>
+              <w:t>shell_thickness_required_measured</w:t>
+            </w:r>
+            <w:proofErr w:type="spellEnd"/>
+            <w:r>
+              <w:rPr>
+                <w:rFonts w:cstheme="minorHAnsi"/>
+                <w:sz w:val="18"/>
+                <w:szCs w:val="18"/>
+              </w:rPr>
+              <w:t xml:space="preserve"> }}</w:t>
+            </w:r>
+            <w:r>
+              <w:rPr>
+                <w:rFonts w:cstheme="minorHAnsi"/>
+                <w:sz w:val="18"/>
+                <w:szCs w:val="18"/>
+              </w:rPr>
+              <w:t>*</w:t>
             </w:r>
           </w:p>
         </w:tc>
       </w:tr>
-      <w:tr ns2:paraId="469B06E9" ns2:textId="77777777">
+      <w:tr>
         <w:trPr>
           <w:trHeight w:val="369"/>
         </w:trPr>
@@ -2927,7 +2953,7 @@
             </w:tcBorders>
             <w:vAlign w:val="center"/>
           </w:tcPr>
-          <w:p ns2:paraId="277C363B" ns2:textId="77777777">
+          <w:p>
             <w:pPr>
               <w:rPr>
                 <w:rFonts w:cstheme="minorHAnsi"/>
@@ -2948,7 +2974,7 @@
               <w:t xml:space="preserve">Hrúbka steny dien, požadovaná / skutočne nameraná: </w:t>
             </w:r>
           </w:p>
-          <w:p ns2:paraId="63392CF4" ns2:textId="5F5846A3">
+          <w:p>
             <w:pPr>
               <w:rPr>
                 <w:rFonts w:cstheme="minorHAnsi"/>
@@ -3121,7 +3147,7 @@
             </w:tcBorders>
             <w:vAlign w:val="center"/>
           </w:tcPr>
-          <w:p ns2:paraId="237E7D56" ns2:textId="77777777">
+          <w:p>
             <w:pPr>
               <w:jc w:val="center"/>
               <w:rPr>
@@ -3136,12 +3162,38 @@
                 <w:sz w:val="18"/>
                 <w:szCs w:val="18"/>
               </w:rPr>
-              <w:t>{{ head_thickness_required_measured }}</w:t>
+              <w:t xml:space="preserve">{{ </w:t>
+            </w:r>
+            <w:proofErr w:type="spellStart"/>
+            <w:r>
+              <w:rPr>
+                <w:rFonts w:cstheme="minorHAnsi"/>
+                <w:sz w:val="18"/>
+                <w:szCs w:val="18"/>
+              </w:rPr>
+              <w:t>head_thickness_required_measured</w:t>
+            </w:r>
+            <w:proofErr w:type="spellEnd"/>
+            <w:r>
+              <w:rPr>
+                <w:rFonts w:cstheme="minorHAnsi"/>
+                <w:sz w:val="18"/>
+                <w:szCs w:val="18"/>
+              </w:rPr>
+              <w:t xml:space="preserve"> }}</w:t>
+            </w:r>
+            <w:r>
+              <w:rPr>
+                <w:rFonts w:cstheme="minorHAnsi"/>
+                <w:sz w:val="18"/>
+                <w:szCs w:val="18"/>
+              </w:rPr>
+              <w:t>*</w:t>
             </w:r>
           </w:p>
         </w:tc>
       </w:tr>
-      <w:tr ns2:paraId="3112DF57" ns2:textId="77777777">
+      <w:tr>
         <w:trPr>
           <w:trHeight w:val="369"/>
         </w:trPr>
@@ -3154,7 +3206,7 @@
             </w:tcBorders>
             <w:vAlign w:val="center"/>
           </w:tcPr>
-          <w:p ns2:paraId="4464FB1A" ns2:textId="77777777">
+          <w:p>
             <w:pPr>
               <w:rPr>
                 <w:rFonts w:cstheme="minorHAnsi"/>
@@ -3197,7 +3249,7 @@
               <w:t xml:space="preserve">, požadovaná / skutočne nameraná: </w:t>
             </w:r>
           </w:p>
-          <w:p ns2:paraId="7101E1D8" ns2:textId="589ACFE1">
+          <w:p>
             <w:pPr>
               <w:rPr>
                 <w:rFonts w:cstheme="minorHAnsi"/>
@@ -3371,7 +3423,7 @@
             </w:tcBorders>
             <w:vAlign w:val="center"/>
           </w:tcPr>
-          <w:p ns2:paraId="70420DA8" ns2:textId="77777777">
+          <w:p>
             <w:pPr>
               <w:jc w:val="center"/>
               <w:rPr>
@@ -3391,7 +3443,7 @@
           </w:p>
         </w:tc>
       </w:tr>
-      <w:tr ns2:paraId="4BD978E0" ns2:textId="77777777">
+      <w:tr>
         <w:trPr>
           <w:trHeight w:val="369"/>
         </w:trPr>
@@ -3406,7 +3458,7 @@
             </w:tcBorders>
             <w:vAlign w:val="center"/>
           </w:tcPr>
-          <w:p ns2:paraId="726353EF" ns2:textId="77777777">
+          <w:p>
             <w:pPr>
               <w:rPr>
                 <w:rFonts w:cstheme="minorHAnsi"/>
@@ -3473,7 +3525,7 @@
           </w:tcPr>
           <w:p>
             <w:pPr>
-              <w:spacing w:before="0" w:after="0" w:line="220" w:lineRule="auto"/>
+              <w:spacing w:line="220" w:lineRule="auto"/>
               <w:jc w:val="center"/>
             </w:pPr>
             <w:r>
@@ -3486,7 +3538,7 @@
           </w:p>
         </w:tc>
       </w:tr>
-      <w:tr ns2:paraId="034C1A51" ns2:textId="77777777">
+      <w:tr>
         <w:trPr>
           <w:trHeight w:val="369"/>
         </w:trPr>
@@ -3500,7 +3552,7 @@
             </w:tcBorders>
             <w:vAlign w:val="center"/>
           </w:tcPr>
-          <w:p ns2:paraId="70FF0F6D" ns2:textId="493D4440">
+          <w:p>
             <w:pPr>
               <w:rPr>
                 <w:rFonts w:cstheme="minorHAnsi"/>
@@ -3630,7 +3682,7 @@
           </w:tcPr>
           <w:p>
             <w:pPr>
-              <w:spacing w:before="0" w:after="0" w:line="220" w:lineRule="auto"/>
+              <w:spacing w:line="220" w:lineRule="auto"/>
               <w:jc w:val="center"/>
             </w:pPr>
             <w:r>
@@ -3643,7 +3695,7 @@
           </w:p>
         </w:tc>
       </w:tr>
-      <w:tr ns2:paraId="029953E2" ns2:textId="77777777">
+      <w:tr>
         <w:trPr>
           <w:trHeight w:val="369"/>
         </w:trPr>
@@ -3657,7 +3709,7 @@
             </w:tcBorders>
             <w:vAlign w:val="center"/>
           </w:tcPr>
-          <w:p ns2:paraId="199A3499" ns2:textId="598D1883">
+          <w:p>
             <w:pPr>
               <w:rPr>
                 <w:rFonts w:cstheme="minorHAnsi"/>
@@ -3761,7 +3813,7 @@
           </w:tcPr>
           <w:p>
             <w:pPr>
-              <w:spacing w:before="0" w:after="0" w:line="220" w:lineRule="auto"/>
+              <w:spacing w:line="220" w:lineRule="auto"/>
               <w:jc w:val="center"/>
             </w:pPr>
             <w:r>
@@ -3774,7 +3826,7 @@
           </w:p>
         </w:tc>
       </w:tr>
-      <w:tr ns2:paraId="63008877" ns2:textId="77777777">
+      <w:tr>
         <w:trPr>
           <w:trHeight w:val="369"/>
         </w:trPr>
@@ -3788,7 +3840,7 @@
             </w:tcBorders>
             <w:vAlign w:val="center"/>
           </w:tcPr>
-          <w:p ns2:paraId="4F33B175" ns2:textId="0D175518">
+          <w:p>
             <w:pPr>
               <w:rPr>
                 <w:rFonts w:cstheme="minorHAnsi"/>
@@ -3870,7 +3922,7 @@
             </w:tcBorders>
             <w:vAlign w:val="center"/>
           </w:tcPr>
-          <w:p ns2:paraId="0D2BC3BB" ns2:textId="1F147A24">
+          <w:p>
             <w:pPr>
               <w:jc w:val="center"/>
               <w:rPr>
@@ -3892,7 +3944,7 @@
           </w:p>
         </w:tc>
       </w:tr>
-      <w:tr ns2:paraId="7D16998E" ns2:textId="77777777">
+      <w:tr>
         <w:trPr>
           <w:trHeight w:val="369"/>
         </w:trPr>
@@ -3906,7 +3958,7 @@
             </w:tcBorders>
             <w:vAlign w:val="center"/>
           </w:tcPr>
-          <w:p ns2:paraId="5098B5EA" ns2:textId="56EF818B">
+          <w:p>
             <w:pPr>
               <w:rPr>
                 <w:rFonts w:cstheme="minorHAnsi"/>
@@ -4043,7 +4095,7 @@
           </w:tcPr>
           <w:p>
             <w:pPr>
-              <w:spacing w:before="0" w:after="0" w:line="220" w:lineRule="auto"/>
+              <w:spacing w:line="220" w:lineRule="auto"/>
               <w:jc w:val="center"/>
             </w:pPr>
             <w:r>
@@ -4056,7 +4108,7 @@
           </w:p>
         </w:tc>
       </w:tr>
-      <w:tr ns2:paraId="6B137785" ns2:textId="77777777">
+      <w:tr>
         <w:trPr>
           <w:trHeight w:val="369"/>
         </w:trPr>
@@ -4070,7 +4122,7 @@
             </w:tcBorders>
             <w:vAlign w:val="center"/>
           </w:tcPr>
-          <w:p ns2:paraId="694CD3E2" ns2:textId="36631AC2">
+          <w:p>
             <w:pPr>
               <w:rPr>
                 <w:rFonts w:cstheme="minorHAnsi"/>
@@ -4207,7 +4259,7 @@
           </w:tcPr>
           <w:p>
             <w:pPr>
-              <w:spacing w:before="0" w:after="0" w:line="220" w:lineRule="auto"/>
+              <w:spacing w:line="220" w:lineRule="auto"/>
               <w:jc w:val="center"/>
             </w:pPr>
             <w:r>
@@ -4220,7 +4272,7 @@
           </w:p>
         </w:tc>
       </w:tr>
-      <w:tr ns2:paraId="004807E5" ns2:textId="77777777">
+      <w:tr>
         <w:trPr>
           <w:trHeight w:val="369"/>
         </w:trPr>
@@ -4233,7 +4285,7 @@
             </w:tcBorders>
             <w:vAlign w:val="center"/>
           </w:tcPr>
-          <w:p ns2:paraId="26802B87" ns2:textId="290C3116">
+          <w:p>
             <w:pPr>
               <w:rPr>
                 <w:rFonts w:cstheme="minorHAnsi"/>
@@ -4311,7 +4363,7 @@
             </w:tcBorders>
             <w:vAlign w:val="center"/>
           </w:tcPr>
-          <w:p ns2:paraId="77443652" ns2:textId="0AB41F27">
+          <w:p>
             <w:pPr>
               <w:jc w:val="center"/>
               <w:rPr>
@@ -4338,7 +4390,7 @@
             </w:tcBorders>
             <w:vAlign w:val="center"/>
           </w:tcPr>
-          <w:p ns2:paraId="0EE4D0EB" ns2:textId="3B1BD95C">
+          <w:p>
             <w:pPr>
               <w:jc w:val="center"/>
               <w:rPr>
@@ -4365,7 +4417,7 @@
             </w:tcBorders>
             <w:vAlign w:val="center"/>
           </w:tcPr>
-          <w:p ns2:paraId="7B2F74D9" ns2:textId="366E6F1F">
+          <w:p>
             <w:pPr>
               <w:jc w:val="center"/>
               <w:rPr>
@@ -4393,7 +4445,7 @@
             </w:tcBorders>
             <w:vAlign w:val="center"/>
           </w:tcPr>
-          <w:p ns2:paraId="66A2B2D9" ns2:textId="45A9C3CA">
+          <w:p>
             <w:pPr>
               <w:jc w:val="center"/>
               <w:rPr>
@@ -4421,7 +4473,7 @@
             </w:tcBorders>
             <w:vAlign w:val="center"/>
           </w:tcPr>
-          <w:p ns2:paraId="082BE221" ns2:textId="1CC8F9D2">
+          <w:p>
             <w:pPr>
               <w:jc w:val="center"/>
               <w:rPr>
@@ -4449,7 +4501,7 @@
             </w:tcBorders>
             <w:vAlign w:val="center"/>
           </w:tcPr>
-          <w:p ns2:paraId="168ED32C" ns2:textId="59620FE8">
+          <w:p>
             <w:pPr>
               <w:jc w:val="center"/>
               <w:rPr>
@@ -4515,7 +4567,7 @@
           </w:p>
         </w:tc>
       </w:tr>
-      <w:tr ns2:paraId="71E655EA" ns2:textId="77777777">
+      <w:tr>
         <w:trPr>
           <w:trHeight w:val="369"/>
         </w:trPr>
@@ -4528,7 +4580,7 @@
             </w:tcBorders>
             <w:vAlign w:val="center"/>
           </w:tcPr>
-          <w:p ns2:paraId="6663858D" ns2:textId="77777777">
+          <w:p>
             <w:pPr>
               <w:rPr>
                 <w:rFonts w:cstheme="minorHAnsi"/>
@@ -4549,7 +4601,7 @@
               <w:t>Objem v litroch</w:t>
             </w:r>
           </w:p>
-          <w:p ns2:paraId="13075642" ns2:textId="6597D684">
+          <w:p>
             <w:pPr>
               <w:rPr>
                 <w:rFonts w:cstheme="minorHAnsi"/>
@@ -4631,7 +4683,7 @@
             </w:tcBorders>
             <w:vAlign w:val="center"/>
           </w:tcPr>
-          <w:p ns2:paraId="22445C35" ns2:textId="29128B8F">
+          <w:p>
             <w:pPr>
               <w:jc w:val="center"/>
               <w:rPr>
@@ -4650,7 +4702,7 @@
             </w:tcBorders>
             <w:vAlign w:val="center"/>
           </w:tcPr>
-          <w:p ns2:paraId="33921EBE" ns2:textId="77777777">
+          <w:p>
             <w:pPr>
               <w:jc w:val="center"/>
               <w:rPr>
@@ -4669,7 +4721,7 @@
             </w:tcBorders>
             <w:vAlign w:val="center"/>
           </w:tcPr>
-          <w:p ns2:paraId="07B22F6D" ns2:textId="77777777">
+          <w:p>
             <w:pPr>
               <w:jc w:val="center"/>
               <w:rPr>
@@ -4689,7 +4741,7 @@
             </w:tcBorders>
             <w:vAlign w:val="center"/>
           </w:tcPr>
-          <w:p ns2:paraId="59D21840" ns2:textId="77777777">
+          <w:p>
             <w:pPr>
               <w:jc w:val="center"/>
               <w:rPr>
@@ -4709,7 +4761,7 @@
             </w:tcBorders>
             <w:vAlign w:val="center"/>
           </w:tcPr>
-          <w:p ns2:paraId="08CE31F2" ns2:textId="36E5A053">
+          <w:p>
             <w:pPr>
               <w:jc w:val="center"/>
               <w:rPr>
@@ -4731,7 +4783,7 @@
           </w:tcPr>
           <w:p>
             <w:pPr>
-              <w:spacing w:before="0" w:after="0" w:line="220" w:lineRule="auto"/>
+              <w:spacing w:line="220" w:lineRule="auto"/>
               <w:jc w:val="center"/>
             </w:pPr>
             <w:r>
@@ -4745,7 +4797,7 @@
         </w:tc>
       </w:tr>
     </w:tbl>
-    <w:p ns2:paraId="430B5FE2" ns2:textId="77777777">
+    <w:p>
       <w:pPr>
         <w:pStyle w:val="Hlavika"/>
         <w:rPr>
@@ -4760,27 +4812,28 @@
         <w:tblStyle w:val="Mriekatabuky"/>
         <w:tblpPr w:leftFromText="141" w:rightFromText="141" w:vertAnchor="text" w:tblpXSpec="center" w:tblpY="1"/>
         <w:tblOverlap w:val="never"/>
-        <w:tblW w:w="10666" w:type="dxa"/>
+        <w:tblW w:w="10915" w:type="dxa"/>
+        <w:tblLayout w:type="fixed"/>
         <w:tblLook w:val="04A0" w:firstRow="1" w:lastRow="0" w:firstColumn="1" w:lastColumn="0" w:noHBand="0" w:noVBand="1"/>
       </w:tblPr>
       <w:tblGrid>
-        <w:gridCol w:w="2133"/>
-        <w:gridCol w:w="1422"/>
-        <w:gridCol w:w="806"/>
-        <w:gridCol w:w="2268"/>
-        <w:gridCol w:w="283"/>
-        <w:gridCol w:w="1014"/>
-        <w:gridCol w:w="577"/>
-        <w:gridCol w:w="29"/>
-        <w:gridCol w:w="2134"/>
+        <w:gridCol w:w="1101"/>
+        <w:gridCol w:w="2212"/>
+        <w:gridCol w:w="480"/>
+        <w:gridCol w:w="2109"/>
+        <w:gridCol w:w="1831"/>
+        <w:gridCol w:w="247"/>
+        <w:gridCol w:w="788"/>
+        <w:gridCol w:w="93"/>
+        <w:gridCol w:w="2054"/>
       </w:tblGrid>
-      <w:tr ns2:paraId="0676B9EA" ns2:textId="77777777">
+      <w:tr>
         <w:trPr>
           <w:trHeight w:val="369"/>
         </w:trPr>
         <w:tc>
           <w:tcPr>
-            <w:tcW w:w="10666" w:type="dxa"/>
+            <w:tcW w:w="10915" w:type="dxa"/>
             <w:gridSpan w:val="9"/>
             <w:tcBorders>
               <w:top w:val="double" w:sz="6" w:space="0" w:color="auto"/>
@@ -4790,7 +4843,7 @@
             </w:tcBorders>
             <w:vAlign w:val="center"/>
           </w:tcPr>
-          <w:p ns2:paraId="33FE081F" ns2:textId="77777777">
+          <w:p>
             <w:pPr>
               <w:jc w:val="center"/>
               <w:rPr>
@@ -4813,7 +4866,7 @@
               <w:t>Vykonané činnosti</w:t>
             </w:r>
           </w:p>
-          <w:p ns2:paraId="460D4757" ns2:textId="62505DB7">
+          <w:p>
             <w:pPr>
               <w:jc w:val="center"/>
               <w:rPr>
@@ -4881,14 +4934,13 @@
           </w:p>
         </w:tc>
       </w:tr>
-      <w:tr ns2:paraId="43DC55EC" ns2:textId="77777777">
+      <w:tr>
         <w:trPr>
           <w:trHeight w:val="369"/>
         </w:trPr>
         <w:tc>
           <w:tcPr>
-            <w:tcW w:w="2133" w:type="dxa"/>
-            <w:vMerge w:val="restart"/>
+            <w:tcW w:w="1101" w:type="dxa"/>
             <w:tcBorders>
               <w:top w:val="double" w:sz="4" w:space="0" w:color="auto"/>
               <w:left w:val="single" w:sz="12" w:space="0" w:color="auto"/>
@@ -4896,7 +4948,7 @@
             </w:tcBorders>
             <w:vAlign w:val="center"/>
           </w:tcPr>
-          <w:p ns2:paraId="5D871177" ns2:textId="66F18FB8">
+          <w:p>
             <w:pPr>
               <w:jc w:val="center"/>
               <w:rPr>
@@ -4938,7 +4990,7 @@
               <w:t>y:</w:t>
             </w:r>
           </w:p>
-          <w:p ns2:paraId="3180113F" ns2:textId="46C88302">
+          <w:p>
             <w:pPr>
               <w:jc w:val="center"/>
               <w:rPr>
@@ -4995,8 +5047,7 @@
         </w:tc>
         <w:tc>
           <w:tcPr>
-            <w:tcW w:w="2228" w:type="dxa"/>
-            <w:gridSpan w:val="2"/>
+            <w:tcW w:w="2212" w:type="dxa"/>
             <w:tcBorders>
               <w:top w:val="double" w:sz="4" w:space="0" w:color="auto"/>
               <w:left w:val="single" w:sz="4" w:space="0" w:color="auto"/>
@@ -5005,7 +5056,7 @@
             </w:tcBorders>
             <w:vAlign w:val="center"/>
           </w:tcPr>
-          <w:p ns2:paraId="72CA37F7" ns2:textId="40283263">
+          <w:p>
             <w:pPr>
               <w:jc w:val="center"/>
               <w:rPr>
@@ -5027,7 +5078,7 @@
               <w:t>Východisková kontrola</w:t>
             </w:r>
           </w:p>
-          <w:p ns2:paraId="6121D1EF" ns2:textId="786E185A">
+          <w:p>
             <w:pPr>
               <w:jc w:val="center"/>
               <w:rPr>
@@ -5093,7 +5144,7 @@
               <w:t>)</w:t>
             </w:r>
           </w:p>
-          <w:p ns2:paraId="19227987" ns2:textId="213368BE">
+          <w:p>
             <w:pPr>
               <w:jc w:val="center"/>
               <w:rPr>
@@ -5114,7 +5165,8 @@
         </w:tc>
         <w:tc>
           <w:tcPr>
-            <w:tcW w:w="2268" w:type="dxa"/>
+            <w:tcW w:w="2589" w:type="dxa"/>
+            <w:gridSpan w:val="2"/>
             <w:tcBorders>
               <w:top w:val="double" w:sz="4" w:space="0" w:color="auto"/>
               <w:left w:val="single" w:sz="4" w:space="0" w:color="auto"/>
@@ -5122,7 +5174,7 @@
             </w:tcBorders>
             <w:vAlign w:val="center"/>
           </w:tcPr>
-          <w:p ns2:paraId="342EB3C0" ns2:textId="7DA25E2C">
+          <w:p>
             <w:pPr>
               <w:jc w:val="center"/>
               <w:rPr>
@@ -5154,7 +5206,7 @@
               <w:t xml:space="preserve"> (P)</w:t>
             </w:r>
           </w:p>
-          <w:p ns2:paraId="5903B68B" ns2:textId="366019DC">
+          <w:p>
             <w:pPr>
               <w:jc w:val="center"/>
               <w:rPr>
@@ -5220,7 +5272,7 @@
               <w:t>)</w:t>
             </w:r>
           </w:p>
-          <w:p ns2:paraId="5A9CE923" ns2:textId="4E3D5A95">
+          <w:p>
             <w:pPr>
               <w:jc w:val="center"/>
               <w:rPr>
@@ -5243,7 +5295,7 @@
         </w:tc>
         <w:tc>
           <w:tcPr>
-            <w:tcW w:w="1903" w:type="dxa"/>
+            <w:tcW w:w="2959" w:type="dxa"/>
             <w:gridSpan w:val="4"/>
             <w:tcBorders>
               <w:top w:val="double" w:sz="4" w:space="0" w:color="auto"/>
@@ -5253,7 +5305,7 @@
             </w:tcBorders>
             <w:vAlign w:val="center"/>
           </w:tcPr>
-          <w:p ns2:paraId="4D662E88" ns2:textId="1FCCE5F0">
+          <w:p>
             <w:pPr>
               <w:jc w:val="center"/>
               <w:rPr>
@@ -5287,7 +5339,7 @@
               <w:t xml:space="preserve"> (L)</w:t>
             </w:r>
           </w:p>
-          <w:p ns2:paraId="129DF9F0" ns2:textId="1CF0B3F8">
+          <w:p>
             <w:pPr>
               <w:jc w:val="center"/>
               <w:rPr>
@@ -5353,7 +5405,7 @@
               <w:t>)</w:t>
             </w:r>
           </w:p>
-          <w:p ns2:paraId="50A8CD4A" ns2:textId="4DB1FF23">
+          <w:p>
             <w:pPr>
               <w:jc w:val="center"/>
               <w:rPr>
@@ -5374,7 +5426,7 @@
         </w:tc>
         <w:tc>
           <w:tcPr>
-            <w:tcW w:w="2134" w:type="dxa"/>
+            <w:tcW w:w="2054" w:type="dxa"/>
             <w:tcBorders>
               <w:top w:val="double" w:sz="4" w:space="0" w:color="auto"/>
               <w:left w:val="single" w:sz="4" w:space="0" w:color="auto"/>
@@ -5382,7 +5434,7 @@
             </w:tcBorders>
             <w:vAlign w:val="center"/>
           </w:tcPr>
-          <w:p ns2:paraId="4B714672" ns2:textId="5934FC19">
+          <w:p>
             <w:pPr>
               <w:jc w:val="center"/>
               <w:rPr>
@@ -5404,7 +5456,7 @@
               <w:t>Mimoriadna kontrola</w:t>
             </w:r>
           </w:p>
-          <w:p ns2:paraId="60B81E1A" ns2:textId="17D8DC06">
+          <w:p>
             <w:pPr>
               <w:jc w:val="center"/>
               <w:rPr>
@@ -5470,7 +5522,7 @@
               <w:t>)</w:t>
             </w:r>
           </w:p>
-          <w:p ns2:paraId="24FE1E47" ns2:textId="3C898B60">
+          <w:p>
             <w:pPr>
               <w:jc w:val="center"/>
               <w:rPr>
@@ -5490,14 +5542,13 @@
           </w:p>
         </w:tc>
       </w:tr>
-      <w:tr ns2:paraId="2E713CD2" ns2:textId="77777777">
+      <w:tr>
         <w:trPr>
           <w:trHeight w:val="369"/>
         </w:trPr>
         <w:tc>
           <w:tcPr>
-            <w:tcW w:w="2133" w:type="dxa"/>
-            <w:vMerge/>
+            <w:tcW w:w="1101" w:type="dxa"/>
             <w:tcBorders>
               <w:left w:val="single" w:sz="12" w:space="0" w:color="auto"/>
               <w:bottom w:val="double" w:sz="4" w:space="0" w:color="auto"/>
@@ -5505,7 +5556,7 @@
             </w:tcBorders>
             <w:vAlign w:val="center"/>
           </w:tcPr>
-          <w:p ns2:paraId="297FD14D" ns2:textId="77777777">
+          <w:p>
             <w:pPr>
               <w:jc w:val="center"/>
               <w:rPr>
@@ -5520,8 +5571,7 @@
         </w:tc>
         <w:tc>
           <w:tcPr>
-            <w:tcW w:w="2228" w:type="dxa"/>
-            <w:gridSpan w:val="2"/>
+            <w:tcW w:w="2212" w:type="dxa"/>
             <w:tcBorders>
               <w:top w:val="single" w:sz="4" w:space="0" w:color="auto"/>
               <w:left w:val="single" w:sz="4" w:space="0" w:color="auto"/>
@@ -5530,7 +5580,7 @@
             </w:tcBorders>
             <w:vAlign w:val="center"/>
           </w:tcPr>
-          <w:p ns2:paraId="278D420D" ns2:textId="25274694">
+          <w:p>
             <w:pPr>
               <w:jc w:val="center"/>
               <w:rPr>
@@ -5549,13 +5599,36 @@
                 <w:sz w:val="18"/>
                 <w:szCs w:val="18"/>
               </w:rPr>
-              <w:t>{{ inspection_type_initial_mark }}</w:t>
+              <w:t xml:space="preserve">{{ </w:t>
+            </w:r>
+            <w:proofErr w:type="spellStart"/>
+            <w:r>
+              <w:rPr>
+                <w:rFonts w:cstheme="minorHAnsi"/>
+                <w:b/>
+                <w:bCs/>
+                <w:sz w:val="18"/>
+                <w:szCs w:val="18"/>
+              </w:rPr>
+              <w:t>inspection_type_initial_mark</w:t>
+            </w:r>
+            <w:proofErr w:type="spellEnd"/>
+            <w:r>
+              <w:rPr>
+                <w:rFonts w:cstheme="minorHAnsi"/>
+                <w:b/>
+                <w:bCs/>
+                <w:sz w:val="18"/>
+                <w:szCs w:val="18"/>
+              </w:rPr>
+              <w:t xml:space="preserve"> }}</w:t>
             </w:r>
           </w:p>
         </w:tc>
         <w:tc>
           <w:tcPr>
-            <w:tcW w:w="2268" w:type="dxa"/>
+            <w:tcW w:w="2589" w:type="dxa"/>
+            <w:gridSpan w:val="2"/>
             <w:tcBorders>
               <w:left w:val="single" w:sz="4" w:space="0" w:color="auto"/>
               <w:bottom w:val="double" w:sz="4" w:space="0" w:color="auto"/>
@@ -5563,7 +5636,7 @@
             </w:tcBorders>
             <w:vAlign w:val="center"/>
           </w:tcPr>
-          <w:p ns2:paraId="712BC6B5" ns2:textId="0B24FDBF">
+          <w:p>
             <w:pPr>
               <w:jc w:val="center"/>
               <w:rPr>
@@ -5582,13 +5655,35 @@
                 <w:sz w:val="18"/>
                 <w:szCs w:val="18"/>
               </w:rPr>
-              <w:t>{{ inspection_type_periodic_mark }}</w:t>
+              <w:t xml:space="preserve">{{ </w:t>
+            </w:r>
+            <w:proofErr w:type="spellStart"/>
+            <w:r>
+              <w:rPr>
+                <w:rFonts w:cstheme="minorHAnsi"/>
+                <w:b/>
+                <w:bCs/>
+                <w:sz w:val="18"/>
+                <w:szCs w:val="18"/>
+              </w:rPr>
+              <w:t>inspection_type_periodic_mark</w:t>
+            </w:r>
+            <w:proofErr w:type="spellEnd"/>
+            <w:r>
+              <w:rPr>
+                <w:rFonts w:cstheme="minorHAnsi"/>
+                <w:b/>
+                <w:bCs/>
+                <w:sz w:val="18"/>
+                <w:szCs w:val="18"/>
+              </w:rPr>
+              <w:t xml:space="preserve"> }}</w:t>
             </w:r>
           </w:p>
         </w:tc>
         <w:tc>
           <w:tcPr>
-            <w:tcW w:w="1903" w:type="dxa"/>
+            <w:tcW w:w="2959" w:type="dxa"/>
             <w:gridSpan w:val="4"/>
             <w:tcBorders>
               <w:left w:val="single" w:sz="4" w:space="0" w:color="auto"/>
@@ -5597,7 +5692,7 @@
             </w:tcBorders>
             <w:vAlign w:val="center"/>
           </w:tcPr>
-          <w:p ns2:paraId="377313BA" ns2:textId="2E68F252">
+          <w:p>
             <w:pPr>
               <w:jc w:val="center"/>
               <w:rPr>
@@ -5616,13 +5711,35 @@
                 <w:sz w:val="18"/>
                 <w:szCs w:val="18"/>
               </w:rPr>
-              <w:t>{{ inspection_type_intermediate_mark }}</w:t>
+              <w:t xml:space="preserve">{{ </w:t>
+            </w:r>
+            <w:proofErr w:type="spellStart"/>
+            <w:r>
+              <w:rPr>
+                <w:rFonts w:cstheme="minorHAnsi"/>
+                <w:b/>
+                <w:bCs/>
+                <w:sz w:val="18"/>
+                <w:szCs w:val="18"/>
+              </w:rPr>
+              <w:t>inspection_type_intermediate_mark</w:t>
+            </w:r>
+            <w:proofErr w:type="spellEnd"/>
+            <w:r>
+              <w:rPr>
+                <w:rFonts w:cstheme="minorHAnsi"/>
+                <w:b/>
+                <w:bCs/>
+                <w:sz w:val="18"/>
+                <w:szCs w:val="18"/>
+              </w:rPr>
+              <w:t xml:space="preserve"> }}</w:t>
             </w:r>
           </w:p>
         </w:tc>
         <w:tc>
           <w:tcPr>
-            <w:tcW w:w="2134" w:type="dxa"/>
+            <w:tcW w:w="2054" w:type="dxa"/>
             <w:tcBorders>
               <w:left w:val="single" w:sz="4" w:space="0" w:color="auto"/>
               <w:bottom w:val="double" w:sz="4" w:space="0" w:color="auto"/>
@@ -5630,7 +5747,7 @@
             </w:tcBorders>
             <w:vAlign w:val="center"/>
           </w:tcPr>
-          <w:p ns2:paraId="54C897B7" ns2:textId="4780AC90">
+          <w:p>
             <w:pPr>
               <w:jc w:val="center"/>
               <w:rPr>
@@ -5649,18 +5766,40 @@
                 <w:sz w:val="18"/>
                 <w:szCs w:val="18"/>
               </w:rPr>
-              <w:t>{{ inspection_type_exceptional_mark }}</w:t>
+              <w:t xml:space="preserve">{{ </w:t>
+            </w:r>
+            <w:proofErr w:type="spellStart"/>
+            <w:r>
+              <w:rPr>
+                <w:rFonts w:cstheme="minorHAnsi"/>
+                <w:b/>
+                <w:bCs/>
+                <w:sz w:val="18"/>
+                <w:szCs w:val="18"/>
+              </w:rPr>
+              <w:t>inspection_type_exceptional_mark</w:t>
+            </w:r>
+            <w:proofErr w:type="spellEnd"/>
+            <w:r>
+              <w:rPr>
+                <w:rFonts w:cstheme="minorHAnsi"/>
+                <w:b/>
+                <w:bCs/>
+                <w:sz w:val="18"/>
+                <w:szCs w:val="18"/>
+              </w:rPr>
+              <w:t xml:space="preserve"> }}</w:t>
             </w:r>
           </w:p>
         </w:tc>
       </w:tr>
-      <w:tr ns2:paraId="13B5F6A1" ns2:textId="77777777">
+      <w:tr>
         <w:trPr>
           <w:trHeight w:val="369"/>
         </w:trPr>
         <w:tc>
           <w:tcPr>
-            <w:tcW w:w="7926" w:type="dxa"/>
+            <w:tcW w:w="7980" w:type="dxa"/>
             <w:gridSpan w:val="6"/>
             <w:tcBorders>
               <w:top w:val="double" w:sz="4" w:space="0" w:color="auto"/>
@@ -5668,7 +5807,7 @@
             </w:tcBorders>
             <w:vAlign w:val="center"/>
           </w:tcPr>
-          <w:p ns2:paraId="266A39E5" ns2:textId="48FE370E">
+          <w:p>
             <w:pPr>
               <w:rPr>
                 <w:rFonts w:cstheme="minorHAnsi"/>
@@ -5772,7 +5911,7 @@
         </w:tc>
         <w:tc>
           <w:tcPr>
-            <w:tcW w:w="2740" w:type="dxa"/>
+            <w:tcW w:w="2935" w:type="dxa"/>
             <w:gridSpan w:val="3"/>
             <w:tcBorders>
               <w:top w:val="double" w:sz="4" w:space="0" w:color="auto"/>
@@ -5780,7 +5919,7 @@
             </w:tcBorders>
             <w:vAlign w:val="center"/>
           </w:tcPr>
-          <w:p ns2:paraId="543BC308" ns2:textId="6ECB6C76">
+          <w:p>
             <w:pPr>
               <w:jc w:val="center"/>
               <w:rPr>
@@ -5792,20 +5931,20 @@
           </w:p>
         </w:tc>
       </w:tr>
-      <w:tr ns2:paraId="3C33D96E" ns2:textId="77777777">
+      <w:tr>
         <w:trPr>
           <w:trHeight w:val="369"/>
         </w:trPr>
         <w:tc>
           <w:tcPr>
-            <w:tcW w:w="7926" w:type="dxa"/>
+            <w:tcW w:w="7980" w:type="dxa"/>
             <w:gridSpan w:val="6"/>
             <w:tcBorders>
               <w:left w:val="single" w:sz="12" w:space="0" w:color="auto"/>
             </w:tcBorders>
             <w:vAlign w:val="center"/>
           </w:tcPr>
-          <w:p ns2:paraId="46C34778" ns2:textId="37D9E900">
+          <w:p>
             <w:pPr>
               <w:rPr>
                 <w:rFonts w:cstheme="minorHAnsi"/>
@@ -5921,14 +6060,14 @@
         </w:tc>
         <w:tc>
           <w:tcPr>
-            <w:tcW w:w="2740" w:type="dxa"/>
+            <w:tcW w:w="2935" w:type="dxa"/>
             <w:gridSpan w:val="3"/>
             <w:tcBorders>
               <w:right w:val="single" w:sz="12" w:space="0" w:color="auto"/>
             </w:tcBorders>
             <w:vAlign w:val="center"/>
           </w:tcPr>
-          <w:p ns2:paraId="4C999D49" ns2:textId="0D0CDCC3">
+          <w:p>
             <w:pPr>
               <w:jc w:val="center"/>
               <w:rPr>
@@ -5940,20 +6079,20 @@
           </w:p>
         </w:tc>
       </w:tr>
-      <w:tr ns2:paraId="10499CD3" ns2:textId="77777777">
+      <w:tr>
         <w:trPr>
           <w:trHeight w:val="369"/>
         </w:trPr>
         <w:tc>
           <w:tcPr>
-            <w:tcW w:w="7926" w:type="dxa"/>
+            <w:tcW w:w="7980" w:type="dxa"/>
             <w:gridSpan w:val="6"/>
             <w:tcBorders>
               <w:left w:val="single" w:sz="12" w:space="0" w:color="auto"/>
             </w:tcBorders>
             <w:vAlign w:val="center"/>
           </w:tcPr>
-          <w:p ns2:paraId="2C29179F" ns2:textId="6F297498">
+          <w:p>
             <w:pPr>
               <w:rPr>
                 <w:rFonts w:cstheme="minorHAnsi"/>
@@ -6059,14 +6198,14 @@
         </w:tc>
         <w:tc>
           <w:tcPr>
-            <w:tcW w:w="2740" w:type="dxa"/>
+            <w:tcW w:w="2935" w:type="dxa"/>
             <w:gridSpan w:val="3"/>
             <w:tcBorders>
               <w:right w:val="single" w:sz="12" w:space="0" w:color="auto"/>
             </w:tcBorders>
             <w:vAlign w:val="center"/>
           </w:tcPr>
-          <w:p ns2:paraId="3F7BED41" ns2:textId="417DDBEA">
+          <w:p>
             <w:pPr>
               <w:jc w:val="center"/>
               <w:rPr>
@@ -6078,20 +6217,20 @@
           </w:p>
         </w:tc>
       </w:tr>
-      <w:tr ns2:paraId="38FA38D1" ns2:textId="77777777">
+      <w:tr>
         <w:trPr>
           <w:trHeight w:val="369"/>
         </w:trPr>
         <w:tc>
           <w:tcPr>
-            <w:tcW w:w="7926" w:type="dxa"/>
+            <w:tcW w:w="7980" w:type="dxa"/>
             <w:gridSpan w:val="6"/>
             <w:tcBorders>
               <w:left w:val="single" w:sz="12" w:space="0" w:color="auto"/>
             </w:tcBorders>
             <w:vAlign w:val="center"/>
           </w:tcPr>
-          <w:p ns2:paraId="394EF0E5" ns2:textId="77777777">
+          <w:p>
             <w:pPr>
               <w:rPr>
                 <w:rFonts w:cstheme="minorHAnsi"/>
@@ -6174,7 +6313,7 @@
               <w:t xml:space="preserve"> test):</w:t>
             </w:r>
           </w:p>
-          <w:p ns2:paraId="731205B1" ns2:textId="132065DA">
+          <w:p>
             <w:pPr>
               <w:rPr>
                 <w:rFonts w:cstheme="minorHAnsi"/>
@@ -6260,14 +6399,14 @@
         </w:tc>
         <w:tc>
           <w:tcPr>
-            <w:tcW w:w="2740" w:type="dxa"/>
+            <w:tcW w:w="2935" w:type="dxa"/>
             <w:gridSpan w:val="3"/>
             <w:tcBorders>
               <w:right w:val="single" w:sz="12" w:space="0" w:color="auto"/>
             </w:tcBorders>
             <w:vAlign w:val="center"/>
           </w:tcPr>
-          <w:p ns2:paraId="15715C9A" ns2:textId="146A66E5">
+          <w:p>
             <w:pPr>
               <w:jc w:val="center"/>
               <w:rPr>
@@ -6279,20 +6418,20 @@
           </w:p>
         </w:tc>
       </w:tr>
-      <w:tr ns2:paraId="4AB72B62" ns2:textId="77777777">
+      <w:tr>
         <w:trPr>
           <w:trHeight w:val="369"/>
         </w:trPr>
         <w:tc>
           <w:tcPr>
-            <w:tcW w:w="7926" w:type="dxa"/>
+            <w:tcW w:w="7980" w:type="dxa"/>
             <w:gridSpan w:val="6"/>
             <w:tcBorders>
               <w:left w:val="single" w:sz="12" w:space="0" w:color="auto"/>
             </w:tcBorders>
             <w:vAlign w:val="center"/>
           </w:tcPr>
-          <w:p ns2:paraId="72627E98" ns2:textId="0F6694E4">
+          <w:p>
             <w:pPr>
               <w:rPr>
                 <w:rFonts w:cstheme="minorHAnsi"/>
@@ -6408,14 +6547,14 @@
         </w:tc>
         <w:tc>
           <w:tcPr>
-            <w:tcW w:w="2740" w:type="dxa"/>
+            <w:tcW w:w="2935" w:type="dxa"/>
             <w:gridSpan w:val="3"/>
             <w:tcBorders>
               <w:right w:val="single" w:sz="12" w:space="0" w:color="auto"/>
             </w:tcBorders>
             <w:vAlign w:val="center"/>
           </w:tcPr>
-          <w:p ns2:paraId="479F70CC" ns2:textId="50FA0C39">
+          <w:p>
             <w:pPr>
               <w:jc w:val="center"/>
               <w:rPr>
@@ -6427,20 +6566,20 @@
           </w:p>
         </w:tc>
       </w:tr>
-      <w:tr ns2:paraId="6E482930" ns2:textId="77777777">
+      <w:tr>
         <w:trPr>
           <w:trHeight w:val="369"/>
         </w:trPr>
         <w:tc>
           <w:tcPr>
-            <w:tcW w:w="7926" w:type="dxa"/>
+            <w:tcW w:w="7980" w:type="dxa"/>
             <w:gridSpan w:val="6"/>
             <w:tcBorders>
               <w:left w:val="single" w:sz="12" w:space="0" w:color="auto"/>
             </w:tcBorders>
             <w:vAlign w:val="center"/>
           </w:tcPr>
-          <w:p ns2:paraId="2B00411A" ns2:textId="77777777">
+          <w:p>
             <w:pPr>
               <w:rPr>
                 <w:rFonts w:cstheme="minorHAnsi"/>
@@ -6553,7 +6692,7 @@
               <w:t>):</w:t>
             </w:r>
           </w:p>
-          <w:p ns2:paraId="7008304E" ns2:textId="7B26C719">
+          <w:p>
             <w:pPr>
               <w:rPr>
                 <w:rFonts w:cstheme="minorHAnsi"/>
@@ -6621,14 +6760,14 @@
         </w:tc>
         <w:tc>
           <w:tcPr>
-            <w:tcW w:w="2740" w:type="dxa"/>
+            <w:tcW w:w="2935" w:type="dxa"/>
             <w:gridSpan w:val="3"/>
             <w:tcBorders>
               <w:right w:val="single" w:sz="12" w:space="0" w:color="auto"/>
             </w:tcBorders>
             <w:vAlign w:val="center"/>
           </w:tcPr>
-          <w:p ns2:paraId="05321B26" ns2:textId="23B3C6EB">
+          <w:p>
             <w:pPr>
               <w:jc w:val="center"/>
               <w:rPr>
@@ -6640,20 +6779,20 @@
           </w:p>
         </w:tc>
       </w:tr>
-      <w:tr ns2:paraId="75ADE2BC" ns2:textId="77777777">
+      <w:tr>
         <w:trPr>
           <w:trHeight w:val="369"/>
         </w:trPr>
         <w:tc>
           <w:tcPr>
-            <w:tcW w:w="7926" w:type="dxa"/>
+            <w:tcW w:w="7980" w:type="dxa"/>
             <w:gridSpan w:val="6"/>
             <w:tcBorders>
               <w:left w:val="single" w:sz="12" w:space="0" w:color="auto"/>
             </w:tcBorders>
             <w:vAlign w:val="center"/>
           </w:tcPr>
-          <w:p ns2:paraId="616112F7" ns2:textId="28577044">
+          <w:p>
             <w:pPr>
               <w:rPr>
                 <w:rFonts w:cstheme="minorHAnsi"/>
@@ -6715,14 +6854,14 @@
         </w:tc>
         <w:tc>
           <w:tcPr>
-            <w:tcW w:w="2740" w:type="dxa"/>
+            <w:tcW w:w="2935" w:type="dxa"/>
             <w:gridSpan w:val="3"/>
             <w:tcBorders>
               <w:right w:val="single" w:sz="12" w:space="0" w:color="auto"/>
             </w:tcBorders>
             <w:vAlign w:val="center"/>
           </w:tcPr>
-          <w:p ns2:paraId="642189BC" ns2:textId="42E2E18A">
+          <w:p>
             <w:pPr>
               <w:jc w:val="center"/>
               <w:rPr>
@@ -6734,20 +6873,20 @@
           </w:p>
         </w:tc>
       </w:tr>
-      <w:tr ns2:paraId="0A081B08" ns2:textId="77777777">
+      <w:tr>
         <w:trPr>
           <w:trHeight w:val="369"/>
         </w:trPr>
         <w:tc>
           <w:tcPr>
-            <w:tcW w:w="7926" w:type="dxa"/>
+            <w:tcW w:w="7980" w:type="dxa"/>
             <w:gridSpan w:val="6"/>
             <w:tcBorders>
               <w:left w:val="single" w:sz="12" w:space="0" w:color="auto"/>
             </w:tcBorders>
             <w:vAlign w:val="center"/>
           </w:tcPr>
-          <w:p ns2:paraId="2AE046A7" ns2:textId="27992F26">
+          <w:p>
             <w:pPr>
               <w:rPr>
                 <w:rFonts w:cstheme="minorHAnsi"/>
@@ -6863,14 +7002,14 @@
         </w:tc>
         <w:tc>
           <w:tcPr>
-            <w:tcW w:w="2740" w:type="dxa"/>
+            <w:tcW w:w="2935" w:type="dxa"/>
             <w:gridSpan w:val="3"/>
             <w:tcBorders>
               <w:right w:val="single" w:sz="12" w:space="0" w:color="auto"/>
             </w:tcBorders>
             <w:vAlign w:val="center"/>
           </w:tcPr>
-          <w:p ns2:paraId="79032DFC" ns2:textId="14F33F81">
+          <w:p>
             <w:pPr>
               <w:jc w:val="center"/>
               <w:rPr>
@@ -6882,20 +7021,20 @@
           </w:p>
         </w:tc>
       </w:tr>
-      <w:tr ns2:paraId="453096D6" ns2:textId="77777777">
+      <w:tr>
         <w:trPr>
           <w:trHeight w:val="369"/>
         </w:trPr>
         <w:tc>
           <w:tcPr>
-            <w:tcW w:w="7926" w:type="dxa"/>
+            <w:tcW w:w="7980" w:type="dxa"/>
             <w:gridSpan w:val="6"/>
             <w:tcBorders>
               <w:left w:val="single" w:sz="12" w:space="0" w:color="auto"/>
             </w:tcBorders>
             <w:vAlign w:val="center"/>
           </w:tcPr>
-          <w:p ns2:paraId="33F704BA" ns2:textId="77777777">
+          <w:p>
             <w:pPr>
               <w:rPr>
                 <w:rFonts w:cstheme="minorHAnsi"/>
@@ -6926,7 +7065,7 @@
               <w:t xml:space="preserve"> alebo iného konštrukčného vybavenia </w:t>
             </w:r>
           </w:p>
-          <w:p ns2:paraId="7401A665" ns2:textId="50BA0161">
+          <w:p>
             <w:pPr>
               <w:rPr>
                 <w:rFonts w:cstheme="minorHAnsi"/>
@@ -7102,14 +7241,14 @@
         </w:tc>
         <w:tc>
           <w:tcPr>
-            <w:tcW w:w="2740" w:type="dxa"/>
+            <w:tcW w:w="2935" w:type="dxa"/>
             <w:gridSpan w:val="3"/>
             <w:tcBorders>
               <w:right w:val="single" w:sz="12" w:space="0" w:color="auto"/>
             </w:tcBorders>
             <w:vAlign w:val="center"/>
           </w:tcPr>
-          <w:p ns2:paraId="7E595C23" ns2:textId="52D7FF92">
+          <w:p>
             <w:pPr>
               <w:jc w:val="center"/>
               <w:rPr>
@@ -7121,13 +7260,13 @@
           </w:p>
         </w:tc>
       </w:tr>
-      <w:tr ns2:paraId="13BB9DE4" ns2:textId="77777777">
+      <w:tr>
         <w:trPr>
           <w:trHeight w:val="369"/>
         </w:trPr>
         <w:tc>
           <w:tcPr>
-            <w:tcW w:w="7926" w:type="dxa"/>
+            <w:tcW w:w="7980" w:type="dxa"/>
             <w:gridSpan w:val="6"/>
             <w:tcBorders>
               <w:left w:val="single" w:sz="12" w:space="0" w:color="auto"/>
@@ -7135,7 +7274,7 @@
             </w:tcBorders>
             <w:vAlign w:val="center"/>
           </w:tcPr>
-          <w:p ns2:paraId="74176DC6" ns2:textId="2A4D081A">
+          <w:p>
             <w:pPr>
               <w:rPr>
                 <w:rFonts w:cstheme="minorHAnsi"/>
@@ -7251,7 +7390,7 @@
         </w:tc>
         <w:tc>
           <w:tcPr>
-            <w:tcW w:w="2740" w:type="dxa"/>
+            <w:tcW w:w="2935" w:type="dxa"/>
             <w:gridSpan w:val="3"/>
             <w:tcBorders>
               <w:bottom w:val="single" w:sz="4" w:space="0" w:color="auto"/>
@@ -7259,7 +7398,7 @@
             </w:tcBorders>
             <w:vAlign w:val="center"/>
           </w:tcPr>
-          <w:p ns2:paraId="41DB438F" ns2:textId="4374575C">
+          <w:p>
             <w:pPr>
               <w:jc w:val="center"/>
               <w:rPr>
@@ -7271,13 +7410,13 @@
           </w:p>
         </w:tc>
       </w:tr>
-      <w:tr ns2:paraId="7F8E2AE8" ns2:textId="77777777">
+      <w:tr>
         <w:trPr>
           <w:trHeight w:val="369"/>
         </w:trPr>
         <w:tc>
           <w:tcPr>
-            <w:tcW w:w="10666" w:type="dxa"/>
+            <w:tcW w:w="10915" w:type="dxa"/>
             <w:gridSpan w:val="9"/>
             <w:tcBorders>
               <w:left w:val="single" w:sz="12" w:space="0" w:color="auto"/>
@@ -7286,7 +7425,7 @@
             </w:tcBorders>
             <w:vAlign w:val="center"/>
           </w:tcPr>
-          <w:p ns2:paraId="3B03101E" ns2:textId="3B9B6021">
+          <w:p>
             <w:pPr>
               <w:jc w:val="right"/>
               <w:rPr>
@@ -7422,13 +7561,13 @@
           </w:p>
         </w:tc>
       </w:tr>
-      <w:tr ns2:paraId="7DCF631C" ns2:textId="77777777">
+      <w:tr>
         <w:trPr>
           <w:trHeight w:val="369"/>
         </w:trPr>
         <w:tc>
           <w:tcPr>
-            <w:tcW w:w="10666" w:type="dxa"/>
+            <w:tcW w:w="10915" w:type="dxa"/>
             <w:gridSpan w:val="9"/>
             <w:tcBorders>
               <w:top w:val="double" w:sz="4" w:space="0" w:color="auto"/>
@@ -7440,7 +7579,12 @@
           </w:tcPr>
           <w:p>
             <w:pPr>
-              <w:spacing w:before="0" w:after="0" w:line="220" w:lineRule="auto"/>
+              <w:rPr>
+                <w:rFonts w:cstheme="minorHAnsi"/>
+                <w:i/>
+                <w:sz w:val="18"/>
+                <w:szCs w:val="18"/>
+              </w:rPr>
             </w:pPr>
             <w:r>
               <w:rPr>
@@ -7448,52 +7592,534 @@
                 <w:szCs w:val="18"/>
               </w:rPr>
               <w:t>Poznámky:</w:t>
+            </w:r>
+            <w:r>
+              <w:rPr>
+                <w:sz w:val="18"/>
+                <w:szCs w:val="18"/>
+              </w:rPr>
               <w:br/>
             </w:r>
-          </w:p>
-          <w:p>
-            <w:pPr>
-              <w:spacing w:before="0" w:after="0" w:line="220" w:lineRule="auto"/>
-              <w:jc w:val="center"/>
-            </w:pPr>
-            <w:r>
-              <w:rPr>
-                <w:sz w:val="18"/>
-                <w:szCs w:val="18"/>
-              </w:rPr>
-              <w:t>{{ remarks }}</w:t>
+            <w:r>
+              <w:rPr>
+                <w:rFonts w:cstheme="minorHAnsi"/>
+                <w:i/>
+                <w:sz w:val="18"/>
+                <w:szCs w:val="18"/>
+              </w:rPr>
+              <w:t xml:space="preserve"> </w:t>
+            </w:r>
+            <w:r>
+              <w:rPr>
+                <w:rFonts w:cstheme="minorHAnsi"/>
+                <w:i/>
+                <w:sz w:val="18"/>
+                <w:szCs w:val="18"/>
+              </w:rPr>
+              <w:t>Ložné látky podľa kódu cisterny a nižšie, s podmienku odolnosti tesnení a materiálu kotla</w:t>
+            </w:r>
+            <w:r>
+              <w:rPr>
+                <w:rFonts w:cstheme="minorHAnsi"/>
+                <w:i/>
+                <w:sz w:val="18"/>
+                <w:szCs w:val="18"/>
+              </w:rPr>
+              <w:t xml:space="preserve">. </w:t>
+            </w:r>
+          </w:p>
+          <w:p>
+            <w:pPr>
+              <w:rPr>
+                <w:rFonts w:cstheme="minorHAnsi"/>
+                <w:i/>
+                <w:sz w:val="18"/>
+                <w:szCs w:val="18"/>
+              </w:rPr>
+            </w:pPr>
+            <w:r>
+              <w:rPr>
+                <w:rFonts w:cstheme="minorHAnsi"/>
+                <w:i/>
+                <w:sz w:val="18"/>
+                <w:szCs w:val="18"/>
+              </w:rPr>
+              <w:t>(</w:t>
+            </w:r>
+            <w:proofErr w:type="spellStart"/>
+            <w:r>
+              <w:rPr>
+                <w:rFonts w:cstheme="minorHAnsi"/>
+                <w:i/>
+                <w:sz w:val="18"/>
+                <w:szCs w:val="18"/>
+              </w:rPr>
+              <w:t>Substances</w:t>
+            </w:r>
+            <w:proofErr w:type="spellEnd"/>
+            <w:r>
+              <w:rPr>
+                <w:rFonts w:cstheme="minorHAnsi"/>
+                <w:i/>
+                <w:sz w:val="18"/>
+                <w:szCs w:val="18"/>
+              </w:rPr>
+              <w:t xml:space="preserve"> </w:t>
+            </w:r>
+            <w:proofErr w:type="spellStart"/>
+            <w:r>
+              <w:rPr>
+                <w:rFonts w:cstheme="minorHAnsi"/>
+                <w:i/>
+                <w:sz w:val="18"/>
+                <w:szCs w:val="18"/>
+              </w:rPr>
+              <w:t>can</w:t>
+            </w:r>
+            <w:proofErr w:type="spellEnd"/>
+            <w:r>
+              <w:rPr>
+                <w:rFonts w:cstheme="minorHAnsi"/>
+                <w:i/>
+                <w:sz w:val="18"/>
+                <w:szCs w:val="18"/>
+              </w:rPr>
+              <w:t xml:space="preserve"> </w:t>
+            </w:r>
+            <w:proofErr w:type="spellStart"/>
+            <w:r>
+              <w:rPr>
+                <w:rFonts w:cstheme="minorHAnsi"/>
+                <w:i/>
+                <w:sz w:val="18"/>
+                <w:szCs w:val="18"/>
+              </w:rPr>
+              <w:t>be</w:t>
+            </w:r>
+            <w:proofErr w:type="spellEnd"/>
+            <w:r>
+              <w:rPr>
+                <w:rFonts w:cstheme="minorHAnsi"/>
+                <w:i/>
+                <w:sz w:val="18"/>
+                <w:szCs w:val="18"/>
+              </w:rPr>
+              <w:t xml:space="preserve"> </w:t>
+            </w:r>
+            <w:proofErr w:type="spellStart"/>
+            <w:r>
+              <w:rPr>
+                <w:rFonts w:cstheme="minorHAnsi"/>
+                <w:i/>
+                <w:sz w:val="18"/>
+                <w:szCs w:val="18"/>
+              </w:rPr>
+              <w:t>loaded</w:t>
+            </w:r>
+            <w:proofErr w:type="spellEnd"/>
+            <w:r>
+              <w:rPr>
+                <w:rFonts w:cstheme="minorHAnsi"/>
+                <w:i/>
+                <w:sz w:val="18"/>
+                <w:szCs w:val="18"/>
+              </w:rPr>
+              <w:t xml:space="preserve"> </w:t>
+            </w:r>
+            <w:proofErr w:type="spellStart"/>
+            <w:r>
+              <w:rPr>
+                <w:rFonts w:cstheme="minorHAnsi"/>
+                <w:i/>
+                <w:sz w:val="18"/>
+                <w:szCs w:val="18"/>
+              </w:rPr>
+              <w:t>according</w:t>
+            </w:r>
+            <w:proofErr w:type="spellEnd"/>
+            <w:r>
+              <w:rPr>
+                <w:rFonts w:cstheme="minorHAnsi"/>
+                <w:i/>
+                <w:sz w:val="18"/>
+                <w:szCs w:val="18"/>
+              </w:rPr>
+              <w:t xml:space="preserve"> to </w:t>
+            </w:r>
+            <w:proofErr w:type="spellStart"/>
+            <w:r>
+              <w:rPr>
+                <w:rFonts w:cstheme="minorHAnsi"/>
+                <w:i/>
+                <w:sz w:val="18"/>
+                <w:szCs w:val="18"/>
+              </w:rPr>
+              <w:t>the</w:t>
+            </w:r>
+            <w:proofErr w:type="spellEnd"/>
+            <w:r>
+              <w:rPr>
+                <w:rFonts w:cstheme="minorHAnsi"/>
+                <w:i/>
+                <w:sz w:val="18"/>
+                <w:szCs w:val="18"/>
+              </w:rPr>
+              <w:t xml:space="preserve"> tank </w:t>
+            </w:r>
+            <w:proofErr w:type="spellStart"/>
+            <w:r>
+              <w:rPr>
+                <w:rFonts w:cstheme="minorHAnsi"/>
+                <w:i/>
+                <w:sz w:val="18"/>
+                <w:szCs w:val="18"/>
+              </w:rPr>
+              <w:t>code</w:t>
+            </w:r>
+            <w:proofErr w:type="spellEnd"/>
+            <w:r>
+              <w:rPr>
+                <w:rFonts w:cstheme="minorHAnsi"/>
+                <w:i/>
+                <w:sz w:val="18"/>
+                <w:szCs w:val="18"/>
+              </w:rPr>
+              <w:t xml:space="preserve">, </w:t>
+            </w:r>
+            <w:proofErr w:type="spellStart"/>
+            <w:r>
+              <w:rPr>
+                <w:rFonts w:cstheme="minorHAnsi"/>
+                <w:i/>
+                <w:sz w:val="18"/>
+                <w:szCs w:val="18"/>
+              </w:rPr>
+              <w:t>with</w:t>
+            </w:r>
+            <w:proofErr w:type="spellEnd"/>
+            <w:r>
+              <w:rPr>
+                <w:rFonts w:cstheme="minorHAnsi"/>
+                <w:i/>
+                <w:sz w:val="18"/>
+                <w:szCs w:val="18"/>
+              </w:rPr>
+              <w:t xml:space="preserve"> </w:t>
+            </w:r>
+            <w:proofErr w:type="spellStart"/>
+            <w:r>
+              <w:rPr>
+                <w:rFonts w:cstheme="minorHAnsi"/>
+                <w:i/>
+                <w:sz w:val="18"/>
+                <w:szCs w:val="18"/>
+              </w:rPr>
+              <w:t>the</w:t>
+            </w:r>
+            <w:proofErr w:type="spellEnd"/>
+            <w:r>
+              <w:rPr>
+                <w:rFonts w:cstheme="minorHAnsi"/>
+                <w:i/>
+                <w:sz w:val="18"/>
+                <w:szCs w:val="18"/>
+              </w:rPr>
+              <w:t xml:space="preserve"> </w:t>
+            </w:r>
+            <w:proofErr w:type="spellStart"/>
+            <w:r>
+              <w:rPr>
+                <w:rFonts w:cstheme="minorHAnsi"/>
+                <w:i/>
+                <w:sz w:val="18"/>
+                <w:szCs w:val="18"/>
+              </w:rPr>
+              <w:t>condition</w:t>
+            </w:r>
+            <w:proofErr w:type="spellEnd"/>
+            <w:r>
+              <w:rPr>
+                <w:rFonts w:cstheme="minorHAnsi"/>
+                <w:i/>
+                <w:sz w:val="18"/>
+                <w:szCs w:val="18"/>
+              </w:rPr>
+              <w:t xml:space="preserve"> of </w:t>
+            </w:r>
+            <w:proofErr w:type="spellStart"/>
+            <w:r>
+              <w:rPr>
+                <w:rFonts w:cstheme="minorHAnsi"/>
+                <w:i/>
+                <w:sz w:val="18"/>
+                <w:szCs w:val="18"/>
+              </w:rPr>
+              <w:t>resistance</w:t>
+            </w:r>
+            <w:proofErr w:type="spellEnd"/>
+            <w:r>
+              <w:rPr>
+                <w:rFonts w:cstheme="minorHAnsi"/>
+                <w:i/>
+                <w:sz w:val="18"/>
+                <w:szCs w:val="18"/>
+              </w:rPr>
+              <w:t xml:space="preserve"> of </w:t>
+            </w:r>
+            <w:proofErr w:type="spellStart"/>
+            <w:r>
+              <w:rPr>
+                <w:rFonts w:cstheme="minorHAnsi"/>
+                <w:i/>
+                <w:sz w:val="18"/>
+                <w:szCs w:val="18"/>
+              </w:rPr>
+              <w:t>seals</w:t>
+            </w:r>
+            <w:proofErr w:type="spellEnd"/>
+            <w:r>
+              <w:rPr>
+                <w:rFonts w:cstheme="minorHAnsi"/>
+                <w:i/>
+                <w:sz w:val="18"/>
+                <w:szCs w:val="18"/>
+              </w:rPr>
+              <w:t xml:space="preserve"> and </w:t>
+            </w:r>
+            <w:proofErr w:type="spellStart"/>
+            <w:r>
+              <w:rPr>
+                <w:rFonts w:cstheme="minorHAnsi"/>
+                <w:i/>
+                <w:sz w:val="18"/>
+                <w:szCs w:val="18"/>
+              </w:rPr>
+              <w:t>the</w:t>
+            </w:r>
+            <w:proofErr w:type="spellEnd"/>
+            <w:r>
+              <w:rPr>
+                <w:rFonts w:cstheme="minorHAnsi"/>
+                <w:i/>
+                <w:sz w:val="18"/>
+                <w:szCs w:val="18"/>
+              </w:rPr>
+              <w:t xml:space="preserve"> tank </w:t>
+            </w:r>
+            <w:proofErr w:type="spellStart"/>
+            <w:r>
+              <w:rPr>
+                <w:rFonts w:cstheme="minorHAnsi"/>
+                <w:i/>
+                <w:sz w:val="18"/>
+                <w:szCs w:val="18"/>
+              </w:rPr>
+              <w:t>material</w:t>
+            </w:r>
+            <w:proofErr w:type="spellEnd"/>
+            <w:r>
+              <w:rPr>
+                <w:rFonts w:cstheme="minorHAnsi"/>
+                <w:i/>
+                <w:sz w:val="18"/>
+                <w:szCs w:val="18"/>
+              </w:rPr>
+              <w:t>).</w:t>
+            </w:r>
+          </w:p>
+          <w:p>
+            <w:pPr>
+              <w:spacing w:line="220" w:lineRule="auto"/>
+            </w:pPr>
+          </w:p>
+          <w:p>
+            <w:pPr>
+              <w:rPr>
+                <w:rFonts w:cstheme="minorHAnsi"/>
+                <w:i/>
+                <w:sz w:val="18"/>
+                <w:szCs w:val="18"/>
+              </w:rPr>
+            </w:pPr>
+            <w:r>
+              <w:rPr>
+                <w:sz w:val="18"/>
+                <w:szCs w:val="18"/>
+              </w:rPr>
+              <w:t>* Hrúbka skutočne nameraná je uvedená v priloženom protokole.</w:t>
+            </w:r>
+            <w:r>
+              <w:rPr>
+                <w:sz w:val="18"/>
+                <w:szCs w:val="18"/>
+              </w:rPr>
               <w:br/>
             </w:r>
-          </w:p>
-          <w:p>
-            <w:pPr>
-              <w:spacing w:before="0" w:after="0" w:line="220" w:lineRule="auto"/>
-            </w:pPr>
-            <w:r>
-              <w:rPr>
-                <w:sz w:val="18"/>
-                <w:szCs w:val="18"/>
-              </w:rPr>
-              <w:t>Ložné látky: {{ cargo_substances }}</w:t>
-              <w:br/>
-            </w:r>
-          </w:p>
-          <w:p>
-            <w:pPr>
-              <w:spacing w:before="0" w:after="0" w:line="220" w:lineRule="auto"/>
-            </w:pPr>
-            <w:r>
-              <w:rPr>
-                <w:sz w:val="18"/>
-                <w:szCs w:val="18"/>
-              </w:rPr>
-              <w:t>* Hrúbka skutočne nameraná je uvedená v priloženom protokole.</w:t>
-              <w:br/>
-            </w:r>
-          </w:p>
-          <w:p>
-            <w:pPr>
-              <w:spacing w:before="0" w:after="0" w:line="220" w:lineRule="auto"/>
+            <w:r>
+              <w:rPr>
+                <w:rFonts w:cstheme="minorHAnsi"/>
+                <w:i/>
+                <w:sz w:val="18"/>
+                <w:szCs w:val="18"/>
+              </w:rPr>
+              <w:t>(</w:t>
+            </w:r>
+            <w:proofErr w:type="spellStart"/>
+            <w:r>
+              <w:rPr>
+                <w:rFonts w:cstheme="minorHAnsi"/>
+                <w:i/>
+                <w:sz w:val="18"/>
+                <w:szCs w:val="18"/>
+              </w:rPr>
+              <w:t>Measured</w:t>
+            </w:r>
+            <w:proofErr w:type="spellEnd"/>
+            <w:r>
+              <w:rPr>
+                <w:rFonts w:cstheme="minorHAnsi"/>
+                <w:i/>
+                <w:sz w:val="18"/>
+                <w:szCs w:val="18"/>
+              </w:rPr>
+              <w:t xml:space="preserve"> </w:t>
+            </w:r>
+            <w:proofErr w:type="spellStart"/>
+            <w:r>
+              <w:rPr>
+                <w:rFonts w:cstheme="minorHAnsi"/>
+                <w:i/>
+                <w:sz w:val="18"/>
+                <w:szCs w:val="18"/>
+              </w:rPr>
+              <w:t>thickness</w:t>
+            </w:r>
+            <w:proofErr w:type="spellEnd"/>
+            <w:r>
+              <w:rPr>
+                <w:rFonts w:cstheme="minorHAnsi"/>
+                <w:i/>
+                <w:sz w:val="18"/>
+                <w:szCs w:val="18"/>
+              </w:rPr>
+              <w:t xml:space="preserve"> </w:t>
+            </w:r>
+            <w:proofErr w:type="spellStart"/>
+            <w:r>
+              <w:rPr>
+                <w:rFonts w:cstheme="minorHAnsi"/>
+                <w:i/>
+                <w:sz w:val="18"/>
+                <w:szCs w:val="18"/>
+              </w:rPr>
+              <w:t>is</w:t>
+            </w:r>
+            <w:proofErr w:type="spellEnd"/>
+            <w:r>
+              <w:rPr>
+                <w:rFonts w:cstheme="minorHAnsi"/>
+                <w:i/>
+                <w:sz w:val="18"/>
+                <w:szCs w:val="18"/>
+              </w:rPr>
+              <w:t xml:space="preserve"> </w:t>
+            </w:r>
+            <w:proofErr w:type="spellStart"/>
+            <w:r>
+              <w:rPr>
+                <w:rFonts w:cstheme="minorHAnsi"/>
+                <w:i/>
+                <w:sz w:val="18"/>
+                <w:szCs w:val="18"/>
+              </w:rPr>
+              <w:t>listed</w:t>
+            </w:r>
+            <w:proofErr w:type="spellEnd"/>
+            <w:r>
+              <w:rPr>
+                <w:rFonts w:cstheme="minorHAnsi"/>
+                <w:i/>
+                <w:sz w:val="18"/>
+                <w:szCs w:val="18"/>
+              </w:rPr>
+              <w:t xml:space="preserve"> in </w:t>
+            </w:r>
+            <w:proofErr w:type="spellStart"/>
+            <w:r>
+              <w:rPr>
+                <w:rFonts w:cstheme="minorHAnsi"/>
+                <w:i/>
+                <w:sz w:val="18"/>
+                <w:szCs w:val="18"/>
+              </w:rPr>
+              <w:t>the</w:t>
+            </w:r>
+            <w:proofErr w:type="spellEnd"/>
+            <w:r>
+              <w:rPr>
+                <w:rFonts w:cstheme="minorHAnsi"/>
+                <w:i/>
+                <w:sz w:val="18"/>
+                <w:szCs w:val="18"/>
+              </w:rPr>
+              <w:t xml:space="preserve"> </w:t>
+            </w:r>
+            <w:proofErr w:type="spellStart"/>
+            <w:r>
+              <w:rPr>
+                <w:rFonts w:cstheme="minorHAnsi"/>
+                <w:i/>
+                <w:sz w:val="18"/>
+                <w:szCs w:val="18"/>
+              </w:rPr>
+              <w:t>attached</w:t>
+            </w:r>
+            <w:proofErr w:type="spellEnd"/>
+            <w:r>
+              <w:rPr>
+                <w:rFonts w:cstheme="minorHAnsi"/>
+                <w:i/>
+                <w:sz w:val="18"/>
+                <w:szCs w:val="18"/>
+              </w:rPr>
+              <w:t xml:space="preserve"> </w:t>
+            </w:r>
+            <w:proofErr w:type="spellStart"/>
+            <w:r>
+              <w:rPr>
+                <w:rFonts w:cstheme="minorHAnsi"/>
+                <w:i/>
+                <w:sz w:val="18"/>
+                <w:szCs w:val="18"/>
+              </w:rPr>
+              <w:t>protocol</w:t>
+            </w:r>
+            <w:proofErr w:type="spellEnd"/>
+            <w:r>
+              <w:rPr>
+                <w:rFonts w:cstheme="minorHAnsi"/>
+                <w:i/>
+                <w:sz w:val="18"/>
+                <w:szCs w:val="18"/>
+              </w:rPr>
+              <w:t>.</w:t>
+            </w:r>
+          </w:p>
+          <w:p>
+            <w:pPr>
+              <w:spacing w:line="220" w:lineRule="auto"/>
+              <w:rPr>
+                <w:color w:val="FF0000"/>
+              </w:rPr>
+            </w:pPr>
+          </w:p>
+          <w:p>
+            <w:pPr>
+              <w:spacing w:line="220" w:lineRule="auto"/>
+              <w:rPr>
+                <w:sz w:val="18"/>
+                <w:szCs w:val="18"/>
+              </w:rPr>
             </w:pPr>
             <w:r>
               <w:rPr>
@@ -7502,16 +8128,165 @@
               </w:rPr>
               <w:t>** Nastavenie poistných ventilov podľa priloženého protokolu.</w:t>
             </w:r>
+          </w:p>
+          <w:p>
+            <w:pPr>
+              <w:spacing w:line="220" w:lineRule="auto"/>
+              <w:rPr>
+                <w:i/>
+                <w:iCs/>
+              </w:rPr>
+            </w:pPr>
+            <w:r>
+              <w:rPr>
+                <w:i/>
+                <w:iCs/>
+                <w:sz w:val="18"/>
+                <w:szCs w:val="18"/>
+              </w:rPr>
+              <w:t>(</w:t>
+            </w:r>
+            <w:proofErr w:type="spellStart"/>
+            <w:r>
+              <w:rPr>
+                <w:i/>
+                <w:iCs/>
+                <w:sz w:val="18"/>
+                <w:szCs w:val="18"/>
+              </w:rPr>
+              <w:t>Setting</w:t>
+            </w:r>
+            <w:proofErr w:type="spellEnd"/>
+            <w:r>
+              <w:rPr>
+                <w:i/>
+                <w:iCs/>
+                <w:sz w:val="18"/>
+                <w:szCs w:val="18"/>
+              </w:rPr>
+              <w:t xml:space="preserve"> of </w:t>
+            </w:r>
+            <w:proofErr w:type="spellStart"/>
+            <w:r>
+              <w:rPr>
+                <w:i/>
+                <w:iCs/>
+                <w:sz w:val="18"/>
+                <w:szCs w:val="18"/>
+              </w:rPr>
+              <w:t>safety</w:t>
+            </w:r>
+            <w:proofErr w:type="spellEnd"/>
+            <w:r>
+              <w:rPr>
+                <w:i/>
+                <w:iCs/>
+                <w:sz w:val="18"/>
+                <w:szCs w:val="18"/>
+              </w:rPr>
+              <w:t xml:space="preserve"> </w:t>
+            </w:r>
+            <w:proofErr w:type="spellStart"/>
+            <w:r>
+              <w:rPr>
+                <w:i/>
+                <w:iCs/>
+                <w:sz w:val="18"/>
+                <w:szCs w:val="18"/>
+              </w:rPr>
+              <w:t>valves</w:t>
+            </w:r>
+            <w:proofErr w:type="spellEnd"/>
+            <w:r>
+              <w:rPr>
+                <w:i/>
+                <w:iCs/>
+                <w:sz w:val="18"/>
+                <w:szCs w:val="18"/>
+              </w:rPr>
+              <w:t xml:space="preserve"> </w:t>
+            </w:r>
+            <w:proofErr w:type="spellStart"/>
+            <w:r>
+              <w:rPr>
+                <w:i/>
+                <w:iCs/>
+                <w:sz w:val="18"/>
+                <w:szCs w:val="18"/>
+              </w:rPr>
+              <w:t>according</w:t>
+            </w:r>
+            <w:proofErr w:type="spellEnd"/>
+            <w:r>
+              <w:rPr>
+                <w:i/>
+                <w:iCs/>
+                <w:sz w:val="18"/>
+                <w:szCs w:val="18"/>
+              </w:rPr>
+              <w:t xml:space="preserve"> to </w:t>
+            </w:r>
+            <w:proofErr w:type="spellStart"/>
+            <w:r>
+              <w:rPr>
+                <w:i/>
+                <w:iCs/>
+                <w:sz w:val="18"/>
+                <w:szCs w:val="18"/>
+              </w:rPr>
+              <w:t>the</w:t>
+            </w:r>
+            <w:proofErr w:type="spellEnd"/>
+            <w:r>
+              <w:rPr>
+                <w:i/>
+                <w:iCs/>
+                <w:sz w:val="18"/>
+                <w:szCs w:val="18"/>
+              </w:rPr>
+              <w:t xml:space="preserve"> </w:t>
+            </w:r>
+            <w:proofErr w:type="spellStart"/>
+            <w:r>
+              <w:rPr>
+                <w:i/>
+                <w:iCs/>
+                <w:sz w:val="18"/>
+                <w:szCs w:val="18"/>
+              </w:rPr>
+              <w:t>attached</w:t>
+            </w:r>
+            <w:proofErr w:type="spellEnd"/>
+            <w:r>
+              <w:rPr>
+                <w:i/>
+                <w:iCs/>
+                <w:sz w:val="18"/>
+                <w:szCs w:val="18"/>
+              </w:rPr>
+              <w:t xml:space="preserve"> </w:t>
+            </w:r>
+            <w:proofErr w:type="spellStart"/>
+            <w:r>
+              <w:rPr>
+                <w:i/>
+                <w:iCs/>
+                <w:sz w:val="18"/>
+                <w:szCs w:val="18"/>
+              </w:rPr>
+              <w:t>protocol</w:t>
+            </w:r>
+            <w:proofErr w:type="spellEnd"/>
           </w:p>
         </w:tc>
       </w:tr>
-      <w:tr ns2:paraId="5CA91BB3" ns2:textId="77777777">
+      <w:tr>
         <w:trPr>
           <w:trHeight w:val="369"/>
         </w:trPr>
         <w:tc>
           <w:tcPr>
-            <w:tcW w:w="10666" w:type="dxa"/>
+            <w:tcW w:w="10915" w:type="dxa"/>
             <w:gridSpan w:val="9"/>
             <w:tcBorders>
               <w:top w:val="double" w:sz="6" w:space="0" w:color="auto"/>
@@ -7521,7 +8296,7 @@
             </w:tcBorders>
             <w:vAlign w:val="center"/>
           </w:tcPr>
-          <w:p ns2:paraId="2719EF39" ns2:textId="01F08156">
+          <w:p>
             <w:pPr>
               <w:jc w:val="center"/>
               <w:rPr>
@@ -7556,7 +8331,7 @@
               <w:t>kontroly</w:t>
             </w:r>
           </w:p>
-          <w:p ns2:paraId="0437684E" ns2:textId="22CBE9E1">
+          <w:p>
             <w:pPr>
               <w:jc w:val="center"/>
               <w:rPr>
@@ -7618,13 +8393,13 @@
           </w:p>
         </w:tc>
       </w:tr>
-      <w:tr ns2:paraId="669EDF35" ns2:textId="77777777">
+      <w:tr>
         <w:trPr>
           <w:trHeight w:val="369"/>
         </w:trPr>
         <w:tc>
           <w:tcPr>
-            <w:tcW w:w="10666" w:type="dxa"/>
+            <w:tcW w:w="10915" w:type="dxa"/>
             <w:gridSpan w:val="9"/>
             <w:tcBorders>
               <w:top w:val="double" w:sz="6" w:space="0" w:color="auto"/>
@@ -7634,7 +8409,7 @@
             </w:tcBorders>
             <w:vAlign w:val="center"/>
           </w:tcPr>
-          <w:p ns2:paraId="376016B7" ns2:textId="3F7938CA">
+          <w:p>
             <w:pPr>
               <w:rPr>
                 <w:rFonts w:cstheme="minorHAnsi"/>
@@ -7655,7 +8430,7 @@
               <w:t>Kontroly vykonané podľa RID a STN EN 12972 s výsledkom vyhovujúcim.</w:t>
             </w:r>
           </w:p>
-          <w:p ns2:paraId="6B7E480C" ns2:textId="1A3CD4D1">
+          <w:p>
             <w:pPr>
               <w:rPr>
                 <w:rFonts w:cstheme="minorHAnsi"/>
@@ -7854,13 +8629,13 @@
           </w:p>
         </w:tc>
       </w:tr>
-      <w:tr ns2:paraId="2BA413AF" ns2:textId="77777777">
+      <w:tr>
         <w:trPr>
           <w:trHeight w:val="369"/>
         </w:trPr>
         <w:tc>
           <w:tcPr>
-            <w:tcW w:w="8503" w:type="dxa"/>
+            <w:tcW w:w="8768" w:type="dxa"/>
             <w:gridSpan w:val="7"/>
             <w:tcBorders>
               <w:top w:val="single" w:sz="4" w:space="0" w:color="auto"/>
@@ -7869,7 +8644,7 @@
             </w:tcBorders>
             <w:vAlign w:val="center"/>
           </w:tcPr>
-          <w:p ns2:paraId="670E3B11" ns2:textId="38213374">
+          <w:p>
             <w:pPr>
               <w:rPr>
                 <w:rFonts w:cstheme="minorHAnsi"/>
@@ -8015,7 +8790,7 @@
         </w:tc>
         <w:tc>
           <w:tcPr>
-            <w:tcW w:w="2163" w:type="dxa"/>
+            <w:tcW w:w="2147" w:type="dxa"/>
             <w:gridSpan w:val="2"/>
             <w:tcBorders>
               <w:top w:val="single" w:sz="4" w:space="0" w:color="auto"/>
@@ -8026,7 +8801,7 @@
           </w:tcPr>
           <w:p>
             <w:pPr>
-              <w:spacing w:before="0" w:after="0" w:line="220" w:lineRule="auto"/>
+              <w:spacing w:line="220" w:lineRule="auto"/>
               <w:jc w:val="center"/>
             </w:pPr>
             <w:r>
@@ -8034,18 +8809,34 @@
                 <w:sz w:val="18"/>
                 <w:szCs w:val="18"/>
               </w:rPr>
-              <w:t>{{ tank_plate_stamp }}</w:t>
+              <w:t xml:space="preserve">{{ </w:t>
+            </w:r>
+            <w:proofErr w:type="spellStart"/>
+            <w:r>
+              <w:rPr>
+                <w:sz w:val="18"/>
+                <w:szCs w:val="18"/>
+              </w:rPr>
+              <w:t>tank_plate_stamp</w:t>
+            </w:r>
+            <w:proofErr w:type="spellEnd"/>
+            <w:r>
+              <w:rPr>
+                <w:sz w:val="18"/>
+                <w:szCs w:val="18"/>
+              </w:rPr>
+              <w:t xml:space="preserve"> }}</w:t>
             </w:r>
           </w:p>
         </w:tc>
       </w:tr>
-      <w:tr ns2:paraId="66B1D3B4" ns2:textId="77777777">
+      <w:tr>
         <w:trPr>
           <w:trHeight w:val="369"/>
         </w:trPr>
         <w:tc>
           <w:tcPr>
-            <w:tcW w:w="8503" w:type="dxa"/>
+            <w:tcW w:w="8768" w:type="dxa"/>
             <w:gridSpan w:val="7"/>
             <w:tcBorders>
               <w:left w:val="single" w:sz="12" w:space="0" w:color="auto"/>
@@ -8053,7 +8844,7 @@
             </w:tcBorders>
             <w:vAlign w:val="center"/>
           </w:tcPr>
-          <w:p ns2:paraId="5093EE59" ns2:textId="24F5AB4D">
+          <w:p>
             <w:pPr>
               <w:rPr>
                 <w:rFonts w:cstheme="minorHAnsi"/>
@@ -8189,7 +8980,7 @@
         </w:tc>
         <w:tc>
           <w:tcPr>
-            <w:tcW w:w="2163" w:type="dxa"/>
+            <w:tcW w:w="2147" w:type="dxa"/>
             <w:gridSpan w:val="2"/>
             <w:tcBorders>
               <w:bottom w:val="double" w:sz="4" w:space="0" w:color="auto"/>
@@ -8199,7 +8990,7 @@
           </w:tcPr>
           <w:p>
             <w:pPr>
-              <w:spacing w:before="0" w:after="0" w:line="220" w:lineRule="auto"/>
+              <w:spacing w:line="220" w:lineRule="auto"/>
               <w:jc w:val="center"/>
             </w:pPr>
             <w:r>
@@ -8212,13 +9003,160 @@
           </w:p>
         </w:tc>
       </w:tr>
-      <w:tr ns2:paraId="08D22BB7" ns2:textId="77777777">
+      <w:tr>
         <w:trPr>
           <w:trHeight w:val="2094"/>
         </w:trPr>
         <w:tc>
           <w:tcPr>
-            <w:tcW w:w="3555" w:type="dxa"/>
+            <w:tcW w:w="3793" w:type="dxa"/>
+            <w:gridSpan w:val="3"/>
+            <w:tcBorders>
+              <w:top w:val="double" w:sz="4" w:space="0" w:color="auto"/>
+              <w:left w:val="single" w:sz="12" w:space="0" w:color="auto"/>
+              <w:bottom w:val="single" w:sz="12" w:space="0" w:color="auto"/>
+              <w:right w:val="single" w:sz="12" w:space="0" w:color="auto"/>
+            </w:tcBorders>
+          </w:tcPr>
+          <w:p>
+            <w:pPr>
+              <w:spacing w:line="220" w:lineRule="auto"/>
+              <w:jc w:val="center"/>
+              <w:rPr>
+                <w:b/>
+                <w:bCs/>
+                <w:sz w:val="18"/>
+                <w:szCs w:val="18"/>
+              </w:rPr>
+            </w:pPr>
+            <w:r>
+              <w:rPr>
+                <w:b/>
+                <w:bCs/>
+                <w:sz w:val="18"/>
+                <w:szCs w:val="18"/>
+              </w:rPr>
+              <w:t>Miesto a dátum kontroly</w:t>
+            </w:r>
+          </w:p>
+          <w:p>
+            <w:pPr>
+              <w:jc w:val="center"/>
+              <w:rPr>
+                <w:rFonts w:cstheme="minorHAnsi"/>
+                <w:i/>
+                <w:iCs/>
+                <w:sz w:val="18"/>
+                <w:szCs w:val="18"/>
+              </w:rPr>
+            </w:pPr>
+            <w:r>
+              <w:rPr>
+                <w:rFonts w:cstheme="minorHAnsi"/>
+                <w:i/>
+                <w:iCs/>
+                <w:sz w:val="18"/>
+                <w:szCs w:val="18"/>
+              </w:rPr>
+              <w:t>(</w:t>
+            </w:r>
+            <w:proofErr w:type="spellStart"/>
+            <w:r>
+              <w:rPr>
+                <w:rFonts w:cstheme="minorHAnsi"/>
+                <w:i/>
+                <w:iCs/>
+                <w:sz w:val="18"/>
+                <w:szCs w:val="18"/>
+              </w:rPr>
+              <w:t>Location</w:t>
+            </w:r>
+            <w:proofErr w:type="spellEnd"/>
+            <w:r>
+              <w:rPr>
+                <w:rFonts w:cstheme="minorHAnsi"/>
+                <w:i/>
+                <w:iCs/>
+                <w:sz w:val="18"/>
+                <w:szCs w:val="18"/>
+              </w:rPr>
+              <w:t xml:space="preserve"> and </w:t>
+            </w:r>
+            <w:proofErr w:type="spellStart"/>
+            <w:r>
+              <w:rPr>
+                <w:rFonts w:cstheme="minorHAnsi"/>
+                <w:i/>
+                <w:iCs/>
+                <w:sz w:val="18"/>
+                <w:szCs w:val="18"/>
+              </w:rPr>
+              <w:t>date</w:t>
+            </w:r>
+            <w:proofErr w:type="spellEnd"/>
+            <w:r>
+              <w:rPr>
+                <w:rFonts w:cstheme="minorHAnsi"/>
+                <w:i/>
+                <w:iCs/>
+                <w:sz w:val="18"/>
+                <w:szCs w:val="18"/>
+              </w:rPr>
+              <w:t xml:space="preserve"> of </w:t>
+            </w:r>
+            <w:proofErr w:type="spellStart"/>
+            <w:r>
+              <w:rPr>
+                <w:rFonts w:cstheme="minorHAnsi"/>
+                <w:i/>
+                <w:iCs/>
+                <w:sz w:val="18"/>
+                <w:szCs w:val="18"/>
+              </w:rPr>
+              <w:t>inspection</w:t>
+            </w:r>
+            <w:proofErr w:type="spellEnd"/>
+            <w:r>
+              <w:rPr>
+                <w:rFonts w:cstheme="minorHAnsi"/>
+                <w:i/>
+                <w:iCs/>
+                <w:sz w:val="18"/>
+                <w:szCs w:val="18"/>
+              </w:rPr>
+              <w:t>)</w:t>
+            </w:r>
+          </w:p>
+          <w:p>
+            <w:pPr>
+              <w:spacing w:line="220" w:lineRule="auto"/>
+              <w:jc w:val="center"/>
+            </w:pPr>
+            <w:r>
+              <w:rPr>
+                <w:sz w:val="18"/>
+                <w:szCs w:val="18"/>
+              </w:rPr>
+              <w:br/>
+            </w:r>
+          </w:p>
+          <w:p>
+            <w:pPr>
+              <w:spacing w:line="220" w:lineRule="auto"/>
+              <w:jc w:val="center"/>
+            </w:pPr>
+            <w:r>
+              <w:rPr>
+                <w:sz w:val="18"/>
+                <w:szCs w:val="18"/>
+              </w:rPr>
+              <w:t>{{ inspection_place }}, {{ inspection_date }}</w:t>
+            </w:r>
+          </w:p>
+        </w:tc>
+        <w:tc>
+          <w:tcPr>
+            <w:tcW w:w="3940" w:type="dxa"/>
             <w:gridSpan w:val="2"/>
             <w:tcBorders>
               <w:top w:val="double" w:sz="4" w:space="0" w:color="auto"/>
@@ -8229,72 +9167,122 @@
           </w:tcPr>
           <w:p>
             <w:pPr>
-              <w:spacing w:before="0" w:after="0" w:line="220" w:lineRule="auto"/>
-            </w:pPr>
-            <w:r>
-              <w:rPr>
-                <w:sz w:val="18"/>
-                <w:szCs w:val="18"/>
-              </w:rPr>
-              <w:t>Miesto a dátum kontroly</w:t>
+              <w:spacing w:line="220" w:lineRule="auto"/>
+              <w:jc w:val="center"/>
+              <w:rPr>
+                <w:i/>
+                <w:iCs/>
+                <w:sz w:val="18"/>
+                <w:szCs w:val="18"/>
+              </w:rPr>
+            </w:pPr>
+            <w:r>
+              <w:rPr>
+                <w:b/>
+                <w:bCs/>
+                <w:sz w:val="18"/>
+                <w:szCs w:val="18"/>
+              </w:rPr>
+              <w:t>Dátum vydania</w:t>
+            </w:r>
+            <w:r>
+              <w:rPr>
+                <w:b/>
+                <w:bCs/>
+                <w:sz w:val="18"/>
+                <w:szCs w:val="18"/>
+              </w:rPr>
               <w:br/>
             </w:r>
-          </w:p>
-          <w:p>
-            <w:pPr>
-              <w:spacing w:before="0" w:after="0" w:line="220" w:lineRule="auto"/>
+            <w:r>
+              <w:rPr>
+                <w:i/>
+                <w:iCs/>
+                <w:sz w:val="18"/>
+                <w:szCs w:val="18"/>
+              </w:rPr>
+              <w:t>(</w:t>
+            </w:r>
+            <w:proofErr w:type="spellStart"/>
+            <w:r>
+              <w:rPr>
+                <w:i/>
+                <w:iCs/>
+                <w:sz w:val="18"/>
+                <w:szCs w:val="18"/>
+              </w:rPr>
+              <w:t>Issue</w:t>
+            </w:r>
+            <w:proofErr w:type="spellEnd"/>
+            <w:r>
+              <w:rPr>
+                <w:i/>
+                <w:iCs/>
+                <w:sz w:val="18"/>
+                <w:szCs w:val="18"/>
+              </w:rPr>
+              <w:t xml:space="preserve"> </w:t>
+            </w:r>
+            <w:proofErr w:type="spellStart"/>
+            <w:r>
+              <w:rPr>
+                <w:i/>
+                <w:iCs/>
+                <w:sz w:val="18"/>
+                <w:szCs w:val="18"/>
+              </w:rPr>
+              <w:t>date</w:t>
+            </w:r>
+            <w:proofErr w:type="spellEnd"/>
+            <w:r>
+              <w:rPr>
+                <w:i/>
+                <w:iCs/>
+                <w:sz w:val="18"/>
+                <w:szCs w:val="18"/>
+              </w:rPr>
+              <w:t>)</w:t>
+            </w:r>
+          </w:p>
+          <w:p>
+            <w:pPr>
+              <w:spacing w:line="220" w:lineRule="auto"/>
               <w:jc w:val="center"/>
-            </w:pPr>
-            <w:r>
-              <w:rPr>
-                <w:sz w:val="18"/>
-                <w:szCs w:val="18"/>
-              </w:rPr>
-              <w:t>{{ inspection_place }}, {{ inspection_date }}</w:t>
+              <w:rPr>
+                <w:i/>
+                <w:iCs/>
+                <w:sz w:val="18"/>
+                <w:szCs w:val="18"/>
+              </w:rPr>
+            </w:pPr>
+          </w:p>
+          <w:p>
+            <w:pPr>
+              <w:spacing w:line="220" w:lineRule="auto"/>
+              <w:jc w:val="center"/>
+              <w:rPr>
+                <w:b/>
+                <w:bCs/>
+              </w:rPr>
+            </w:pPr>
+          </w:p>
+          <w:p>
+            <w:pPr>
+              <w:spacing w:line="220" w:lineRule="auto"/>
+              <w:jc w:val="center"/>
+            </w:pPr>
+            <w:r>
+              <w:rPr>
+                <w:sz w:val="18"/>
+                <w:szCs w:val="18"/>
+              </w:rPr>
+              <w:t>{{ inspection_date }}</w:t>
             </w:r>
           </w:p>
         </w:tc>
         <w:tc>
           <w:tcPr>
-            <w:tcW w:w="3357" w:type="dxa"/>
-            <w:gridSpan w:val="3"/>
-            <w:tcBorders>
-              <w:top w:val="double" w:sz="4" w:space="0" w:color="auto"/>
-              <w:left w:val="single" w:sz="12" w:space="0" w:color="auto"/>
-              <w:bottom w:val="single" w:sz="12" w:space="0" w:color="auto"/>
-              <w:right w:val="single" w:sz="12" w:space="0" w:color="auto"/>
-            </w:tcBorders>
-          </w:tcPr>
-          <w:p>
-            <w:pPr>
-              <w:spacing w:before="0" w:after="0" w:line="220" w:lineRule="auto"/>
-            </w:pPr>
-            <w:r>
-              <w:rPr>
-                <w:sz w:val="18"/>
-                <w:szCs w:val="18"/>
-              </w:rPr>
-              <w:t>Dátum vydania</w:t>
-              <w:br/>
-            </w:r>
-          </w:p>
-          <w:p>
-            <w:pPr>
-              <w:spacing w:before="0" w:after="0" w:line="220" w:lineRule="auto"/>
-              <w:jc w:val="center"/>
-            </w:pPr>
-            <w:r>
-              <w:rPr>
-                <w:sz w:val="18"/>
-                <w:szCs w:val="18"/>
-              </w:rPr>
-              <w:t>{{ inspection_date }}</w:t>
-            </w:r>
-          </w:p>
-        </w:tc>
-        <w:tc>
-          <w:tcPr>
-            <w:tcW w:w="3754" w:type="dxa"/>
+            <w:tcW w:w="3182" w:type="dxa"/>
             <w:gridSpan w:val="4"/>
             <w:tcBorders>
               <w:top w:val="double" w:sz="4" w:space="0" w:color="auto"/>
@@ -8305,20 +9293,177 @@
           </w:tcPr>
           <w:p>
             <w:pPr>
-              <w:spacing w:before="0" w:after="0" w:line="220" w:lineRule="auto"/>
-            </w:pPr>
-            <w:r>
-              <w:rPr>
+              <w:jc w:val="center"/>
+              <w:rPr>
+                <w:rFonts w:cstheme="minorHAnsi"/>
+                <w:i/>
+                <w:iCs/>
+                <w:sz w:val="18"/>
+                <w:szCs w:val="18"/>
+              </w:rPr>
+            </w:pPr>
+            <w:r>
+              <w:rPr>
+                <w:b/>
+                <w:bCs/>
                 <w:sz w:val="18"/>
                 <w:szCs w:val="18"/>
               </w:rPr>
               <w:t>Meno inšpektora, podpis a pečiatka</w:t>
+            </w:r>
+            <w:r>
+              <w:rPr>
+                <w:b/>
+                <w:bCs/>
+                <w:sz w:val="18"/>
+                <w:szCs w:val="18"/>
+              </w:rPr>
               <w:br/>
             </w:r>
-          </w:p>
-          <w:p>
-            <w:pPr>
-              <w:spacing w:before="0" w:after="0" w:line="220" w:lineRule="auto"/>
+            <w:r>
+              <w:rPr>
+                <w:rFonts w:cstheme="minorHAnsi"/>
+                <w:i/>
+                <w:iCs/>
+                <w:sz w:val="18"/>
+                <w:szCs w:val="18"/>
+              </w:rPr>
+              <w:t>(</w:t>
+            </w:r>
+            <w:proofErr w:type="spellStart"/>
+            <w:r>
+              <w:rPr>
+                <w:rFonts w:cstheme="minorHAnsi"/>
+                <w:i/>
+                <w:iCs/>
+                <w:sz w:val="18"/>
+                <w:szCs w:val="18"/>
+              </w:rPr>
+              <w:t>Name</w:t>
+            </w:r>
+            <w:proofErr w:type="spellEnd"/>
+            <w:r>
+              <w:rPr>
+                <w:rFonts w:cstheme="minorHAnsi"/>
+                <w:i/>
+                <w:iCs/>
+                <w:sz w:val="18"/>
+                <w:szCs w:val="18"/>
+              </w:rPr>
+              <w:t xml:space="preserve"> of </w:t>
+            </w:r>
+            <w:proofErr w:type="spellStart"/>
+            <w:r>
+              <w:rPr>
+                <w:rFonts w:cstheme="minorHAnsi"/>
+                <w:i/>
+                <w:iCs/>
+                <w:sz w:val="18"/>
+                <w:szCs w:val="18"/>
+              </w:rPr>
+              <w:t>the</w:t>
+            </w:r>
+            <w:proofErr w:type="spellEnd"/>
+            <w:r>
+              <w:rPr>
+                <w:rFonts w:cstheme="minorHAnsi"/>
+                <w:i/>
+                <w:iCs/>
+                <w:sz w:val="18"/>
+                <w:szCs w:val="18"/>
+              </w:rPr>
+              <w:t xml:space="preserve"> </w:t>
+            </w:r>
+            <w:proofErr w:type="spellStart"/>
+            <w:r>
+              <w:rPr>
+                <w:rFonts w:cstheme="minorHAnsi"/>
+                <w:i/>
+                <w:iCs/>
+                <w:sz w:val="18"/>
+                <w:szCs w:val="18"/>
+              </w:rPr>
+              <w:t>inspector</w:t>
+            </w:r>
+            <w:proofErr w:type="spellEnd"/>
+            <w:r>
+              <w:rPr>
+                <w:rFonts w:cstheme="minorHAnsi"/>
+                <w:i/>
+                <w:iCs/>
+                <w:sz w:val="18"/>
+                <w:szCs w:val="18"/>
+              </w:rPr>
+              <w:t xml:space="preserve">, </w:t>
+            </w:r>
+            <w:proofErr w:type="spellStart"/>
+            <w:r>
+              <w:rPr>
+                <w:rFonts w:cstheme="minorHAnsi"/>
+                <w:i/>
+                <w:iCs/>
+                <w:sz w:val="18"/>
+                <w:szCs w:val="18"/>
+              </w:rPr>
+              <w:t>s</w:t>
+            </w:r>
+            <w:r>
+              <w:rPr>
+                <w:rFonts w:cstheme="minorHAnsi"/>
+                <w:i/>
+                <w:iCs/>
+                <w:sz w:val="18"/>
+                <w:szCs w:val="18"/>
+              </w:rPr>
+              <w:t>ignature</w:t>
+            </w:r>
+            <w:proofErr w:type="spellEnd"/>
+            <w:r>
+              <w:rPr>
+                <w:rFonts w:cstheme="minorHAnsi"/>
+                <w:i/>
+                <w:iCs/>
+                <w:sz w:val="18"/>
+                <w:szCs w:val="18"/>
+              </w:rPr>
+              <w:t xml:space="preserve"> and </w:t>
+            </w:r>
+            <w:proofErr w:type="spellStart"/>
+            <w:r>
+              <w:rPr>
+                <w:rFonts w:cstheme="minorHAnsi"/>
+                <w:i/>
+                <w:iCs/>
+                <w:sz w:val="18"/>
+                <w:szCs w:val="18"/>
+              </w:rPr>
+              <w:t>stamp</w:t>
+            </w:r>
+            <w:proofErr w:type="spellEnd"/>
+            <w:r>
+              <w:rPr>
+                <w:rFonts w:cstheme="minorHAnsi"/>
+                <w:i/>
+                <w:iCs/>
+                <w:sz w:val="18"/>
+                <w:szCs w:val="18"/>
+              </w:rPr>
+              <w:t>):</w:t>
+            </w:r>
+          </w:p>
+          <w:p>
+            <w:pPr>
+              <w:spacing w:line="220" w:lineRule="auto"/>
+              <w:jc w:val="center"/>
+              <w:rPr>
+                <w:b/>
+                <w:bCs/>
+              </w:rPr>
+            </w:pPr>
+          </w:p>
+          <w:p>
+            <w:pPr>
+              <w:spacing w:line="220" w:lineRule="auto"/>
               <w:jc w:val="center"/>
             </w:pPr>
             <w:r>
@@ -8332,7 +9477,7 @@
         </w:tc>
       </w:tr>
     </w:tbl>
-    <w:p ns2:paraId="50DB4809" ns2:textId="71702F59">
+    <w:p>
       <w:pPr>
         <w:rPr>
           <w:rFonts w:cstheme="minorHAnsi"/>
@@ -8342,10 +9487,14 @@
       </w:pPr>
     </w:p>
     <w:sectPr>
-      <w:headerReference w:type="default" ns5:id="rId10"/>
-      <w:footerReference w:type="default" ns5:id="rId11"/>
+      <w:headerReference w:type="even" r:id="rId10"/>
+      <w:headerReference w:type="default" r:id="rId11"/>
+      <w:footerReference w:type="even" r:id="rId12"/>
+      <w:footerReference w:type="default" r:id="rId13"/>
+      <w:headerReference w:type="first" r:id="rId14"/>
+      <w:footerReference w:type="first" r:id="rId15"/>
       <w:pgSz w:w="11906" w:h="16838"/>
-      <w:pgMar w:top="1411" w:right="1411" w:bottom="1411" w:left="1411" w:header="706" w:footer="706" w:gutter="0"/>
+      <w:pgMar w:top="1417" w:right="1417" w:bottom="1417" w:left="1417" w:header="706" w:footer="706" w:gutter="0"/>
       <w:cols w:space="708"/>
       <w:docGrid w:linePitch="360"/>
     </w:sectPr>
@@ -8354,7 +9503,7 @@
 </file>
 
 <file path=word/endnotes.xml><?xml version="1.0" encoding="utf-8"?>
-<w:endnotes xmlns:wpc="http://schemas.microsoft.com/office/word/2010/wordprocessingCanvas" xmlns:cx="http://schemas.microsoft.com/office/drawing/2014/chartex" xmlns:cx1="http://schemas.microsoft.com/office/drawing/2015/9/8/chartex" xmlns:cx2="http://schemas.microsoft.com/office/drawing/2015/10/21/chartex" xmlns:cx3="http://schemas.microsoft.com/office/drawing/2016/5/9/chartex" xmlns:cx4="http://schemas.microsoft.com/office/drawing/2016/5/10/chartex" xmlns:cx5="http://schemas.microsoft.com/office/drawing/2016/5/11/chartex" xmlns:cx6="http://schemas.microsoft.com/office/drawing/2016/5/12/chartex" xmlns:cx7="http://schemas.microsoft.com/office/drawing/2016/5/13/chartex" xmlns:cx8="http://schemas.microsoft.com/office/drawing/2016/5/14/chartex" xmlns:mc="http://schemas.openxmlformats.org/markup-compatibility/2006" xmlns:aink="http://schemas.microsoft.com/office/drawing/2016/ink" xmlns:am3d="http://schemas.microsoft.com/office/drawing/2017/model3d" xmlns:o="urn:schemas-microsoft-com:office:office" xmlns:oel="http://schemas.microsoft.com/office/2019/extlst" xmlns:r="http://schemas.openxmlformats.org/officeDocument/2006/relationships" xmlns:m="http://schemas.openxmlformats.org/officeDocument/2006/math" xmlns:v="urn:schemas-microsoft-com:vml" xmlns:wp14="http://schemas.microsoft.com/office/word/2010/wordprocessingDrawing" xmlns:wp="http://schemas.openxmlformats.org/drawingml/2006/wordprocessingDrawing" xmlns:w10="urn:schemas-microsoft-com:office:word" xmlns:w="http://schemas.openxmlformats.org/wordprocessingml/2006/main" xmlns:w14="http://schemas.microsoft.com/office/word/2010/wordml" xmlns:w15="http://schemas.microsoft.com/office/word/2012/wordml" xmlns:w16cex="http://schemas.microsoft.com/office/word/2018/wordml/cex" xmlns:w16cid="http://schemas.microsoft.com/office/word/2016/wordml/cid" xmlns:w16="http://schemas.microsoft.com/office/word/2018/wordml" xmlns:w16du="http://schemas.microsoft.com/office/word/2023/wordml/word16du" xmlns:w16sdtdh="http://schemas.microsoft.com/office/word/2020/wordml/sdtdatahash" xmlns:w16se="http://schemas.microsoft.com/office/word/2015/wordml/symex" xmlns:wpg="http://schemas.microsoft.com/office/word/2010/wordprocessingGroup" xmlns:wpi="http://schemas.microsoft.com/office/word/2010/wordprocessingInk" xmlns:wne="http://schemas.microsoft.com/office/word/2006/wordml" xmlns:wps="http://schemas.microsoft.com/office/word/2010/wordprocessingShape" mc:Ignorable="w14 w15 w16se w16cid w16 w16cex w16sdtdh w16du wp14">
+<w:endnotes xmlns:wpc="http://schemas.microsoft.com/office/word/2010/wordprocessingCanvas" xmlns:cx="http://schemas.microsoft.com/office/drawing/2014/chartex" xmlns:cx1="http://schemas.microsoft.com/office/drawing/2015/9/8/chartex" xmlns:cx2="http://schemas.microsoft.com/office/drawing/2015/10/21/chartex" xmlns:cx3="http://schemas.microsoft.com/office/drawing/2016/5/9/chartex" xmlns:cx4="http://schemas.microsoft.com/office/drawing/2016/5/10/chartex" xmlns:cx5="http://schemas.microsoft.com/office/drawing/2016/5/11/chartex" xmlns:cx6="http://schemas.microsoft.com/office/drawing/2016/5/12/chartex" xmlns:cx7="http://schemas.microsoft.com/office/drawing/2016/5/13/chartex" xmlns:cx8="http://schemas.microsoft.com/office/drawing/2016/5/14/chartex" xmlns:mc="http://schemas.openxmlformats.org/markup-compatibility/2006" xmlns:aink="http://schemas.microsoft.com/office/drawing/2016/ink" xmlns:am3d="http://schemas.microsoft.com/office/drawing/2017/model3d" xmlns:o="urn:schemas-microsoft-com:office:office" xmlns:oel="http://schemas.microsoft.com/office/2019/extlst" xmlns:r="http://schemas.openxmlformats.org/officeDocument/2006/relationships" xmlns:m="http://schemas.openxmlformats.org/officeDocument/2006/math" xmlns:v="urn:schemas-microsoft-com:vml" xmlns:wp14="http://schemas.microsoft.com/office/word/2010/wordprocessingDrawing" xmlns:wp="http://schemas.openxmlformats.org/drawingml/2006/wordprocessingDrawing" xmlns:w10="urn:schemas-microsoft-com:office:word" xmlns:w="http://schemas.openxmlformats.org/wordprocessingml/2006/main" xmlns:w14="http://schemas.microsoft.com/office/word/2010/wordml" xmlns:w15="http://schemas.microsoft.com/office/word/2012/wordml" xmlns:w16cex="http://schemas.microsoft.com/office/word/2018/wordml/cex" xmlns:w16cid="http://schemas.microsoft.com/office/word/2016/wordml/cid" xmlns:w16="http://schemas.microsoft.com/office/word/2018/wordml" xmlns:w16du="http://schemas.microsoft.com/office/word/2023/wordml/word16du" xmlns:w16sdtdh="http://schemas.microsoft.com/office/word/2020/wordml/sdtdatahash" xmlns:w16sdtfl="http://schemas.microsoft.com/office/word/2024/wordml/sdtformatlock" xmlns:w16se="http://schemas.microsoft.com/office/word/2015/wordml/symex" xmlns:wpg="http://schemas.microsoft.com/office/word/2010/wordprocessingGroup" xmlns:wpi="http://schemas.microsoft.com/office/word/2010/wordprocessingInk" xmlns:wne="http://schemas.microsoft.com/office/word/2006/wordml" xmlns:wps="http://schemas.microsoft.com/office/word/2010/wordprocessingShape" mc:Ignorable="w14 w15 w16se w16cid w16 w16cex w16sdtdh w16sdtfl w16du wp14">
   <w:endnote w:type="separator" w:id="-1">
     <w:p>
       <w:pPr>
@@ -8379,7 +9528,17 @@
 </file>
 
 <file path=word/footer1.xml><?xml version="1.0" encoding="utf-8"?>
-<w:ftr xmlns:wpc="http://schemas.microsoft.com/office/word/2010/wordprocessingCanvas" xmlns:cx="http://schemas.microsoft.com/office/drawing/2014/chartex" xmlns:cx1="http://schemas.microsoft.com/office/drawing/2015/9/8/chartex" xmlns:cx2="http://schemas.microsoft.com/office/drawing/2015/10/21/chartex" xmlns:cx3="http://schemas.microsoft.com/office/drawing/2016/5/9/chartex" xmlns:cx4="http://schemas.microsoft.com/office/drawing/2016/5/10/chartex" xmlns:cx5="http://schemas.microsoft.com/office/drawing/2016/5/11/chartex" xmlns:cx6="http://schemas.microsoft.com/office/drawing/2016/5/12/chartex" xmlns:cx7="http://schemas.microsoft.com/office/drawing/2016/5/13/chartex" xmlns:cx8="http://schemas.microsoft.com/office/drawing/2016/5/14/chartex" xmlns:mc="http://schemas.openxmlformats.org/markup-compatibility/2006" xmlns:aink="http://schemas.microsoft.com/office/drawing/2016/ink" xmlns:am3d="http://schemas.microsoft.com/office/drawing/2017/model3d" xmlns:o="urn:schemas-microsoft-com:office:office" xmlns:oel="http://schemas.microsoft.com/office/2019/extlst" xmlns:r="http://schemas.openxmlformats.org/officeDocument/2006/relationships" xmlns:m="http://schemas.openxmlformats.org/officeDocument/2006/math" xmlns:v="urn:schemas-microsoft-com:vml" xmlns:wp14="http://schemas.microsoft.com/office/word/2010/wordprocessingDrawing" xmlns:wp="http://schemas.openxmlformats.org/drawingml/2006/wordprocessingDrawing" xmlns:w10="urn:schemas-microsoft-com:office:word" xmlns:w="http://schemas.openxmlformats.org/wordprocessingml/2006/main" xmlns:w14="http://schemas.microsoft.com/office/word/2010/wordml" xmlns:w15="http://schemas.microsoft.com/office/word/2012/wordml" xmlns:w16cex="http://schemas.microsoft.com/office/word/2018/wordml/cex" xmlns:w16cid="http://schemas.microsoft.com/office/word/2016/wordml/cid" xmlns:w16="http://schemas.microsoft.com/office/word/2018/wordml" xmlns:w16du="http://schemas.microsoft.com/office/word/2023/wordml/word16du" xmlns:w16sdtdh="http://schemas.microsoft.com/office/word/2020/wordml/sdtdatahash" xmlns:w16se="http://schemas.microsoft.com/office/word/2015/wordml/symex" xmlns:wpg="http://schemas.microsoft.com/office/word/2010/wordprocessingGroup" xmlns:wpi="http://schemas.microsoft.com/office/word/2010/wordprocessingInk" xmlns:wne="http://schemas.microsoft.com/office/word/2006/wordml" xmlns:wps="http://schemas.microsoft.com/office/word/2010/wordprocessingShape" mc:Ignorable="w14 w15 w16se w16cid w16 w16cex w16sdtdh w16du wp14">
+<w:ftr xmlns:wpc="http://schemas.microsoft.com/office/word/2010/wordprocessingCanvas" xmlns:cx="http://schemas.microsoft.com/office/drawing/2014/chartex" xmlns:cx1="http://schemas.microsoft.com/office/drawing/2015/9/8/chartex" xmlns:cx2="http://schemas.microsoft.com/office/drawing/2015/10/21/chartex" xmlns:cx3="http://schemas.microsoft.com/office/drawing/2016/5/9/chartex" xmlns:cx4="http://schemas.microsoft.com/office/drawing/2016/5/10/chartex" xmlns:cx5="http://schemas.microsoft.com/office/drawing/2016/5/11/chartex" xmlns:cx6="http://schemas.microsoft.com/office/drawing/2016/5/12/chartex" xmlns:cx7="http://schemas.microsoft.com/office/drawing/2016/5/13/chartex" xmlns:cx8="http://schemas.microsoft.com/office/drawing/2016/5/14/chartex" xmlns:mc="http://schemas.openxmlformats.org/markup-compatibility/2006" xmlns:aink="http://schemas.microsoft.com/office/drawing/2016/ink" xmlns:am3d="http://schemas.microsoft.com/office/drawing/2017/model3d" xmlns:o="urn:schemas-microsoft-com:office:office" xmlns:oel="http://schemas.microsoft.com/office/2019/extlst" xmlns:r="http://schemas.openxmlformats.org/officeDocument/2006/relationships" xmlns:m="http://schemas.openxmlformats.org/officeDocument/2006/math" xmlns:v="urn:schemas-microsoft-com:vml" xmlns:wp14="http://schemas.microsoft.com/office/word/2010/wordprocessingDrawing" xmlns:wp="http://schemas.openxmlformats.org/drawingml/2006/wordprocessingDrawing" xmlns:w10="urn:schemas-microsoft-com:office:word" xmlns:w="http://schemas.openxmlformats.org/wordprocessingml/2006/main" xmlns:w14="http://schemas.microsoft.com/office/word/2010/wordml" xmlns:w15="http://schemas.microsoft.com/office/word/2012/wordml" xmlns:w16cex="http://schemas.microsoft.com/office/word/2018/wordml/cex" xmlns:w16cid="http://schemas.microsoft.com/office/word/2016/wordml/cid" xmlns:w16="http://schemas.microsoft.com/office/word/2018/wordml" xmlns:w16du="http://schemas.microsoft.com/office/word/2023/wordml/word16du" xmlns:w16sdtdh="http://schemas.microsoft.com/office/word/2020/wordml/sdtdatahash" xmlns:w16sdtfl="http://schemas.microsoft.com/office/word/2024/wordml/sdtformatlock" xmlns:w16se="http://schemas.microsoft.com/office/word/2015/wordml/symex" xmlns:wpg="http://schemas.microsoft.com/office/word/2010/wordprocessingGroup" xmlns:wpi="http://schemas.microsoft.com/office/word/2010/wordprocessingInk" xmlns:wne="http://schemas.microsoft.com/office/word/2006/wordml" xmlns:wps="http://schemas.microsoft.com/office/word/2010/wordprocessingShape" mc:Ignorable="w14 w15 w16se w16cid w16 w16cex w16sdtdh w16sdtfl w16du wp14">
+  <w:p>
+    <w:pPr>
+      <w:pStyle w:val="Pta"/>
+    </w:pPr>
+  </w:p>
+</w:ftr>
+</file>
+
+<file path=word/footer2.xml><?xml version="1.0" encoding="utf-8"?>
+<w:ftr xmlns:wpc="http://schemas.microsoft.com/office/word/2010/wordprocessingCanvas" xmlns:cx="http://schemas.microsoft.com/office/drawing/2014/chartex" xmlns:cx1="http://schemas.microsoft.com/office/drawing/2015/9/8/chartex" xmlns:cx2="http://schemas.microsoft.com/office/drawing/2015/10/21/chartex" xmlns:cx3="http://schemas.microsoft.com/office/drawing/2016/5/9/chartex" xmlns:cx4="http://schemas.microsoft.com/office/drawing/2016/5/10/chartex" xmlns:cx5="http://schemas.microsoft.com/office/drawing/2016/5/11/chartex" xmlns:cx6="http://schemas.microsoft.com/office/drawing/2016/5/12/chartex" xmlns:cx7="http://schemas.microsoft.com/office/drawing/2016/5/13/chartex" xmlns:cx8="http://schemas.microsoft.com/office/drawing/2016/5/14/chartex" xmlns:mc="http://schemas.openxmlformats.org/markup-compatibility/2006" xmlns:aink="http://schemas.microsoft.com/office/drawing/2016/ink" xmlns:am3d="http://schemas.microsoft.com/office/drawing/2017/model3d" xmlns:o="urn:schemas-microsoft-com:office:office" xmlns:oel="http://schemas.microsoft.com/office/2019/extlst" xmlns:r="http://schemas.openxmlformats.org/officeDocument/2006/relationships" xmlns:m="http://schemas.openxmlformats.org/officeDocument/2006/math" xmlns:v="urn:schemas-microsoft-com:vml" xmlns:wp14="http://schemas.microsoft.com/office/word/2010/wordprocessingDrawing" xmlns:wp="http://schemas.openxmlformats.org/drawingml/2006/wordprocessingDrawing" xmlns:w10="urn:schemas-microsoft-com:office:word" xmlns:w="http://schemas.openxmlformats.org/wordprocessingml/2006/main" xmlns:w14="http://schemas.microsoft.com/office/word/2010/wordml" xmlns:w15="http://schemas.microsoft.com/office/word/2012/wordml" xmlns:w16cex="http://schemas.microsoft.com/office/word/2018/wordml/cex" xmlns:w16cid="http://schemas.microsoft.com/office/word/2016/wordml/cid" xmlns:w16="http://schemas.microsoft.com/office/word/2018/wordml" xmlns:w16du="http://schemas.microsoft.com/office/word/2023/wordml/word16du" xmlns:w16sdtdh="http://schemas.microsoft.com/office/word/2020/wordml/sdtdatahash" xmlns:w16sdtfl="http://schemas.microsoft.com/office/word/2024/wordml/sdtformatlock" xmlns:w16se="http://schemas.microsoft.com/office/word/2015/wordml/symex" xmlns:wpg="http://schemas.microsoft.com/office/word/2010/wordprocessingGroup" xmlns:wpi="http://schemas.microsoft.com/office/word/2010/wordprocessingInk" xmlns:wne="http://schemas.microsoft.com/office/word/2006/wordml" xmlns:wps="http://schemas.microsoft.com/office/word/2010/wordprocessingShape" mc:Ignorable="w14 w15 w16se w16cid w16 w16cex w16sdtdh w16sdtfl w16du wp14">
   <w:tbl>
     <w:tblPr>
       <w:tblStyle w:val="Mriekatabuky"/>
@@ -8585,8 +9744,18 @@
 </w:ftr>
 </file>
 
+<file path=word/footer3.xml><?xml version="1.0" encoding="utf-8"?>
+<w:ftr xmlns:wpc="http://schemas.microsoft.com/office/word/2010/wordprocessingCanvas" xmlns:cx="http://schemas.microsoft.com/office/drawing/2014/chartex" xmlns:cx1="http://schemas.microsoft.com/office/drawing/2015/9/8/chartex" xmlns:cx2="http://schemas.microsoft.com/office/drawing/2015/10/21/chartex" xmlns:cx3="http://schemas.microsoft.com/office/drawing/2016/5/9/chartex" xmlns:cx4="http://schemas.microsoft.com/office/drawing/2016/5/10/chartex" xmlns:cx5="http://schemas.microsoft.com/office/drawing/2016/5/11/chartex" xmlns:cx6="http://schemas.microsoft.com/office/drawing/2016/5/12/chartex" xmlns:cx7="http://schemas.microsoft.com/office/drawing/2016/5/13/chartex" xmlns:cx8="http://schemas.microsoft.com/office/drawing/2016/5/14/chartex" xmlns:mc="http://schemas.openxmlformats.org/markup-compatibility/2006" xmlns:aink="http://schemas.microsoft.com/office/drawing/2016/ink" xmlns:am3d="http://schemas.microsoft.com/office/drawing/2017/model3d" xmlns:o="urn:schemas-microsoft-com:office:office" xmlns:oel="http://schemas.microsoft.com/office/2019/extlst" xmlns:r="http://schemas.openxmlformats.org/officeDocument/2006/relationships" xmlns:m="http://schemas.openxmlformats.org/officeDocument/2006/math" xmlns:v="urn:schemas-microsoft-com:vml" xmlns:wp14="http://schemas.microsoft.com/office/word/2010/wordprocessingDrawing" xmlns:wp="http://schemas.openxmlformats.org/drawingml/2006/wordprocessingDrawing" xmlns:w10="urn:schemas-microsoft-com:office:word" xmlns:w="http://schemas.openxmlformats.org/wordprocessingml/2006/main" xmlns:w14="http://schemas.microsoft.com/office/word/2010/wordml" xmlns:w15="http://schemas.microsoft.com/office/word/2012/wordml" xmlns:w16cex="http://schemas.microsoft.com/office/word/2018/wordml/cex" xmlns:w16cid="http://schemas.microsoft.com/office/word/2016/wordml/cid" xmlns:w16="http://schemas.microsoft.com/office/word/2018/wordml" xmlns:w16du="http://schemas.microsoft.com/office/word/2023/wordml/word16du" xmlns:w16sdtdh="http://schemas.microsoft.com/office/word/2020/wordml/sdtdatahash" xmlns:w16sdtfl="http://schemas.microsoft.com/office/word/2024/wordml/sdtformatlock" xmlns:w16se="http://schemas.microsoft.com/office/word/2015/wordml/symex" xmlns:wpg="http://schemas.microsoft.com/office/word/2010/wordprocessingGroup" xmlns:wpi="http://schemas.microsoft.com/office/word/2010/wordprocessingInk" xmlns:wne="http://schemas.microsoft.com/office/word/2006/wordml" xmlns:wps="http://schemas.microsoft.com/office/word/2010/wordprocessingShape" mc:Ignorable="w14 w15 w16se w16cid w16 w16cex w16sdtdh w16sdtfl w16du wp14">
+  <w:p>
+    <w:pPr>
+      <w:pStyle w:val="Pta"/>
+    </w:pPr>
+  </w:p>
+</w:ftr>
+</file>
+
 <file path=word/footnotes.xml><?xml version="1.0" encoding="utf-8"?>
-<w:footnotes xmlns:wpc="http://schemas.microsoft.com/office/word/2010/wordprocessingCanvas" xmlns:cx="http://schemas.microsoft.com/office/drawing/2014/chartex" xmlns:cx1="http://schemas.microsoft.com/office/drawing/2015/9/8/chartex" xmlns:cx2="http://schemas.microsoft.com/office/drawing/2015/10/21/chartex" xmlns:cx3="http://schemas.microsoft.com/office/drawing/2016/5/9/chartex" xmlns:cx4="http://schemas.microsoft.com/office/drawing/2016/5/10/chartex" xmlns:cx5="http://schemas.microsoft.com/office/drawing/2016/5/11/chartex" xmlns:cx6="http://schemas.microsoft.com/office/drawing/2016/5/12/chartex" xmlns:cx7="http://schemas.microsoft.com/office/drawing/2016/5/13/chartex" xmlns:cx8="http://schemas.microsoft.com/office/drawing/2016/5/14/chartex" xmlns:mc="http://schemas.openxmlformats.org/markup-compatibility/2006" xmlns:aink="http://schemas.microsoft.com/office/drawing/2016/ink" xmlns:am3d="http://schemas.microsoft.com/office/drawing/2017/model3d" xmlns:o="urn:schemas-microsoft-com:office:office" xmlns:oel="http://schemas.microsoft.com/office/2019/extlst" xmlns:r="http://schemas.openxmlformats.org/officeDocument/2006/relationships" xmlns:m="http://schemas.openxmlformats.org/officeDocument/2006/math" xmlns:v="urn:schemas-microsoft-com:vml" xmlns:wp14="http://schemas.microsoft.com/office/word/2010/wordprocessingDrawing" xmlns:wp="http://schemas.openxmlformats.org/drawingml/2006/wordprocessingDrawing" xmlns:w10="urn:schemas-microsoft-com:office:word" xmlns:w="http://schemas.openxmlformats.org/wordprocessingml/2006/main" xmlns:w14="http://schemas.microsoft.com/office/word/2010/wordml" xmlns:w15="http://schemas.microsoft.com/office/word/2012/wordml" xmlns:w16cex="http://schemas.microsoft.com/office/word/2018/wordml/cex" xmlns:w16cid="http://schemas.microsoft.com/office/word/2016/wordml/cid" xmlns:w16="http://schemas.microsoft.com/office/word/2018/wordml" xmlns:w16du="http://schemas.microsoft.com/office/word/2023/wordml/word16du" xmlns:w16sdtdh="http://schemas.microsoft.com/office/word/2020/wordml/sdtdatahash" xmlns:w16se="http://schemas.microsoft.com/office/word/2015/wordml/symex" xmlns:wpg="http://schemas.microsoft.com/office/word/2010/wordprocessingGroup" xmlns:wpi="http://schemas.microsoft.com/office/word/2010/wordprocessingInk" xmlns:wne="http://schemas.microsoft.com/office/word/2006/wordml" xmlns:wps="http://schemas.microsoft.com/office/word/2010/wordprocessingShape" mc:Ignorable="w14 w15 w16se w16cid w16 w16cex w16sdtdh w16du wp14">
+<w:footnotes xmlns:wpc="http://schemas.microsoft.com/office/word/2010/wordprocessingCanvas" xmlns:cx="http://schemas.microsoft.com/office/drawing/2014/chartex" xmlns:cx1="http://schemas.microsoft.com/office/drawing/2015/9/8/chartex" xmlns:cx2="http://schemas.microsoft.com/office/drawing/2015/10/21/chartex" xmlns:cx3="http://schemas.microsoft.com/office/drawing/2016/5/9/chartex" xmlns:cx4="http://schemas.microsoft.com/office/drawing/2016/5/10/chartex" xmlns:cx5="http://schemas.microsoft.com/office/drawing/2016/5/11/chartex" xmlns:cx6="http://schemas.microsoft.com/office/drawing/2016/5/12/chartex" xmlns:cx7="http://schemas.microsoft.com/office/drawing/2016/5/13/chartex" xmlns:cx8="http://schemas.microsoft.com/office/drawing/2016/5/14/chartex" xmlns:mc="http://schemas.openxmlformats.org/markup-compatibility/2006" xmlns:aink="http://schemas.microsoft.com/office/drawing/2016/ink" xmlns:am3d="http://schemas.microsoft.com/office/drawing/2017/model3d" xmlns:o="urn:schemas-microsoft-com:office:office" xmlns:oel="http://schemas.microsoft.com/office/2019/extlst" xmlns:r="http://schemas.openxmlformats.org/officeDocument/2006/relationships" xmlns:m="http://schemas.openxmlformats.org/officeDocument/2006/math" xmlns:v="urn:schemas-microsoft-com:vml" xmlns:wp14="http://schemas.microsoft.com/office/word/2010/wordprocessingDrawing" xmlns:wp="http://schemas.openxmlformats.org/drawingml/2006/wordprocessingDrawing" xmlns:w10="urn:schemas-microsoft-com:office:word" xmlns:w="http://schemas.openxmlformats.org/wordprocessingml/2006/main" xmlns:w14="http://schemas.microsoft.com/office/word/2010/wordml" xmlns:w15="http://schemas.microsoft.com/office/word/2012/wordml" xmlns:w16cex="http://schemas.microsoft.com/office/word/2018/wordml/cex" xmlns:w16cid="http://schemas.microsoft.com/office/word/2016/wordml/cid" xmlns:w16="http://schemas.microsoft.com/office/word/2018/wordml" xmlns:w16du="http://schemas.microsoft.com/office/word/2023/wordml/word16du" xmlns:w16sdtdh="http://schemas.microsoft.com/office/word/2020/wordml/sdtdatahash" xmlns:w16sdtfl="http://schemas.microsoft.com/office/word/2024/wordml/sdtformatlock" xmlns:w16se="http://schemas.microsoft.com/office/word/2015/wordml/symex" xmlns:wpg="http://schemas.microsoft.com/office/word/2010/wordprocessingGroup" xmlns:wpi="http://schemas.microsoft.com/office/word/2010/wordprocessingInk" xmlns:wne="http://schemas.microsoft.com/office/word/2006/wordml" xmlns:wps="http://schemas.microsoft.com/office/word/2010/wordprocessingShape" mc:Ignorable="w14 w15 w16se w16cid w16 w16cex w16sdtdh w16sdtfl w16du wp14">
   <w:footnote w:type="separator" w:id="-1">
     <w:p>
       <w:pPr>
@@ -8611,7 +9780,17 @@
 </file>
 
 <file path=word/header1.xml><?xml version="1.0" encoding="utf-8"?>
-<w:hdr xmlns:wpc="http://schemas.microsoft.com/office/word/2010/wordprocessingCanvas" xmlns:cx="http://schemas.microsoft.com/office/drawing/2014/chartex" xmlns:cx1="http://schemas.microsoft.com/office/drawing/2015/9/8/chartex" xmlns:cx2="http://schemas.microsoft.com/office/drawing/2015/10/21/chartex" xmlns:cx3="http://schemas.microsoft.com/office/drawing/2016/5/9/chartex" xmlns:cx4="http://schemas.microsoft.com/office/drawing/2016/5/10/chartex" xmlns:cx5="http://schemas.microsoft.com/office/drawing/2016/5/11/chartex" xmlns:cx6="http://schemas.microsoft.com/office/drawing/2016/5/12/chartex" xmlns:cx7="http://schemas.microsoft.com/office/drawing/2016/5/13/chartex" xmlns:cx8="http://schemas.microsoft.com/office/drawing/2016/5/14/chartex" xmlns:mc="http://schemas.openxmlformats.org/markup-compatibility/2006" xmlns:aink="http://schemas.microsoft.com/office/drawing/2016/ink" xmlns:am3d="http://schemas.microsoft.com/office/drawing/2017/model3d" xmlns:o="urn:schemas-microsoft-com:office:office" xmlns:oel="http://schemas.microsoft.com/office/2019/extlst" xmlns:r="http://schemas.openxmlformats.org/officeDocument/2006/relationships" xmlns:m="http://schemas.openxmlformats.org/officeDocument/2006/math" xmlns:v="urn:schemas-microsoft-com:vml" xmlns:wp14="http://schemas.microsoft.com/office/word/2010/wordprocessingDrawing" xmlns:wp="http://schemas.openxmlformats.org/drawingml/2006/wordprocessingDrawing" xmlns:w10="urn:schemas-microsoft-com:office:word" xmlns:w="http://schemas.openxmlformats.org/wordprocessingml/2006/main" xmlns:w14="http://schemas.microsoft.com/office/word/2010/wordml" xmlns:w15="http://schemas.microsoft.com/office/word/2012/wordml" xmlns:w16cex="http://schemas.microsoft.com/office/word/2018/wordml/cex" xmlns:w16cid="http://schemas.microsoft.com/office/word/2016/wordml/cid" xmlns:w16="http://schemas.microsoft.com/office/word/2018/wordml" xmlns:w16du="http://schemas.microsoft.com/office/word/2023/wordml/word16du" xmlns:w16sdtdh="http://schemas.microsoft.com/office/word/2020/wordml/sdtdatahash" xmlns:w16se="http://schemas.microsoft.com/office/word/2015/wordml/symex" xmlns:wpg="http://schemas.microsoft.com/office/word/2010/wordprocessingGroup" xmlns:wpi="http://schemas.microsoft.com/office/word/2010/wordprocessingInk" xmlns:wne="http://schemas.microsoft.com/office/word/2006/wordml" xmlns:wps="http://schemas.microsoft.com/office/word/2010/wordprocessingShape" mc:Ignorable="w14 w15 w16se w16cid w16 w16cex w16sdtdh w16du wp14">
+<w:hdr xmlns:wpc="http://schemas.microsoft.com/office/word/2010/wordprocessingCanvas" xmlns:cx="http://schemas.microsoft.com/office/drawing/2014/chartex" xmlns:cx1="http://schemas.microsoft.com/office/drawing/2015/9/8/chartex" xmlns:cx2="http://schemas.microsoft.com/office/drawing/2015/10/21/chartex" xmlns:cx3="http://schemas.microsoft.com/office/drawing/2016/5/9/chartex" xmlns:cx4="http://schemas.microsoft.com/office/drawing/2016/5/10/chartex" xmlns:cx5="http://schemas.microsoft.com/office/drawing/2016/5/11/chartex" xmlns:cx6="http://schemas.microsoft.com/office/drawing/2016/5/12/chartex" xmlns:cx7="http://schemas.microsoft.com/office/drawing/2016/5/13/chartex" xmlns:cx8="http://schemas.microsoft.com/office/drawing/2016/5/14/chartex" xmlns:mc="http://schemas.openxmlformats.org/markup-compatibility/2006" xmlns:aink="http://schemas.microsoft.com/office/drawing/2016/ink" xmlns:am3d="http://schemas.microsoft.com/office/drawing/2017/model3d" xmlns:o="urn:schemas-microsoft-com:office:office" xmlns:oel="http://schemas.microsoft.com/office/2019/extlst" xmlns:r="http://schemas.openxmlformats.org/officeDocument/2006/relationships" xmlns:m="http://schemas.openxmlformats.org/officeDocument/2006/math" xmlns:v="urn:schemas-microsoft-com:vml" xmlns:wp14="http://schemas.microsoft.com/office/word/2010/wordprocessingDrawing" xmlns:wp="http://schemas.openxmlformats.org/drawingml/2006/wordprocessingDrawing" xmlns:w10="urn:schemas-microsoft-com:office:word" xmlns:w="http://schemas.openxmlformats.org/wordprocessingml/2006/main" xmlns:w14="http://schemas.microsoft.com/office/word/2010/wordml" xmlns:w15="http://schemas.microsoft.com/office/word/2012/wordml" xmlns:w16cex="http://schemas.microsoft.com/office/word/2018/wordml/cex" xmlns:w16cid="http://schemas.microsoft.com/office/word/2016/wordml/cid" xmlns:w16="http://schemas.microsoft.com/office/word/2018/wordml" xmlns:w16du="http://schemas.microsoft.com/office/word/2023/wordml/word16du" xmlns:w16sdtdh="http://schemas.microsoft.com/office/word/2020/wordml/sdtdatahash" xmlns:w16sdtfl="http://schemas.microsoft.com/office/word/2024/wordml/sdtformatlock" xmlns:w16se="http://schemas.microsoft.com/office/word/2015/wordml/symex" xmlns:wpg="http://schemas.microsoft.com/office/word/2010/wordprocessingGroup" xmlns:wpi="http://schemas.microsoft.com/office/word/2010/wordprocessingInk" xmlns:wne="http://schemas.microsoft.com/office/word/2006/wordml" xmlns:wps="http://schemas.microsoft.com/office/word/2010/wordprocessingShape" mc:Ignorable="w14 w15 w16se w16cid w16 w16cex w16sdtdh w16sdtfl w16du wp14">
+  <w:p>
+    <w:pPr>
+      <w:pStyle w:val="Hlavika"/>
+    </w:pPr>
+  </w:p>
+</w:hdr>
+</file>
+
+<file path=word/header2.xml><?xml version="1.0" encoding="utf-8"?>
+<w:hdr xmlns:wpc="http://schemas.microsoft.com/office/word/2010/wordprocessingCanvas" xmlns:cx="http://schemas.microsoft.com/office/drawing/2014/chartex" xmlns:cx1="http://schemas.microsoft.com/office/drawing/2015/9/8/chartex" xmlns:cx2="http://schemas.microsoft.com/office/drawing/2015/10/21/chartex" xmlns:cx3="http://schemas.microsoft.com/office/drawing/2016/5/9/chartex" xmlns:cx4="http://schemas.microsoft.com/office/drawing/2016/5/10/chartex" xmlns:cx5="http://schemas.microsoft.com/office/drawing/2016/5/11/chartex" xmlns:cx6="http://schemas.microsoft.com/office/drawing/2016/5/12/chartex" xmlns:cx7="http://schemas.microsoft.com/office/drawing/2016/5/13/chartex" xmlns:cx8="http://schemas.microsoft.com/office/drawing/2016/5/14/chartex" xmlns:mc="http://schemas.openxmlformats.org/markup-compatibility/2006" xmlns:aink="http://schemas.microsoft.com/office/drawing/2016/ink" xmlns:am3d="http://schemas.microsoft.com/office/drawing/2017/model3d" xmlns:o="urn:schemas-microsoft-com:office:office" xmlns:oel="http://schemas.microsoft.com/office/2019/extlst" xmlns:r="http://schemas.openxmlformats.org/officeDocument/2006/relationships" xmlns:m="http://schemas.openxmlformats.org/officeDocument/2006/math" xmlns:v="urn:schemas-microsoft-com:vml" xmlns:wp14="http://schemas.microsoft.com/office/word/2010/wordprocessingDrawing" xmlns:wp="http://schemas.openxmlformats.org/drawingml/2006/wordprocessingDrawing" xmlns:w10="urn:schemas-microsoft-com:office:word" xmlns:w="http://schemas.openxmlformats.org/wordprocessingml/2006/main" xmlns:w14="http://schemas.microsoft.com/office/word/2010/wordml" xmlns:w15="http://schemas.microsoft.com/office/word/2012/wordml" xmlns:w16cex="http://schemas.microsoft.com/office/word/2018/wordml/cex" xmlns:w16cid="http://schemas.microsoft.com/office/word/2016/wordml/cid" xmlns:w16="http://schemas.microsoft.com/office/word/2018/wordml" xmlns:w16du="http://schemas.microsoft.com/office/word/2023/wordml/word16du" xmlns:w16sdtdh="http://schemas.microsoft.com/office/word/2020/wordml/sdtdatahash" xmlns:w16sdtfl="http://schemas.microsoft.com/office/word/2024/wordml/sdtformatlock" xmlns:w16se="http://schemas.microsoft.com/office/word/2015/wordml/symex" xmlns:wpg="http://schemas.microsoft.com/office/word/2010/wordprocessingGroup" xmlns:wpi="http://schemas.microsoft.com/office/word/2010/wordprocessingInk" xmlns:wne="http://schemas.microsoft.com/office/word/2006/wordml" xmlns:wps="http://schemas.microsoft.com/office/word/2010/wordprocessingShape" mc:Ignorable="w14 w15 w16se w16cid w16 w16cex w16sdtdh w16sdtfl w16du wp14">
   <w:tbl>
     <w:tblPr>
       <w:tblStyle w:val="Mriekatabuky"/>
@@ -8766,8 +9945,18 @@
 </w:hdr>
 </file>
 
+<file path=word/header3.xml><?xml version="1.0" encoding="utf-8"?>
+<w:hdr xmlns:wpc="http://schemas.microsoft.com/office/word/2010/wordprocessingCanvas" xmlns:cx="http://schemas.microsoft.com/office/drawing/2014/chartex" xmlns:cx1="http://schemas.microsoft.com/office/drawing/2015/9/8/chartex" xmlns:cx2="http://schemas.microsoft.com/office/drawing/2015/10/21/chartex" xmlns:cx3="http://schemas.microsoft.com/office/drawing/2016/5/9/chartex" xmlns:cx4="http://schemas.microsoft.com/office/drawing/2016/5/10/chartex" xmlns:cx5="http://schemas.microsoft.com/office/drawing/2016/5/11/chartex" xmlns:cx6="http://schemas.microsoft.com/office/drawing/2016/5/12/chartex" xmlns:cx7="http://schemas.microsoft.com/office/drawing/2016/5/13/chartex" xmlns:cx8="http://schemas.microsoft.com/office/drawing/2016/5/14/chartex" xmlns:mc="http://schemas.openxmlformats.org/markup-compatibility/2006" xmlns:aink="http://schemas.microsoft.com/office/drawing/2016/ink" xmlns:am3d="http://schemas.microsoft.com/office/drawing/2017/model3d" xmlns:o="urn:schemas-microsoft-com:office:office" xmlns:oel="http://schemas.microsoft.com/office/2019/extlst" xmlns:r="http://schemas.openxmlformats.org/officeDocument/2006/relationships" xmlns:m="http://schemas.openxmlformats.org/officeDocument/2006/math" xmlns:v="urn:schemas-microsoft-com:vml" xmlns:wp14="http://schemas.microsoft.com/office/word/2010/wordprocessingDrawing" xmlns:wp="http://schemas.openxmlformats.org/drawingml/2006/wordprocessingDrawing" xmlns:w10="urn:schemas-microsoft-com:office:word" xmlns:w="http://schemas.openxmlformats.org/wordprocessingml/2006/main" xmlns:w14="http://schemas.microsoft.com/office/word/2010/wordml" xmlns:w15="http://schemas.microsoft.com/office/word/2012/wordml" xmlns:w16cex="http://schemas.microsoft.com/office/word/2018/wordml/cex" xmlns:w16cid="http://schemas.microsoft.com/office/word/2016/wordml/cid" xmlns:w16="http://schemas.microsoft.com/office/word/2018/wordml" xmlns:w16du="http://schemas.microsoft.com/office/word/2023/wordml/word16du" xmlns:w16sdtdh="http://schemas.microsoft.com/office/word/2020/wordml/sdtdatahash" xmlns:w16sdtfl="http://schemas.microsoft.com/office/word/2024/wordml/sdtformatlock" xmlns:w16se="http://schemas.microsoft.com/office/word/2015/wordml/symex" xmlns:wpg="http://schemas.microsoft.com/office/word/2010/wordprocessingGroup" xmlns:wpi="http://schemas.microsoft.com/office/word/2010/wordprocessingInk" xmlns:wne="http://schemas.microsoft.com/office/word/2006/wordml" xmlns:wps="http://schemas.microsoft.com/office/word/2010/wordprocessingShape" mc:Ignorable="w14 w15 w16se w16cid w16 w16cex w16sdtdh w16sdtfl w16du wp14">
+  <w:p>
+    <w:pPr>
+      <w:pStyle w:val="Hlavika"/>
+    </w:pPr>
+  </w:p>
+</w:hdr>
+</file>
+
 <file path=word/numbering.xml><?xml version="1.0" encoding="utf-8"?>
-<w:numbering xmlns:wpc="http://schemas.microsoft.com/office/word/2010/wordprocessingCanvas" xmlns:cx="http://schemas.microsoft.com/office/drawing/2014/chartex" xmlns:cx1="http://schemas.microsoft.com/office/drawing/2015/9/8/chartex" xmlns:cx2="http://schemas.microsoft.com/office/drawing/2015/10/21/chartex" xmlns:cx3="http://schemas.microsoft.com/office/drawing/2016/5/9/chartex" xmlns:cx4="http://schemas.microsoft.com/office/drawing/2016/5/10/chartex" xmlns:cx5="http://schemas.microsoft.com/office/drawing/2016/5/11/chartex" xmlns:cx6="http://schemas.microsoft.com/office/drawing/2016/5/12/chartex" xmlns:cx7="http://schemas.microsoft.com/office/drawing/2016/5/13/chartex" xmlns:cx8="http://schemas.microsoft.com/office/drawing/2016/5/14/chartex" xmlns:mc="http://schemas.openxmlformats.org/markup-compatibility/2006" xmlns:aink="http://schemas.microsoft.com/office/drawing/2016/ink" xmlns:am3d="http://schemas.microsoft.com/office/drawing/2017/model3d" xmlns:o="urn:schemas-microsoft-com:office:office" xmlns:oel="http://schemas.microsoft.com/office/2019/extlst" xmlns:r="http://schemas.openxmlformats.org/officeDocument/2006/relationships" xmlns:m="http://schemas.openxmlformats.org/officeDocument/2006/math" xmlns:v="urn:schemas-microsoft-com:vml" xmlns:wp14="http://schemas.microsoft.com/office/word/2010/wordprocessingDrawing" xmlns:wp="http://schemas.openxmlformats.org/drawingml/2006/wordprocessingDrawing" xmlns:w10="urn:schemas-microsoft-com:office:word" xmlns:w="http://schemas.openxmlformats.org/wordprocessingml/2006/main" xmlns:w14="http://schemas.microsoft.com/office/word/2010/wordml" xmlns:w15="http://schemas.microsoft.com/office/word/2012/wordml" xmlns:w16cex="http://schemas.microsoft.com/office/word/2018/wordml/cex" xmlns:w16cid="http://schemas.microsoft.com/office/word/2016/wordml/cid" xmlns:w16="http://schemas.microsoft.com/office/word/2018/wordml" xmlns:w16du="http://schemas.microsoft.com/office/word/2023/wordml/word16du" xmlns:w16sdtdh="http://schemas.microsoft.com/office/word/2020/wordml/sdtdatahash" xmlns:w16se="http://schemas.microsoft.com/office/word/2015/wordml/symex" xmlns:wpg="http://schemas.microsoft.com/office/word/2010/wordprocessingGroup" xmlns:wpi="http://schemas.microsoft.com/office/word/2010/wordprocessingInk" xmlns:wne="http://schemas.microsoft.com/office/word/2006/wordml" xmlns:wps="http://schemas.microsoft.com/office/word/2010/wordprocessingShape" mc:Ignorable="w14 w15 w16se w16cid w16 w16cex w16sdtdh w16du wp14">
+<w:numbering xmlns:wpc="http://schemas.microsoft.com/office/word/2010/wordprocessingCanvas" xmlns:cx="http://schemas.microsoft.com/office/drawing/2014/chartex" xmlns:cx1="http://schemas.microsoft.com/office/drawing/2015/9/8/chartex" xmlns:cx2="http://schemas.microsoft.com/office/drawing/2015/10/21/chartex" xmlns:cx3="http://schemas.microsoft.com/office/drawing/2016/5/9/chartex" xmlns:cx4="http://schemas.microsoft.com/office/drawing/2016/5/10/chartex" xmlns:cx5="http://schemas.microsoft.com/office/drawing/2016/5/11/chartex" xmlns:cx6="http://schemas.microsoft.com/office/drawing/2016/5/12/chartex" xmlns:cx7="http://schemas.microsoft.com/office/drawing/2016/5/13/chartex" xmlns:cx8="http://schemas.microsoft.com/office/drawing/2016/5/14/chartex" xmlns:mc="http://schemas.openxmlformats.org/markup-compatibility/2006" xmlns:aink="http://schemas.microsoft.com/office/drawing/2016/ink" xmlns:am3d="http://schemas.microsoft.com/office/drawing/2017/model3d" xmlns:o="urn:schemas-microsoft-com:office:office" xmlns:oel="http://schemas.microsoft.com/office/2019/extlst" xmlns:r="http://schemas.openxmlformats.org/officeDocument/2006/relationships" xmlns:m="http://schemas.openxmlformats.org/officeDocument/2006/math" xmlns:v="urn:schemas-microsoft-com:vml" xmlns:wp14="http://schemas.microsoft.com/office/word/2010/wordprocessingDrawing" xmlns:wp="http://schemas.openxmlformats.org/drawingml/2006/wordprocessingDrawing" xmlns:w10="urn:schemas-microsoft-com:office:word" xmlns:w="http://schemas.openxmlformats.org/wordprocessingml/2006/main" xmlns:w14="http://schemas.microsoft.com/office/word/2010/wordml" xmlns:w15="http://schemas.microsoft.com/office/word/2012/wordml" xmlns:w16cex="http://schemas.microsoft.com/office/word/2018/wordml/cex" xmlns:w16cid="http://schemas.microsoft.com/office/word/2016/wordml/cid" xmlns:w16="http://schemas.microsoft.com/office/word/2018/wordml" xmlns:w16du="http://schemas.microsoft.com/office/word/2023/wordml/word16du" xmlns:w16sdtdh="http://schemas.microsoft.com/office/word/2020/wordml/sdtdatahash" xmlns:w16sdtfl="http://schemas.microsoft.com/office/word/2024/wordml/sdtformatlock" xmlns:w16se="http://schemas.microsoft.com/office/word/2015/wordml/symex" xmlns:wpg="http://schemas.microsoft.com/office/word/2010/wordprocessingGroup" xmlns:wpi="http://schemas.microsoft.com/office/word/2010/wordprocessingInk" xmlns:wne="http://schemas.microsoft.com/office/word/2006/wordml" xmlns:wps="http://schemas.microsoft.com/office/word/2010/wordprocessingShape" mc:Ignorable="w14 w15 w16se w16cid w16 w16cex w16sdtdh w16sdtfl w16du wp14">
   <w:abstractNum w:abstractNumId="0" w15:restartNumberingAfterBreak="0">
     <w:nsid w:val="12557795"/>
     <w:multiLevelType w:val="hybridMultilevel"/>
@@ -9004,7 +10193,7 @@
 </file>
 
 <file path=word/styles.xml><?xml version="1.0" encoding="utf-8"?>
-<w:styles xmlns:mc="http://schemas.openxmlformats.org/markup-compatibility/2006" xmlns:r="http://schemas.openxmlformats.org/officeDocument/2006/relationships" xmlns:w="http://schemas.openxmlformats.org/wordprocessingml/2006/main" xmlns:w14="http://schemas.microsoft.com/office/word/2010/wordml" xmlns:w15="http://schemas.microsoft.com/office/word/2012/wordml" xmlns:w16cex="http://schemas.microsoft.com/office/word/2018/wordml/cex" xmlns:w16cid="http://schemas.microsoft.com/office/word/2016/wordml/cid" xmlns:w16="http://schemas.microsoft.com/office/word/2018/wordml" xmlns:w16du="http://schemas.microsoft.com/office/word/2023/wordml/word16du" xmlns:w16sdtdh="http://schemas.microsoft.com/office/word/2020/wordml/sdtdatahash" xmlns:w16se="http://schemas.microsoft.com/office/word/2015/wordml/symex" mc:Ignorable="w14 w15 w16se w16cid w16 w16cex w16sdtdh w16du">
+<w:styles xmlns:mc="http://schemas.openxmlformats.org/markup-compatibility/2006" xmlns:r="http://schemas.openxmlformats.org/officeDocument/2006/relationships" xmlns:w="http://schemas.openxmlformats.org/wordprocessingml/2006/main" xmlns:w14="http://schemas.microsoft.com/office/word/2010/wordml" xmlns:w15="http://schemas.microsoft.com/office/word/2012/wordml" xmlns:w16cex="http://schemas.microsoft.com/office/word/2018/wordml/cex" xmlns:w16cid="http://schemas.microsoft.com/office/word/2016/wordml/cid" xmlns:w16="http://schemas.microsoft.com/office/word/2018/wordml" xmlns:w16du="http://schemas.microsoft.com/office/word/2023/wordml/word16du" xmlns:w16sdtdh="http://schemas.microsoft.com/office/word/2020/wordml/sdtdatahash" xmlns:w16sdtfl="http://schemas.microsoft.com/office/word/2024/wordml/sdtformatlock" xmlns:w16se="http://schemas.microsoft.com/office/word/2015/wordml/symex" mc:Ignorable="w14 w15 w16se w16cid w16 w16cex w16sdtdh w16sdtfl w16du">
   <w:docDefaults>
     <w:rPrDefault>
       <w:rPr>
@@ -9516,6 +10705,15 @@
       <w:contextualSpacing/>
     </w:pPr>
   </w:style>
+  <w:style w:type="paragraph" w:customStyle="1" w:styleId="Normal">
+    <w:name w:val="Normal"/>
+    <w:basedOn w:val="Normlny"/>
+    <w:rsid w:val="0091603F"/>
+    <w:rPr>
+      <w:rFonts w:ascii="Calibri" w:hAnsi="Calibri" w:cs="Calibri"/>
+      <w:kern w:val="2"/>
+    </w:rPr>
+  </w:style>
 </w:styles>
 </file>
 
